--- a/_Documentos_para_aulas/Roteiro para Elaboração de Projeto de Website.docx
+++ b/_Documentos_para_aulas/Roteiro para Elaboração de Projeto de Website.docx
@@ -21,19 +21,48 @@
     </w:p>
     <w:p>
       <w:pPr>
-        <w:rPr>
-          <w:rFonts w:ascii="Calibri" w:hAnsi="Calibri" w:cs="Calibri"/>
-          <w:b/>
-          <w:bCs/>
-        </w:rPr>
-      </w:pPr>
-      <w:r>
-        <w:rPr>
-          <w:rFonts w:ascii="Calibri" w:hAnsi="Calibri" w:cs="Calibri"/>
-          <w:b/>
-          <w:bCs/>
-        </w:rPr>
-        <w:t>Disciplina: Web Front-End</w:t>
+        <w:pBdr>
+          <w:top w:val="single" w:sz="4" w:space="1" w:color="auto"/>
+          <w:left w:val="single" w:sz="4" w:space="4" w:color="auto"/>
+          <w:bottom w:val="single" w:sz="4" w:space="1" w:color="auto"/>
+          <w:right w:val="single" w:sz="4" w:space="4" w:color="auto"/>
+        </w:pBdr>
+        <w:shd w:val="clear" w:color="auto" w:fill="FF99FF"/>
+        <w:rPr>
+          <w:rFonts w:ascii="Calibri" w:hAnsi="Calibri" w:cs="Calibri"/>
+          <w:b/>
+          <w:bCs/>
+        </w:rPr>
+      </w:pPr>
+      <w:r>
+        <w:rPr>
+          <w:rFonts w:ascii="Calibri" w:hAnsi="Calibri" w:cs="Calibri"/>
+        </w:rPr>
+        <w:t xml:space="preserve">Este roteiro indica quais são as informações mínimas que podem auxiliar o desenvolvimento de um website, que pode ser composto por uma ou mais </w:t>
+      </w:r>
+      <w:proofErr w:type="spellStart"/>
+      <w:r>
+        <w:rPr>
+          <w:rFonts w:ascii="Calibri" w:hAnsi="Calibri" w:cs="Calibri"/>
+        </w:rPr>
+        <w:t>página.</w:t>
+      </w:r>
+      <w:r>
+        <w:rPr>
+          <w:rFonts w:ascii="Calibri" w:hAnsi="Calibri" w:cs="Calibri"/>
+          <w:b/>
+          <w:bCs/>
+        </w:rPr>
+        <w:t>Disciplina</w:t>
+      </w:r>
+      <w:proofErr w:type="spellEnd"/>
+      <w:r>
+        <w:rPr>
+          <w:rFonts w:ascii="Calibri" w:hAnsi="Calibri" w:cs="Calibri"/>
+          <w:b/>
+          <w:bCs/>
+        </w:rPr>
+        <w:t>: Web Front-End</w:t>
       </w:r>
     </w:p>
     <w:p>
@@ -47,7 +76,7 @@
           <w:rFonts w:ascii="Calibri" w:hAnsi="Calibri" w:cs="Calibri"/>
         </w:rPr>
         <w:pict w14:anchorId="0E4C3B09">
-          <v:rect id="_x0000_i1246" style="width:0;height:1.5pt" o:hralign="center" o:hrstd="t" o:hr="t" fillcolor="#a0a0a0" stroked="f"/>
+          <v:rect id="_x0000_i1025" style="width:0;height:1.5pt" o:hralign="center" o:hrstd="t" o:hr="t" fillcolor="#a0a0a0" stroked="f"/>
         </w:pict>
       </w:r>
     </w:p>
@@ -231,7 +260,7 @@
           <w:rFonts w:ascii="Calibri" w:hAnsi="Calibri" w:cs="Calibri"/>
         </w:rPr>
         <w:pict w14:anchorId="76CAB1C2">
-          <v:rect id="_x0000_i1097" style="width:0;height:1.5pt" o:hralign="center" o:hrstd="t" o:hr="t" fillcolor="#a0a0a0" stroked="f"/>
+          <v:rect id="_x0000_i1026" style="width:0;height:1.5pt" o:hralign="center" o:hrstd="t" o:hr="t" fillcolor="#a0a0a0" stroked="f"/>
         </w:pict>
       </w:r>
     </w:p>
@@ -316,7 +345,7 @@
           <w:rFonts w:ascii="Calibri" w:hAnsi="Calibri" w:cs="Calibri"/>
         </w:rPr>
         <w:pict w14:anchorId="59124A2C">
-          <v:rect id="_x0000_i1098" style="width:0;height:1.5pt" o:hralign="center" o:hrstd="t" o:hr="t" fillcolor="#a0a0a0" stroked="f"/>
+          <v:rect id="_x0000_i1027" style="width:0;height:1.5pt" o:hralign="center" o:hrstd="t" o:hr="t" fillcolor="#a0a0a0" stroked="f"/>
         </w:pict>
       </w:r>
     </w:p>
@@ -452,7 +481,7 @@
           <w:rFonts w:ascii="Calibri" w:hAnsi="Calibri" w:cs="Calibri"/>
         </w:rPr>
         <w:pict w14:anchorId="2DB46D00">
-          <v:rect id="_x0000_i1099" style="width:0;height:1.5pt" o:hralign="center" o:hrstd="t" o:hr="t" fillcolor="#a0a0a0" stroked="f"/>
+          <v:rect id="_x0000_i1028" style="width:0;height:1.5pt" o:hralign="center" o:hrstd="t" o:hr="t" fillcolor="#a0a0a0" stroked="f"/>
         </w:pict>
       </w:r>
     </w:p>
@@ -588,7 +617,7 @@
           <w:rFonts w:ascii="Calibri" w:hAnsi="Calibri" w:cs="Calibri"/>
         </w:rPr>
         <w:pict w14:anchorId="7DC66BDE">
-          <v:rect id="_x0000_i1100" style="width:0;height:1.5pt" o:hralign="center" o:hrstd="t" o:hr="t" fillcolor="#a0a0a0" stroked="f"/>
+          <v:rect id="_x0000_i1029" style="width:0;height:1.5pt" o:hralign="center" o:hrstd="t" o:hr="t" fillcolor="#a0a0a0" stroked="f"/>
         </w:pict>
       </w:r>
     </w:p>
@@ -611,7 +640,7 @@
     </w:p>
     <w:p>
       <w:pPr>
-        <w:spacing w:after="0"/>
+        <w:spacing w:after="0" w:line="240" w:lineRule="auto"/>
         <w:rPr>
           <w:rFonts w:ascii="Calibri" w:hAnsi="Calibri" w:cs="Calibri"/>
         </w:rPr>
@@ -712,6 +741,7 @@
           <w:i/>
           <w:iCs/>
         </w:rPr>
+        <w:lastRenderedPageBreak/>
         <w:t>Apresentar catálogo de livros.</w:t>
       </w:r>
     </w:p>
@@ -735,7 +765,6 @@
           <w:i/>
           <w:iCs/>
         </w:rPr>
-        <w:lastRenderedPageBreak/>
         <w:t>Possuir formulário de contato.</w:t>
       </w:r>
     </w:p>
@@ -764,6 +793,7 @@
     </w:p>
     <w:p>
       <w:pPr>
+        <w:spacing w:after="0" w:line="240" w:lineRule="auto"/>
         <w:rPr>
           <w:rFonts w:ascii="Calibri" w:hAnsi="Calibri" w:cs="Calibri"/>
         </w:rPr>
@@ -924,7 +954,7 @@
           <w:rFonts w:ascii="Calibri" w:hAnsi="Calibri" w:cs="Calibri"/>
         </w:rPr>
         <w:pict w14:anchorId="40251FCE">
-          <v:rect id="_x0000_i1101" style="width:0;height:1.5pt" o:hralign="center" o:hrstd="t" o:hr="t" fillcolor="#a0a0a0" stroked="f"/>
+          <v:rect id="_x0000_i1030" style="width:0;height:1.5pt" o:hralign="center" o:hrstd="t" o:hr="t" fillcolor="#a0a0a0" stroked="f"/>
         </w:pict>
       </w:r>
     </w:p>
@@ -1105,7 +1135,7 @@
           <w:rFonts w:ascii="Calibri" w:hAnsi="Calibri" w:cs="Calibri"/>
         </w:rPr>
         <w:pict w14:anchorId="6B41FAEC">
-          <v:rect id="_x0000_i1102" style="width:0;height:1.5pt" o:hralign="center" o:hrstd="t" o:hr="t" fillcolor="#a0a0a0" stroked="f"/>
+          <v:rect id="_x0000_i1031" style="width:0;height:1.5pt" o:hralign="center" o:hrstd="t" o:hr="t" fillcolor="#a0a0a0" stroked="f"/>
         </w:pict>
       </w:r>
     </w:p>
@@ -1190,226 +1220,168 @@
           <w:sz w:val="20"/>
           <w:szCs w:val="20"/>
         </w:rPr>
-        <w:t>├</w:t>
-      </w:r>
+        <w:t xml:space="preserve">├─── </w:t>
+      </w:r>
+      <w:r>
+        <w:rPr>
+          <w:rFonts w:ascii="Courier New" w:hAnsi="Courier New" w:cs="Courier New"/>
+          <w:sz w:val="20"/>
+          <w:szCs w:val="20"/>
+        </w:rPr>
+        <w:t>Sobre</w:t>
+      </w:r>
+    </w:p>
+    <w:p>
+      <w:pPr>
+        <w:spacing w:after="0" w:line="240" w:lineRule="auto"/>
+        <w:rPr>
+          <w:rFonts w:ascii="Courier New" w:hAnsi="Courier New" w:cs="Courier New"/>
+          <w:sz w:val="20"/>
+          <w:szCs w:val="20"/>
+        </w:rPr>
+      </w:pPr>
       <w:r>
         <w:rPr>
           <w:rFonts w:ascii="Courier New" w:eastAsia="MS Gothic" w:hAnsi="Courier New" w:cs="Courier New"/>
           <w:sz w:val="20"/>
           <w:szCs w:val="20"/>
         </w:rPr>
-        <w:t>───</w:t>
-      </w:r>
+        <w:t xml:space="preserve">├─── </w:t>
+      </w:r>
+      <w:r>
+        <w:rPr>
+          <w:rFonts w:ascii="Courier New" w:hAnsi="Courier New" w:cs="Courier New"/>
+          <w:sz w:val="20"/>
+          <w:szCs w:val="20"/>
+        </w:rPr>
+        <w:t>Serviços</w:t>
+      </w:r>
+    </w:p>
+    <w:p>
+      <w:pPr>
+        <w:spacing w:after="0" w:line="240" w:lineRule="auto"/>
+        <w:rPr>
+          <w:rFonts w:ascii="Courier New" w:hAnsi="Courier New" w:cs="Courier New"/>
+          <w:sz w:val="20"/>
+          <w:szCs w:val="20"/>
+        </w:rPr>
+      </w:pPr>
       <w:r>
         <w:rPr>
           <w:rFonts w:ascii="Courier New" w:eastAsia="MS Gothic" w:hAnsi="Courier New" w:cs="Courier New"/>
           <w:sz w:val="20"/>
           <w:szCs w:val="20"/>
         </w:rPr>
+        <w:t xml:space="preserve">├─── </w:t>
+      </w:r>
+      <w:r>
+        <w:rPr>
+          <w:rFonts w:ascii="Courier New" w:hAnsi="Courier New" w:cs="Courier New"/>
+          <w:sz w:val="20"/>
+          <w:szCs w:val="20"/>
+        </w:rPr>
+        <w:t>Galeria</w:t>
+      </w:r>
+    </w:p>
+    <w:p>
+      <w:pPr>
+        <w:rPr>
+          <w:rFonts w:ascii="Calibri" w:hAnsi="Calibri" w:cs="Calibri"/>
+        </w:rPr>
+      </w:pPr>
+      <w:r>
+        <w:rPr>
+          <w:rFonts w:ascii="Courier New" w:eastAsia="MS Gothic" w:hAnsi="Courier New" w:cs="Courier New"/>
+          <w:sz w:val="20"/>
+          <w:szCs w:val="20"/>
+        </w:rPr>
+        <w:t xml:space="preserve">└─── </w:t>
+      </w:r>
+      <w:r>
+        <w:rPr>
+          <w:rFonts w:ascii="Courier New" w:hAnsi="Courier New" w:cs="Courier New"/>
+          <w:sz w:val="20"/>
+          <w:szCs w:val="20"/>
+        </w:rPr>
+        <w:t>Contato</w:t>
+      </w:r>
+      <w:r>
+        <w:rPr>
+          <w:rFonts w:ascii="Calibri" w:hAnsi="Calibri" w:cs="Calibri"/>
+        </w:rPr>
+        <w:pict w14:anchorId="5D442ED0">
+          <v:rect id="_x0000_i1032" style="width:0;height:1.5pt" o:hralign="center" o:hrstd="t" o:hr="t" fillcolor="#a0a0a0" stroked="f"/>
+        </w:pict>
+      </w:r>
+    </w:p>
+    <w:p>
+      <w:pPr>
+        <w:rPr>
+          <w:rFonts w:ascii="Calibri" w:hAnsi="Calibri" w:cs="Calibri"/>
+          <w:b/>
+          <w:bCs/>
+        </w:rPr>
+      </w:pPr>
+      <w:r>
+        <w:rPr>
+          <w:rFonts w:ascii="Calibri" w:hAnsi="Calibri" w:cs="Calibri"/>
+          <w:b/>
+          <w:bCs/>
+        </w:rPr>
+        <w:t xml:space="preserve">8. </w:t>
+      </w:r>
+      <w:proofErr w:type="spellStart"/>
+      <w:r>
+        <w:rPr>
+          <w:rFonts w:ascii="Calibri" w:hAnsi="Calibri" w:cs="Calibri"/>
+          <w:b/>
+          <w:bCs/>
+        </w:rPr>
+        <w:t>Wireframes</w:t>
+      </w:r>
+      <w:proofErr w:type="spellEnd"/>
+      <w:r>
+        <w:rPr>
+          <w:rStyle w:val="Refdenotaderodap"/>
+          <w:rFonts w:ascii="Calibri" w:hAnsi="Calibri" w:cs="Calibri"/>
+          <w:b/>
+          <w:bCs/>
+        </w:rPr>
+        <w:footnoteReference w:id="1"/>
+      </w:r>
+      <w:r>
+        <w:rPr>
+          <w:rFonts w:ascii="Calibri" w:hAnsi="Calibri" w:cs="Calibri"/>
+        </w:rPr>
+        <w:t xml:space="preserve"> – (Cada página listada na seção “</w:t>
+      </w:r>
+      <w:r>
+        <w:rPr>
+          <w:rFonts w:ascii="Calibri" w:hAnsi="Calibri" w:cs="Calibri"/>
+          <w:b/>
+          <w:bCs/>
+        </w:rPr>
+        <w:t>6. Estrutura do Website</w:t>
+      </w:r>
+      <w:r>
+        <w:rPr>
+          <w:rFonts w:ascii="Calibri" w:hAnsi="Calibri" w:cs="Calibri"/>
+        </w:rPr>
+        <w:t>”</w:t>
+      </w:r>
+      <w:r>
+        <w:rPr>
+          <w:rFonts w:ascii="Calibri" w:hAnsi="Calibri" w:cs="Calibri"/>
+          <w:b/>
+          <w:bCs/>
+        </w:rPr>
         <w:t xml:space="preserve"> </w:t>
       </w:r>
       <w:r>
         <w:rPr>
-          <w:rFonts w:ascii="Courier New" w:hAnsi="Courier New" w:cs="Courier New"/>
-          <w:sz w:val="20"/>
-          <w:szCs w:val="20"/>
-        </w:rPr>
-        <w:t>Sobre</w:t>
-      </w:r>
-    </w:p>
-    <w:p>
-      <w:pPr>
-        <w:spacing w:after="0" w:line="240" w:lineRule="auto"/>
-        <w:rPr>
-          <w:rFonts w:ascii="Courier New" w:hAnsi="Courier New" w:cs="Courier New"/>
-          <w:sz w:val="20"/>
-          <w:szCs w:val="20"/>
-        </w:rPr>
-      </w:pPr>
-      <w:r>
-        <w:rPr>
-          <w:rFonts w:ascii="Courier New" w:eastAsia="MS Gothic" w:hAnsi="Courier New" w:cs="Courier New"/>
-          <w:sz w:val="20"/>
-          <w:szCs w:val="20"/>
-        </w:rPr>
-        <w:t>├</w:t>
-      </w:r>
-      <w:r>
-        <w:rPr>
-          <w:rFonts w:ascii="Courier New" w:eastAsia="MS Gothic" w:hAnsi="Courier New" w:cs="Courier New"/>
-          <w:sz w:val="20"/>
-          <w:szCs w:val="20"/>
-        </w:rPr>
-        <w:t xml:space="preserve">─── </w:t>
-      </w:r>
-      <w:r>
-        <w:rPr>
-          <w:rFonts w:ascii="Courier New" w:hAnsi="Courier New" w:cs="Courier New"/>
-          <w:sz w:val="20"/>
-          <w:szCs w:val="20"/>
-        </w:rPr>
-        <w:t>Serviços</w:t>
-      </w:r>
-    </w:p>
-    <w:p>
-      <w:pPr>
-        <w:spacing w:after="0" w:line="240" w:lineRule="auto"/>
-        <w:rPr>
-          <w:rFonts w:ascii="Courier New" w:hAnsi="Courier New" w:cs="Courier New"/>
-          <w:sz w:val="20"/>
-          <w:szCs w:val="20"/>
-        </w:rPr>
-      </w:pPr>
-      <w:r>
-        <w:rPr>
-          <w:rFonts w:ascii="Courier New" w:eastAsia="MS Gothic" w:hAnsi="Courier New" w:cs="Courier New"/>
-          <w:sz w:val="20"/>
-          <w:szCs w:val="20"/>
-        </w:rPr>
-        <w:t>├</w:t>
-      </w:r>
-      <w:r>
-        <w:rPr>
-          <w:rFonts w:ascii="Courier New" w:eastAsia="MS Gothic" w:hAnsi="Courier New" w:cs="Courier New"/>
-          <w:sz w:val="20"/>
-          <w:szCs w:val="20"/>
-        </w:rPr>
-        <w:t xml:space="preserve">─── </w:t>
-      </w:r>
-      <w:r>
-        <w:rPr>
-          <w:rFonts w:ascii="Courier New" w:hAnsi="Courier New" w:cs="Courier New"/>
-          <w:sz w:val="20"/>
-          <w:szCs w:val="20"/>
-        </w:rPr>
-        <w:t>Galeria</w:t>
-      </w:r>
-    </w:p>
-    <w:p>
-      <w:pPr>
-        <w:rPr>
-          <w:rFonts w:ascii="Calibri" w:hAnsi="Calibri" w:cs="Calibri"/>
-        </w:rPr>
-      </w:pPr>
-      <w:r>
-        <w:rPr>
-          <w:rFonts w:ascii="Courier New" w:eastAsia="MS Gothic" w:hAnsi="Courier New" w:cs="Courier New"/>
-          <w:sz w:val="20"/>
-          <w:szCs w:val="20"/>
-        </w:rPr>
-        <w:t>└───</w:t>
-      </w:r>
-      <w:r>
-        <w:rPr>
-          <w:rFonts w:ascii="Courier New" w:eastAsia="MS Gothic" w:hAnsi="Courier New" w:cs="Courier New"/>
-          <w:sz w:val="20"/>
-          <w:szCs w:val="20"/>
-        </w:rPr>
-        <w:t xml:space="preserve"> </w:t>
-      </w:r>
-      <w:r>
-        <w:rPr>
-          <w:rFonts w:ascii="Courier New" w:hAnsi="Courier New" w:cs="Courier New"/>
-          <w:sz w:val="20"/>
-          <w:szCs w:val="20"/>
-        </w:rPr>
-        <w:t>Contato</w:t>
-      </w:r>
-      <w:r>
-        <w:rPr>
-          <w:rFonts w:ascii="Calibri" w:hAnsi="Calibri" w:cs="Calibri"/>
-        </w:rPr>
-        <w:pict w14:anchorId="5D442ED0">
-          <v:rect id="_x0000_i1103" style="width:0;height:1.5pt" o:hralign="center" o:hrstd="t" o:hr="t" fillcolor="#a0a0a0" stroked="f"/>
-        </w:pict>
-      </w:r>
-    </w:p>
-    <w:p>
-      <w:pPr>
-        <w:rPr>
-          <w:rFonts w:ascii="Calibri" w:hAnsi="Calibri" w:cs="Calibri"/>
-          <w:b/>
-          <w:bCs/>
-        </w:rPr>
-      </w:pPr>
-      <w:r>
-        <w:rPr>
-          <w:rFonts w:ascii="Calibri" w:hAnsi="Calibri" w:cs="Calibri"/>
-          <w:b/>
-          <w:bCs/>
-        </w:rPr>
-        <w:t xml:space="preserve">8. </w:t>
-      </w:r>
-      <w:proofErr w:type="spellStart"/>
-      <w:r>
-        <w:rPr>
-          <w:rFonts w:ascii="Calibri" w:hAnsi="Calibri" w:cs="Calibri"/>
-          <w:b/>
-          <w:bCs/>
-        </w:rPr>
-        <w:t>Wireframes</w:t>
-      </w:r>
-      <w:proofErr w:type="spellEnd"/>
-      <w:r>
-        <w:rPr>
-          <w:rStyle w:val="Refdenotaderodap"/>
-          <w:rFonts w:ascii="Calibri" w:hAnsi="Calibri" w:cs="Calibri"/>
-          <w:b/>
-          <w:bCs/>
-        </w:rPr>
-        <w:footnoteReference w:id="1"/>
-      </w:r>
-      <w:r>
-        <w:rPr>
-          <w:rFonts w:ascii="Calibri" w:hAnsi="Calibri" w:cs="Calibri"/>
-        </w:rPr>
-        <w:t xml:space="preserve"> – (</w:t>
-      </w:r>
-      <w:r>
-        <w:rPr>
-          <w:rFonts w:ascii="Calibri" w:hAnsi="Calibri" w:cs="Calibri"/>
-        </w:rPr>
-        <w:t xml:space="preserve">Cada página listada na seção </w:t>
-      </w:r>
-      <w:r>
-        <w:rPr>
-          <w:rFonts w:ascii="Calibri" w:hAnsi="Calibri" w:cs="Calibri"/>
-        </w:rPr>
-        <w:t>“</w:t>
-      </w:r>
-      <w:r>
-        <w:rPr>
-          <w:rFonts w:ascii="Calibri" w:hAnsi="Calibri" w:cs="Calibri"/>
-          <w:b/>
-          <w:bCs/>
-        </w:rPr>
-        <w:t>6. Estrutura do Website</w:t>
-      </w:r>
-      <w:r>
-        <w:rPr>
-          <w:rFonts w:ascii="Calibri" w:hAnsi="Calibri" w:cs="Calibri"/>
-        </w:rPr>
-        <w:t>”</w:t>
-      </w:r>
-      <w:r>
-        <w:rPr>
-          <w:rFonts w:ascii="Calibri" w:hAnsi="Calibri" w:cs="Calibri"/>
-          <w:b/>
-          <w:bCs/>
-        </w:rPr>
-        <w:t xml:space="preserve"> </w:t>
-      </w:r>
-      <w:r>
-        <w:rPr>
-          <w:rFonts w:ascii="Calibri" w:hAnsi="Calibri" w:cs="Calibri"/>
-        </w:rPr>
-        <w:t xml:space="preserve"> deve possuir um esboço correspondente nesta seção.</w:t>
-      </w:r>
-      <w:r>
-        <w:rPr>
-          <w:rFonts w:ascii="Calibri" w:hAnsi="Calibri" w:cs="Calibri"/>
-        </w:rPr>
-        <w:t>)</w:t>
+          <w:rFonts w:ascii="Calibri" w:hAnsi="Calibri" w:cs="Calibri"/>
+        </w:rPr>
+        <w:t xml:space="preserve"> deve possuir um esboço correspondente nesta seção.)</w:t>
       </w:r>
     </w:p>
     <w:p>
@@ -1432,7 +1404,7 @@
     </w:p>
     <w:p>
       <w:pPr>
-        <w:spacing w:after="0"/>
+        <w:spacing w:after="0" w:line="240" w:lineRule="auto"/>
         <w:rPr>
           <w:rFonts w:ascii="Calibri" w:hAnsi="Calibri" w:cs="Calibri"/>
         </w:rPr>
@@ -1455,7 +1427,7 @@
     </w:p>
     <w:p>
       <w:pPr>
-        <w:spacing w:after="0"/>
+        <w:spacing w:after="0" w:line="240" w:lineRule="auto"/>
         <w:rPr>
           <w:rFonts w:ascii="Calibri" w:hAnsi="Calibri" w:cs="Calibri"/>
         </w:rPr>
@@ -1683,17 +1655,17 @@
     </w:p>
     <w:p>
       <w:pPr>
+        <w:spacing w:after="0" w:line="240" w:lineRule="auto"/>
+        <w:rPr>
+          <w:rFonts w:ascii="Calibri" w:hAnsi="Calibri" w:cs="Calibri"/>
+        </w:rPr>
+      </w:pPr>
+    </w:p>
+    <w:p>
+      <w:pPr>
         <w:spacing w:after="0"/>
         <w:rPr>
           <w:rFonts w:ascii="Calibri" w:hAnsi="Calibri" w:cs="Calibri"/>
-        </w:rPr>
-      </w:pPr>
-    </w:p>
-    <w:p>
-      <w:pPr>
-        <w:spacing w:after="0"/>
-        <w:rPr>
-          <w:rFonts w:ascii="Calibri" w:hAnsi="Calibri" w:cs="Calibri"/>
           <w:b/>
           <w:bCs/>
         </w:rPr>
@@ -1709,7 +1681,7 @@
     </w:p>
     <w:p>
       <w:pPr>
-        <w:spacing w:after="0"/>
+        <w:spacing w:after="0" w:line="240" w:lineRule="auto"/>
         <w:rPr>
           <w:rFonts w:ascii="Calibri" w:hAnsi="Calibri" w:cs="Calibri"/>
         </w:rPr>
@@ -1747,24 +1719,23 @@
     </w:p>
     <w:p>
       <w:pPr>
+        <w:spacing w:after="0" w:line="240" w:lineRule="auto"/>
+        <w:rPr>
+          <w:rFonts w:ascii="Calibri" w:hAnsi="Calibri" w:cs="Calibri"/>
+        </w:rPr>
+      </w:pPr>
+    </w:p>
+    <w:p>
+      <w:pPr>
+        <w:tabs>
+          <w:tab w:val="left" w:leader="underscore" w:pos="10490"/>
+        </w:tabs>
         <w:spacing w:after="0"/>
         <w:ind w:left="567"/>
         <w:rPr>
           <w:rFonts w:ascii="Calibri" w:hAnsi="Calibri" w:cs="Calibri"/>
         </w:rPr>
       </w:pPr>
-    </w:p>
-    <w:p>
-      <w:pPr>
-        <w:tabs>
-          <w:tab w:val="left" w:leader="underscore" w:pos="10490"/>
-        </w:tabs>
-        <w:spacing w:after="0"/>
-        <w:ind w:left="567"/>
-        <w:rPr>
-          <w:rFonts w:ascii="Calibri" w:hAnsi="Calibri" w:cs="Calibri"/>
-        </w:rPr>
-      </w:pPr>
       <w:r>
         <w:rPr>
           <w:rFonts w:ascii="Calibri" w:hAnsi="Calibri" w:cs="Calibri"/>
@@ -1787,7 +1758,6 @@
     <w:p>
       <w:pPr>
         <w:spacing w:after="0" w:line="240" w:lineRule="auto"/>
-        <w:ind w:left="567"/>
         <w:rPr>
           <w:rFonts w:ascii="Calibri" w:hAnsi="Calibri" w:cs="Calibri"/>
         </w:rPr>
@@ -1826,23 +1796,7 @@
           <w:sz w:val="20"/>
           <w:szCs w:val="20"/>
         </w:rPr>
-        <w:t>+---------------------</w:t>
-      </w:r>
-      <w:r>
-        <w:rPr>
-          <w:rFonts w:ascii="Courier New" w:hAnsi="Courier New" w:cs="Courier New"/>
-          <w:sz w:val="20"/>
-          <w:szCs w:val="20"/>
-        </w:rPr>
-        <w:t>---</w:t>
-      </w:r>
-      <w:r>
-        <w:rPr>
-          <w:rFonts w:ascii="Courier New" w:hAnsi="Courier New" w:cs="Courier New"/>
-          <w:sz w:val="20"/>
-          <w:szCs w:val="20"/>
-        </w:rPr>
-        <w:t>-----------+</w:t>
+        <w:t>+-----------------------------------+</w:t>
       </w:r>
     </w:p>
     <w:p>
@@ -1861,6 +1815,597 @@
           <w:sz w:val="20"/>
           <w:szCs w:val="20"/>
         </w:rPr>
+        <w:t xml:space="preserve">|     </w:t>
+      </w:r>
+      <w:r>
+        <w:rPr>
+          <w:rFonts w:ascii="Courier New" w:hAnsi="Courier New" w:cs="Courier New"/>
+          <w:sz w:val="20"/>
+          <w:szCs w:val="20"/>
+        </w:rPr>
+        <w:t xml:space="preserve"> </w:t>
+      </w:r>
+      <w:r>
+        <w:rPr>
+          <w:rFonts w:ascii="Courier New" w:hAnsi="Courier New" w:cs="Courier New"/>
+          <w:sz w:val="20"/>
+          <w:szCs w:val="20"/>
+        </w:rPr>
+        <w:t xml:space="preserve">        HEADER     </w:t>
+      </w:r>
+      <w:r>
+        <w:rPr>
+          <w:rFonts w:ascii="Courier New" w:hAnsi="Courier New" w:cs="Courier New"/>
+          <w:sz w:val="20"/>
+          <w:szCs w:val="20"/>
+        </w:rPr>
+        <w:t xml:space="preserve">  </w:t>
+      </w:r>
+      <w:r>
+        <w:rPr>
+          <w:rFonts w:ascii="Courier New" w:hAnsi="Courier New" w:cs="Courier New"/>
+          <w:sz w:val="20"/>
+          <w:szCs w:val="20"/>
+        </w:rPr>
+        <w:t xml:space="preserve">        |</w:t>
+      </w:r>
+    </w:p>
+    <w:p>
+      <w:pPr>
+        <w:spacing w:after="0" w:line="240" w:lineRule="auto"/>
+        <w:ind w:left="567"/>
+        <w:rPr>
+          <w:rFonts w:ascii="Courier New" w:hAnsi="Courier New" w:cs="Courier New"/>
+          <w:sz w:val="20"/>
+          <w:szCs w:val="20"/>
+        </w:rPr>
+      </w:pPr>
+      <w:r>
+        <w:rPr>
+          <w:rFonts w:ascii="Courier New" w:hAnsi="Courier New" w:cs="Courier New"/>
+          <w:sz w:val="20"/>
+          <w:szCs w:val="20"/>
+        </w:rPr>
+        <w:t>+-----------------------------------+</w:t>
+      </w:r>
+    </w:p>
+    <w:p>
+      <w:pPr>
+        <w:spacing w:after="0" w:line="240" w:lineRule="auto"/>
+        <w:ind w:left="567"/>
+        <w:rPr>
+          <w:rFonts w:ascii="Courier New" w:hAnsi="Courier New" w:cs="Courier New"/>
+          <w:sz w:val="20"/>
+          <w:szCs w:val="20"/>
+        </w:rPr>
+      </w:pPr>
+      <w:r>
+        <w:rPr>
+          <w:rFonts w:ascii="Courier New" w:hAnsi="Courier New" w:cs="Courier New"/>
+          <w:sz w:val="20"/>
+          <w:szCs w:val="20"/>
+        </w:rPr>
+        <w:t>|  MENU  |  MENU  |  MENU  |  MENU  |</w:t>
+      </w:r>
+    </w:p>
+    <w:p>
+      <w:pPr>
+        <w:spacing w:after="0" w:line="240" w:lineRule="auto"/>
+        <w:ind w:left="567"/>
+        <w:rPr>
+          <w:rFonts w:ascii="Courier New" w:hAnsi="Courier New" w:cs="Courier New"/>
+          <w:sz w:val="20"/>
+          <w:szCs w:val="20"/>
+        </w:rPr>
+      </w:pPr>
+      <w:r>
+        <w:rPr>
+          <w:rFonts w:ascii="Courier New" w:hAnsi="Courier New" w:cs="Courier New"/>
+          <w:sz w:val="20"/>
+          <w:szCs w:val="20"/>
+        </w:rPr>
+        <w:t>+-----------------------------------+</w:t>
+      </w:r>
+    </w:p>
+    <w:p>
+      <w:pPr>
+        <w:spacing w:after="0" w:line="240" w:lineRule="auto"/>
+        <w:ind w:left="567"/>
+        <w:rPr>
+          <w:rFonts w:ascii="Courier New" w:hAnsi="Courier New" w:cs="Courier New"/>
+          <w:sz w:val="20"/>
+          <w:szCs w:val="20"/>
+        </w:rPr>
+      </w:pPr>
+      <w:r>
+        <w:rPr>
+          <w:rFonts w:ascii="Courier New" w:hAnsi="Courier New" w:cs="Courier New"/>
+          <w:sz w:val="20"/>
+          <w:szCs w:val="20"/>
+        </w:rPr>
+        <w:t>|                                   |</w:t>
+      </w:r>
+    </w:p>
+    <w:p>
+      <w:pPr>
+        <w:spacing w:after="0" w:line="240" w:lineRule="auto"/>
+        <w:ind w:left="567"/>
+        <w:rPr>
+          <w:rFonts w:ascii="Courier New" w:hAnsi="Courier New" w:cs="Courier New"/>
+          <w:sz w:val="20"/>
+          <w:szCs w:val="20"/>
+        </w:rPr>
+      </w:pPr>
+      <w:r>
+        <w:rPr>
+          <w:rFonts w:ascii="Courier New" w:hAnsi="Courier New" w:cs="Courier New"/>
+          <w:sz w:val="20"/>
+          <w:szCs w:val="20"/>
+        </w:rPr>
+        <w:t>|         CONTEÚDO PRINCIPAL        |</w:t>
+      </w:r>
+    </w:p>
+    <w:p>
+      <w:pPr>
+        <w:spacing w:after="0" w:line="240" w:lineRule="auto"/>
+        <w:ind w:left="567"/>
+        <w:rPr>
+          <w:rFonts w:ascii="Courier New" w:hAnsi="Courier New" w:cs="Courier New"/>
+          <w:sz w:val="20"/>
+          <w:szCs w:val="20"/>
+        </w:rPr>
+      </w:pPr>
+      <w:r>
+        <w:rPr>
+          <w:rFonts w:ascii="Courier New" w:hAnsi="Courier New" w:cs="Courier New"/>
+          <w:sz w:val="20"/>
+          <w:szCs w:val="20"/>
+        </w:rPr>
+        <w:t>|                                   |</w:t>
+      </w:r>
+    </w:p>
+    <w:p>
+      <w:pPr>
+        <w:spacing w:after="0" w:line="240" w:lineRule="auto"/>
+        <w:ind w:left="567"/>
+        <w:rPr>
+          <w:rFonts w:ascii="Courier New" w:hAnsi="Courier New" w:cs="Courier New"/>
+          <w:sz w:val="20"/>
+          <w:szCs w:val="20"/>
+        </w:rPr>
+      </w:pPr>
+      <w:r>
+        <w:rPr>
+          <w:rFonts w:ascii="Courier New" w:hAnsi="Courier New" w:cs="Courier New"/>
+          <w:sz w:val="20"/>
+          <w:szCs w:val="20"/>
+        </w:rPr>
+        <w:t>+-----------------------------------+</w:t>
+      </w:r>
+    </w:p>
+    <w:p>
+      <w:pPr>
+        <w:spacing w:after="0" w:line="240" w:lineRule="auto"/>
+        <w:ind w:left="567"/>
+        <w:rPr>
+          <w:rFonts w:ascii="Courier New" w:hAnsi="Courier New" w:cs="Courier New"/>
+          <w:sz w:val="20"/>
+          <w:szCs w:val="20"/>
+        </w:rPr>
+      </w:pPr>
+      <w:r>
+        <w:rPr>
+          <w:rFonts w:ascii="Courier New" w:hAnsi="Courier New" w:cs="Courier New"/>
+          <w:sz w:val="20"/>
+          <w:szCs w:val="20"/>
+        </w:rPr>
+        <w:t xml:space="preserve">|            </w:t>
+      </w:r>
+      <w:r>
+        <w:rPr>
+          <w:rFonts w:ascii="Courier New" w:hAnsi="Courier New" w:cs="Courier New"/>
+          <w:sz w:val="20"/>
+          <w:szCs w:val="20"/>
+        </w:rPr>
+        <w:t xml:space="preserve"> </w:t>
+      </w:r>
+      <w:r>
+        <w:rPr>
+          <w:rFonts w:ascii="Courier New" w:hAnsi="Courier New" w:cs="Courier New"/>
+          <w:sz w:val="20"/>
+          <w:szCs w:val="20"/>
+        </w:rPr>
+        <w:t xml:space="preserve"> FOOTER               |</w:t>
+      </w:r>
+    </w:p>
+    <w:p>
+      <w:pPr>
+        <w:spacing w:after="0" w:line="240" w:lineRule="auto"/>
+        <w:ind w:left="567"/>
+        <w:rPr>
+          <w:rFonts w:ascii="Courier New" w:hAnsi="Courier New" w:cs="Courier New"/>
+          <w:sz w:val="20"/>
+          <w:szCs w:val="20"/>
+        </w:rPr>
+      </w:pPr>
+      <w:r>
+        <w:rPr>
+          <w:rFonts w:ascii="Courier New" w:hAnsi="Courier New" w:cs="Courier New"/>
+          <w:sz w:val="20"/>
+          <w:szCs w:val="20"/>
+        </w:rPr>
+        <w:t>+-----------------------------------+</w:t>
+      </w:r>
+    </w:p>
+    <w:p>
+      <w:pPr>
+        <w:spacing w:after="0" w:line="240" w:lineRule="auto"/>
+        <w:rPr>
+          <w:rFonts w:ascii="Calibri" w:hAnsi="Calibri" w:cs="Calibri"/>
+        </w:rPr>
+      </w:pPr>
+    </w:p>
+    <w:p>
+      <w:pPr>
+        <w:spacing w:after="0" w:line="240" w:lineRule="auto"/>
+        <w:rPr>
+          <w:rFonts w:ascii="Calibri" w:hAnsi="Calibri" w:cs="Calibri"/>
+        </w:rPr>
+      </w:pPr>
+      <w:r>
+        <w:rPr>
+          <w:rFonts w:ascii="Calibri" w:hAnsi="Calibri" w:cs="Calibri"/>
+          <w:b/>
+          <w:bCs/>
+        </w:rPr>
+        <w:t>Consistência entre as Páginas</w:t>
+      </w:r>
+      <w:r>
+        <w:rPr>
+          <w:rFonts w:ascii="Calibri" w:hAnsi="Calibri" w:cs="Calibri"/>
+          <w:b/>
+          <w:bCs/>
+        </w:rPr>
+        <w:t xml:space="preserve"> </w:t>
+      </w:r>
+      <w:r>
+        <w:rPr>
+          <w:rFonts w:ascii="Calibri" w:hAnsi="Calibri" w:cs="Calibri"/>
+        </w:rPr>
+        <w:t>(</w:t>
+      </w:r>
+      <w:r>
+        <w:rPr>
+          <w:rFonts w:ascii="Calibri" w:hAnsi="Calibri" w:cs="Calibri"/>
+        </w:rPr>
+        <w:t>Responda às questões abaixo</w:t>
+      </w:r>
+      <w:r>
+        <w:rPr>
+          <w:rFonts w:ascii="Calibri" w:hAnsi="Calibri" w:cs="Calibri"/>
+        </w:rPr>
+        <w:t>)</w:t>
+      </w:r>
+    </w:p>
+    <w:p>
+      <w:pPr>
+        <w:spacing w:after="0" w:line="240" w:lineRule="auto"/>
+        <w:rPr>
+          <w:rFonts w:ascii="Calibri" w:hAnsi="Calibri" w:cs="Calibri"/>
+        </w:rPr>
+      </w:pPr>
+    </w:p>
+    <w:p>
+      <w:pPr>
+        <w:spacing w:after="0" w:line="240" w:lineRule="auto"/>
+        <w:rPr>
+          <w:rFonts w:ascii="Calibri" w:hAnsi="Calibri" w:cs="Calibri"/>
+        </w:rPr>
+      </w:pPr>
+      <w:r>
+        <w:rPr>
+          <w:rFonts w:ascii="Calibri" w:hAnsi="Calibri" w:cs="Calibri"/>
+          <w:b/>
+          <w:bCs/>
+        </w:rPr>
+        <w:t>O menu de navegação será o mesmo em todas as páginas?</w:t>
+      </w:r>
+    </w:p>
+    <w:p>
+      <w:pPr>
+        <w:spacing w:after="0" w:line="240" w:lineRule="auto"/>
+        <w:rPr>
+          <w:rFonts w:ascii="Calibri" w:hAnsi="Calibri" w:cs="Calibri"/>
+        </w:rPr>
+      </w:pPr>
+      <w:r>
+        <w:rPr>
+          <w:rFonts w:ascii="Calibri" w:hAnsi="Calibri" w:cs="Calibri"/>
+        </w:rPr>
+        <w:t>(</w:t>
+      </w:r>
+      <w:r>
+        <w:rPr>
+          <w:rFonts w:ascii="Calibri" w:hAnsi="Calibri" w:cs="Calibri"/>
+        </w:rPr>
+        <w:t xml:space="preserve"> </w:t>
+      </w:r>
+      <w:r>
+        <w:rPr>
+          <w:rFonts w:ascii="Calibri" w:hAnsi="Calibri" w:cs="Calibri"/>
+        </w:rPr>
+        <w:t xml:space="preserve"> ) Sim</w:t>
+      </w:r>
+      <w:r>
+        <w:rPr>
+          <w:rFonts w:ascii="Calibri" w:hAnsi="Calibri" w:cs="Calibri"/>
+        </w:rPr>
+        <w:t xml:space="preserve"> </w:t>
+      </w:r>
+      <w:r>
+        <w:rPr>
+          <w:rFonts w:ascii="Calibri" w:hAnsi="Calibri" w:cs="Calibri"/>
+        </w:rPr>
+        <w:t>(</w:t>
+      </w:r>
+      <w:r>
+        <w:rPr>
+          <w:rFonts w:ascii="Calibri" w:hAnsi="Calibri" w:cs="Calibri"/>
+        </w:rPr>
+        <w:t xml:space="preserve"> </w:t>
+      </w:r>
+      <w:r>
+        <w:rPr>
+          <w:rFonts w:ascii="Calibri" w:hAnsi="Calibri" w:cs="Calibri"/>
+        </w:rPr>
+        <w:t xml:space="preserve"> ) Não</w:t>
+      </w:r>
+    </w:p>
+    <w:p>
+      <w:pPr>
+        <w:spacing w:after="0" w:line="240" w:lineRule="auto"/>
+        <w:rPr>
+          <w:rFonts w:ascii="Calibri" w:hAnsi="Calibri" w:cs="Calibri"/>
+        </w:rPr>
+      </w:pPr>
+    </w:p>
+    <w:p>
+      <w:pPr>
+        <w:spacing w:after="0" w:line="240" w:lineRule="auto"/>
+        <w:rPr>
+          <w:rFonts w:ascii="Calibri" w:hAnsi="Calibri" w:cs="Calibri"/>
+        </w:rPr>
+      </w:pPr>
+      <w:r>
+        <w:rPr>
+          <w:rFonts w:ascii="Calibri" w:hAnsi="Calibri" w:cs="Calibri"/>
+          <w:b/>
+          <w:bCs/>
+        </w:rPr>
+        <w:t>O cabeçalho será o mesmo em todas as páginas?</w:t>
+      </w:r>
+    </w:p>
+    <w:p>
+      <w:pPr>
+        <w:spacing w:after="0" w:line="240" w:lineRule="auto"/>
+        <w:rPr>
+          <w:rFonts w:ascii="Calibri" w:hAnsi="Calibri" w:cs="Calibri"/>
+        </w:rPr>
+      </w:pPr>
+      <w:r>
+        <w:rPr>
+          <w:rFonts w:ascii="Calibri" w:hAnsi="Calibri" w:cs="Calibri"/>
+        </w:rPr>
+        <w:t xml:space="preserve">( </w:t>
+      </w:r>
+      <w:r>
+        <w:rPr>
+          <w:rFonts w:ascii="Calibri" w:hAnsi="Calibri" w:cs="Calibri"/>
+        </w:rPr>
+        <w:t xml:space="preserve"> </w:t>
+      </w:r>
+      <w:r>
+        <w:rPr>
+          <w:rFonts w:ascii="Calibri" w:hAnsi="Calibri" w:cs="Calibri"/>
+        </w:rPr>
+        <w:t>) Sim</w:t>
+      </w:r>
+      <w:r>
+        <w:rPr>
+          <w:rFonts w:ascii="Calibri" w:hAnsi="Calibri" w:cs="Calibri"/>
+        </w:rPr>
+        <w:t xml:space="preserve"> </w:t>
+      </w:r>
+      <w:r>
+        <w:rPr>
+          <w:rFonts w:ascii="Calibri" w:hAnsi="Calibri" w:cs="Calibri"/>
+        </w:rPr>
+        <w:t>(</w:t>
+      </w:r>
+      <w:r>
+        <w:rPr>
+          <w:rFonts w:ascii="Calibri" w:hAnsi="Calibri" w:cs="Calibri"/>
+        </w:rPr>
+        <w:t xml:space="preserve"> </w:t>
+      </w:r>
+      <w:r>
+        <w:rPr>
+          <w:rFonts w:ascii="Calibri" w:hAnsi="Calibri" w:cs="Calibri"/>
+        </w:rPr>
+        <w:t xml:space="preserve"> ) Não</w:t>
+      </w:r>
+    </w:p>
+    <w:p>
+      <w:pPr>
+        <w:spacing w:after="0" w:line="240" w:lineRule="auto"/>
+        <w:rPr>
+          <w:rFonts w:ascii="Calibri" w:hAnsi="Calibri" w:cs="Calibri"/>
+        </w:rPr>
+      </w:pPr>
+    </w:p>
+    <w:p>
+      <w:pPr>
+        <w:spacing w:after="0" w:line="240" w:lineRule="auto"/>
+        <w:rPr>
+          <w:rFonts w:ascii="Calibri" w:hAnsi="Calibri" w:cs="Calibri"/>
+        </w:rPr>
+      </w:pPr>
+      <w:r>
+        <w:rPr>
+          <w:rFonts w:ascii="Calibri" w:hAnsi="Calibri" w:cs="Calibri"/>
+          <w:b/>
+          <w:bCs/>
+        </w:rPr>
+        <w:t>O rodapé será o mesmo em todas as páginas?</w:t>
+      </w:r>
+    </w:p>
+    <w:p>
+      <w:pPr>
+        <w:spacing w:after="0" w:line="240" w:lineRule="auto"/>
+        <w:rPr>
+          <w:rFonts w:ascii="Calibri" w:hAnsi="Calibri" w:cs="Calibri"/>
+        </w:rPr>
+      </w:pPr>
+      <w:r>
+        <w:rPr>
+          <w:rFonts w:ascii="Calibri" w:hAnsi="Calibri" w:cs="Calibri"/>
+        </w:rPr>
+        <w:t xml:space="preserve">( </w:t>
+      </w:r>
+      <w:r>
+        <w:rPr>
+          <w:rFonts w:ascii="Calibri" w:hAnsi="Calibri" w:cs="Calibri"/>
+        </w:rPr>
+        <w:t xml:space="preserve"> </w:t>
+      </w:r>
+      <w:r>
+        <w:rPr>
+          <w:rFonts w:ascii="Calibri" w:hAnsi="Calibri" w:cs="Calibri"/>
+        </w:rPr>
+        <w:t>) Sim</w:t>
+      </w:r>
+      <w:r>
+        <w:rPr>
+          <w:rFonts w:ascii="Calibri" w:hAnsi="Calibri" w:cs="Calibri"/>
+        </w:rPr>
+        <w:t xml:space="preserve"> </w:t>
+      </w:r>
+      <w:r>
+        <w:rPr>
+          <w:rFonts w:ascii="Calibri" w:hAnsi="Calibri" w:cs="Calibri"/>
+        </w:rPr>
+        <w:t>(</w:t>
+      </w:r>
+      <w:r>
+        <w:rPr>
+          <w:rFonts w:ascii="Calibri" w:hAnsi="Calibri" w:cs="Calibri"/>
+        </w:rPr>
+        <w:t xml:space="preserve"> </w:t>
+      </w:r>
+      <w:r>
+        <w:rPr>
+          <w:rFonts w:ascii="Calibri" w:hAnsi="Calibri" w:cs="Calibri"/>
+        </w:rPr>
+        <w:t xml:space="preserve"> ) Não</w:t>
+      </w:r>
+    </w:p>
+    <w:p>
+      <w:pPr>
+        <w:spacing w:after="0" w:line="240" w:lineRule="auto"/>
+        <w:rPr>
+          <w:rFonts w:ascii="Calibri" w:hAnsi="Calibri" w:cs="Calibri"/>
+        </w:rPr>
+      </w:pPr>
+    </w:p>
+    <w:p>
+      <w:pPr>
+        <w:spacing w:after="0" w:line="240" w:lineRule="auto"/>
+        <w:rPr>
+          <w:rFonts w:ascii="Calibri" w:hAnsi="Calibri" w:cs="Calibri"/>
+        </w:rPr>
+      </w:pPr>
+      <w:r>
+        <w:rPr>
+          <w:rFonts w:ascii="Calibri" w:hAnsi="Calibri" w:cs="Calibri"/>
+          <w:b/>
+          <w:bCs/>
+        </w:rPr>
+        <w:t>Quais elementos serão reutilizados em todas as páginas?</w:t>
+      </w:r>
+    </w:p>
+    <w:p>
+      <w:pPr>
+        <w:spacing w:after="0" w:line="240" w:lineRule="auto"/>
+        <w:rPr>
+          <w:rFonts w:ascii="Calibri" w:hAnsi="Calibri" w:cs="Calibri"/>
+        </w:rPr>
+      </w:pPr>
+    </w:p>
+    <w:p>
+      <w:pPr>
+        <w:rPr>
+          <w:rFonts w:ascii="Calibri" w:hAnsi="Calibri" w:cs="Calibri"/>
+          <w:u w:val="single"/>
+        </w:rPr>
+      </w:pPr>
+      <w:r>
+        <w:rPr>
+          <w:rFonts w:ascii="Calibri" w:hAnsi="Calibri" w:cs="Calibri"/>
+          <w:u w:val="single"/>
+        </w:rPr>
+        <w:br w:type="page"/>
+      </w:r>
+    </w:p>
+    <w:p>
+      <w:pPr>
+        <w:spacing w:line="240" w:lineRule="auto"/>
+        <w:rPr>
+          <w:rFonts w:ascii="Calibri" w:hAnsi="Calibri" w:cs="Calibri"/>
+          <w:u w:val="single"/>
+        </w:rPr>
+      </w:pPr>
+      <w:r>
+        <w:rPr>
+          <w:rFonts w:ascii="Calibri" w:hAnsi="Calibri" w:cs="Calibri"/>
+          <w:u w:val="single"/>
+        </w:rPr>
+        <w:lastRenderedPageBreak/>
+        <w:t>Exemplo de Esboço da Página Inicial (Home)</w:t>
+      </w:r>
+    </w:p>
+    <w:p>
+      <w:pPr>
+        <w:spacing w:after="0" w:line="240" w:lineRule="auto"/>
+        <w:rPr>
+          <w:rFonts w:ascii="Courier New" w:hAnsi="Courier New" w:cs="Courier New"/>
+          <w:sz w:val="20"/>
+          <w:szCs w:val="20"/>
+        </w:rPr>
+      </w:pPr>
+      <w:r>
+        <w:rPr>
+          <w:rFonts w:ascii="Courier New" w:hAnsi="Courier New" w:cs="Courier New"/>
+          <w:sz w:val="20"/>
+          <w:szCs w:val="20"/>
+        </w:rPr>
+        <w:t>+------------------------------------------------------+</w:t>
+      </w:r>
+    </w:p>
+    <w:p>
+      <w:pPr>
+        <w:spacing w:after="0" w:line="240" w:lineRule="auto"/>
+        <w:rPr>
+          <w:rFonts w:ascii="Courier New" w:hAnsi="Courier New" w:cs="Courier New"/>
+          <w:sz w:val="20"/>
+          <w:szCs w:val="20"/>
+        </w:rPr>
+      </w:pPr>
+      <w:r>
+        <w:rPr>
+          <w:rFonts w:ascii="Courier New" w:hAnsi="Courier New" w:cs="Courier New"/>
+          <w:sz w:val="20"/>
+          <w:szCs w:val="20"/>
+        </w:rPr>
         <w:t xml:space="preserve">| </w:t>
       </w:r>
       <w:r>
@@ -1869,15 +2414,471 @@
           <w:sz w:val="20"/>
           <w:szCs w:val="20"/>
         </w:rPr>
-        <w:t xml:space="preserve">    </w:t>
-      </w:r>
-      <w:r>
-        <w:rPr>
-          <w:rFonts w:ascii="Courier New" w:hAnsi="Courier New" w:cs="Courier New"/>
-          <w:sz w:val="20"/>
-          <w:szCs w:val="20"/>
-        </w:rPr>
-        <w:t xml:space="preserve"> </w:t>
+        <w:t xml:space="preserve">                      </w:t>
+      </w:r>
+      <w:r>
+        <w:rPr>
+          <w:rFonts w:ascii="Courier New" w:hAnsi="Courier New" w:cs="Courier New"/>
+          <w:sz w:val="20"/>
+          <w:szCs w:val="20"/>
+        </w:rPr>
+        <w:t xml:space="preserve">HEADER </w:t>
+      </w:r>
+      <w:r>
+        <w:rPr>
+          <w:rFonts w:ascii="Courier New" w:hAnsi="Courier New" w:cs="Courier New"/>
+          <w:sz w:val="20"/>
+          <w:szCs w:val="20"/>
+        </w:rPr>
+        <w:t xml:space="preserve">                        </w:t>
+      </w:r>
+      <w:r>
+        <w:rPr>
+          <w:rFonts w:ascii="Courier New" w:hAnsi="Courier New" w:cs="Courier New"/>
+          <w:sz w:val="20"/>
+          <w:szCs w:val="20"/>
+        </w:rPr>
+        <w:t>|</w:t>
+      </w:r>
+    </w:p>
+    <w:p>
+      <w:pPr>
+        <w:spacing w:after="0" w:line="240" w:lineRule="auto"/>
+        <w:rPr>
+          <w:rFonts w:ascii="Courier New" w:hAnsi="Courier New" w:cs="Courier New"/>
+          <w:sz w:val="20"/>
+          <w:szCs w:val="20"/>
+        </w:rPr>
+      </w:pPr>
+      <w:r>
+        <w:rPr>
+          <w:rFonts w:ascii="Courier New" w:hAnsi="Courier New" w:cs="Courier New"/>
+          <w:sz w:val="20"/>
+          <w:szCs w:val="20"/>
+        </w:rPr>
+        <w:t xml:space="preserve">| </w:t>
+      </w:r>
+      <w:r>
+        <w:rPr>
+          <w:rFonts w:ascii="Courier New" w:hAnsi="Courier New" w:cs="Courier New"/>
+          <w:sz w:val="20"/>
+          <w:szCs w:val="20"/>
+        </w:rPr>
+        <w:t xml:space="preserve">                 </w:t>
+      </w:r>
+      <w:r>
+        <w:rPr>
+          <w:rFonts w:ascii="Courier New" w:hAnsi="Courier New" w:cs="Courier New"/>
+          <w:sz w:val="20"/>
+          <w:szCs w:val="20"/>
+        </w:rPr>
+        <w:t xml:space="preserve">Logo + Nome do Site </w:t>
+      </w:r>
+      <w:r>
+        <w:rPr>
+          <w:rFonts w:ascii="Courier New" w:hAnsi="Courier New" w:cs="Courier New"/>
+          <w:sz w:val="20"/>
+          <w:szCs w:val="20"/>
+        </w:rPr>
+        <w:t xml:space="preserve">                </w:t>
+      </w:r>
+      <w:r>
+        <w:rPr>
+          <w:rFonts w:ascii="Courier New" w:hAnsi="Courier New" w:cs="Courier New"/>
+          <w:sz w:val="20"/>
+          <w:szCs w:val="20"/>
+        </w:rPr>
+        <w:t>|</w:t>
+      </w:r>
+    </w:p>
+    <w:p>
+      <w:pPr>
+        <w:spacing w:after="0" w:line="240" w:lineRule="auto"/>
+        <w:rPr>
+          <w:rFonts w:ascii="Courier New" w:hAnsi="Courier New" w:cs="Courier New"/>
+          <w:sz w:val="20"/>
+          <w:szCs w:val="20"/>
+        </w:rPr>
+      </w:pPr>
+      <w:r>
+        <w:rPr>
+          <w:rFonts w:ascii="Courier New" w:hAnsi="Courier New" w:cs="Courier New"/>
+          <w:sz w:val="20"/>
+          <w:szCs w:val="20"/>
+        </w:rPr>
+        <w:t>+------------------------------------------------------+</w:t>
+      </w:r>
+    </w:p>
+    <w:p>
+      <w:pPr>
+        <w:spacing w:after="0" w:line="240" w:lineRule="auto"/>
+        <w:rPr>
+          <w:rFonts w:ascii="Courier New" w:hAnsi="Courier New" w:cs="Courier New"/>
+          <w:sz w:val="20"/>
+          <w:szCs w:val="20"/>
+        </w:rPr>
+      </w:pPr>
+      <w:r>
+        <w:rPr>
+          <w:rFonts w:ascii="Courier New" w:hAnsi="Courier New" w:cs="Courier New"/>
+          <w:sz w:val="20"/>
+          <w:szCs w:val="20"/>
+        </w:rPr>
+        <w:t xml:space="preserve">| HOME | SOBRE | SERVIÇOS | GALERIA | CONTATO </w:t>
+      </w:r>
+      <w:r>
+        <w:rPr>
+          <w:rFonts w:ascii="Courier New" w:hAnsi="Courier New" w:cs="Courier New"/>
+          <w:sz w:val="20"/>
+          <w:szCs w:val="20"/>
+        </w:rPr>
+        <w:t xml:space="preserve">         </w:t>
+      </w:r>
+      <w:r>
+        <w:rPr>
+          <w:rFonts w:ascii="Courier New" w:hAnsi="Courier New" w:cs="Courier New"/>
+          <w:sz w:val="20"/>
+          <w:szCs w:val="20"/>
+        </w:rPr>
+        <w:t>|</w:t>
+      </w:r>
+    </w:p>
+    <w:p>
+      <w:pPr>
+        <w:spacing w:after="0" w:line="240" w:lineRule="auto"/>
+        <w:rPr>
+          <w:rFonts w:ascii="Courier New" w:hAnsi="Courier New" w:cs="Courier New"/>
+          <w:sz w:val="20"/>
+          <w:szCs w:val="20"/>
+        </w:rPr>
+      </w:pPr>
+      <w:r>
+        <w:rPr>
+          <w:rFonts w:ascii="Courier New" w:hAnsi="Courier New" w:cs="Courier New"/>
+          <w:sz w:val="20"/>
+          <w:szCs w:val="20"/>
+        </w:rPr>
+        <w:t>+------------------------------------------------------+</w:t>
+      </w:r>
+    </w:p>
+    <w:p>
+      <w:pPr>
+        <w:spacing w:after="0" w:line="240" w:lineRule="auto"/>
+        <w:rPr>
+          <w:rFonts w:ascii="Courier New" w:hAnsi="Courier New" w:cs="Courier New"/>
+          <w:sz w:val="20"/>
+          <w:szCs w:val="20"/>
+        </w:rPr>
+      </w:pPr>
+      <w:r>
+        <w:rPr>
+          <w:rFonts w:ascii="Courier New" w:hAnsi="Courier New" w:cs="Courier New"/>
+          <w:sz w:val="20"/>
+          <w:szCs w:val="20"/>
+        </w:rPr>
+        <w:t xml:space="preserve">| </w:t>
+      </w:r>
+      <w:r>
+        <w:rPr>
+          <w:rFonts w:ascii="Courier New" w:hAnsi="Courier New" w:cs="Courier New"/>
+          <w:sz w:val="20"/>
+          <w:szCs w:val="20"/>
+        </w:rPr>
+        <w:t xml:space="preserve">                 </w:t>
+      </w:r>
+      <w:r>
+        <w:rPr>
+          <w:rFonts w:ascii="Courier New" w:hAnsi="Courier New" w:cs="Courier New"/>
+          <w:sz w:val="20"/>
+          <w:szCs w:val="20"/>
+        </w:rPr>
+        <w:t xml:space="preserve">BANNER PRINCIPAL </w:t>
+      </w:r>
+      <w:r>
+        <w:rPr>
+          <w:rFonts w:ascii="Courier New" w:hAnsi="Courier New" w:cs="Courier New"/>
+          <w:sz w:val="20"/>
+          <w:szCs w:val="20"/>
+        </w:rPr>
+        <w:t xml:space="preserve">                   </w:t>
+      </w:r>
+      <w:r>
+        <w:rPr>
+          <w:rFonts w:ascii="Courier New" w:hAnsi="Courier New" w:cs="Courier New"/>
+          <w:sz w:val="20"/>
+          <w:szCs w:val="20"/>
+        </w:rPr>
+        <w:t>|</w:t>
+      </w:r>
+    </w:p>
+    <w:p>
+      <w:pPr>
+        <w:spacing w:after="0" w:line="240" w:lineRule="auto"/>
+        <w:rPr>
+          <w:rFonts w:ascii="Courier New" w:hAnsi="Courier New" w:cs="Courier New"/>
+          <w:sz w:val="20"/>
+          <w:szCs w:val="20"/>
+        </w:rPr>
+      </w:pPr>
+      <w:r>
+        <w:rPr>
+          <w:rFonts w:ascii="Courier New" w:hAnsi="Courier New" w:cs="Courier New"/>
+          <w:sz w:val="20"/>
+          <w:szCs w:val="20"/>
+        </w:rPr>
+        <w:t xml:space="preserve">| </w:t>
+      </w:r>
+      <w:r>
+        <w:rPr>
+          <w:rFonts w:ascii="Courier New" w:hAnsi="Courier New" w:cs="Courier New"/>
+          <w:sz w:val="20"/>
+          <w:szCs w:val="20"/>
+        </w:rPr>
+        <w:t xml:space="preserve">                      </w:t>
+      </w:r>
+      <w:r>
+        <w:rPr>
+          <w:rFonts w:ascii="Courier New" w:hAnsi="Courier New" w:cs="Courier New"/>
+          <w:sz w:val="20"/>
+          <w:szCs w:val="20"/>
+        </w:rPr>
+        <w:t>(Imagem)</w:t>
+      </w:r>
+      <w:r>
+        <w:rPr>
+          <w:rFonts w:ascii="Courier New" w:hAnsi="Courier New" w:cs="Courier New"/>
+          <w:sz w:val="20"/>
+          <w:szCs w:val="20"/>
+        </w:rPr>
+        <w:t xml:space="preserve">                      </w:t>
+      </w:r>
+      <w:r>
+        <w:rPr>
+          <w:rFonts w:ascii="Courier New" w:hAnsi="Courier New" w:cs="Courier New"/>
+          <w:sz w:val="20"/>
+          <w:szCs w:val="20"/>
+        </w:rPr>
+        <w:t xml:space="preserve"> |</w:t>
+      </w:r>
+    </w:p>
+    <w:p>
+      <w:pPr>
+        <w:spacing w:after="0" w:line="240" w:lineRule="auto"/>
+        <w:rPr>
+          <w:rFonts w:ascii="Courier New" w:hAnsi="Courier New" w:cs="Courier New"/>
+          <w:sz w:val="20"/>
+          <w:szCs w:val="20"/>
+        </w:rPr>
+      </w:pPr>
+      <w:r>
+        <w:rPr>
+          <w:rFonts w:ascii="Courier New" w:hAnsi="Courier New" w:cs="Courier New"/>
+          <w:sz w:val="20"/>
+          <w:szCs w:val="20"/>
+        </w:rPr>
+        <w:t>+------------------------------------------------------+</w:t>
+      </w:r>
+    </w:p>
+    <w:p>
+      <w:pPr>
+        <w:spacing w:after="0" w:line="240" w:lineRule="auto"/>
+        <w:rPr>
+          <w:rFonts w:ascii="Courier New" w:hAnsi="Courier New" w:cs="Courier New"/>
+          <w:sz w:val="20"/>
+          <w:szCs w:val="20"/>
+        </w:rPr>
+      </w:pPr>
+      <w:r>
+        <w:rPr>
+          <w:rFonts w:ascii="Courier New" w:hAnsi="Courier New" w:cs="Courier New"/>
+          <w:sz w:val="20"/>
+          <w:szCs w:val="20"/>
+        </w:rPr>
+        <w:t xml:space="preserve">| </w:t>
+      </w:r>
+      <w:r>
+        <w:rPr>
+          <w:rFonts w:ascii="Courier New" w:hAnsi="Courier New" w:cs="Courier New"/>
+          <w:sz w:val="20"/>
+          <w:szCs w:val="20"/>
+        </w:rPr>
+        <w:t xml:space="preserve">                    </w:t>
+      </w:r>
+      <w:r>
+        <w:rPr>
+          <w:rFonts w:ascii="Courier New" w:hAnsi="Courier New" w:cs="Courier New"/>
+          <w:sz w:val="20"/>
+          <w:szCs w:val="20"/>
+        </w:rPr>
+        <w:t>APRESENTAÇÃO</w:t>
+      </w:r>
+      <w:r>
+        <w:rPr>
+          <w:rFonts w:ascii="Courier New" w:hAnsi="Courier New" w:cs="Courier New"/>
+          <w:sz w:val="20"/>
+          <w:szCs w:val="20"/>
+        </w:rPr>
+        <w:t xml:space="preserve">                    </w:t>
+      </w:r>
+      <w:r>
+        <w:rPr>
+          <w:rFonts w:ascii="Courier New" w:hAnsi="Courier New" w:cs="Courier New"/>
+          <w:sz w:val="20"/>
+          <w:szCs w:val="20"/>
+        </w:rPr>
+        <w:t xml:space="preserve"> |</w:t>
+      </w:r>
+    </w:p>
+    <w:p>
+      <w:pPr>
+        <w:spacing w:after="0" w:line="240" w:lineRule="auto"/>
+        <w:rPr>
+          <w:rFonts w:ascii="Courier New" w:hAnsi="Courier New" w:cs="Courier New"/>
+          <w:sz w:val="20"/>
+          <w:szCs w:val="20"/>
+        </w:rPr>
+      </w:pPr>
+      <w:r>
+        <w:rPr>
+          <w:rFonts w:ascii="Courier New" w:hAnsi="Courier New" w:cs="Courier New"/>
+          <w:sz w:val="20"/>
+          <w:szCs w:val="20"/>
+        </w:rPr>
+        <w:t xml:space="preserve">| </w:t>
+      </w:r>
+      <w:r>
+        <w:rPr>
+          <w:rFonts w:ascii="Courier New" w:hAnsi="Courier New" w:cs="Courier New"/>
+          <w:sz w:val="20"/>
+          <w:szCs w:val="20"/>
+        </w:rPr>
+        <w:t xml:space="preserve">              </w:t>
+      </w:r>
+      <w:r>
+        <w:rPr>
+          <w:rFonts w:ascii="Courier New" w:hAnsi="Courier New" w:cs="Courier New"/>
+          <w:sz w:val="20"/>
+          <w:szCs w:val="20"/>
+        </w:rPr>
+        <w:t>Texto sobre o website</w:t>
+      </w:r>
+      <w:r>
+        <w:rPr>
+          <w:rFonts w:ascii="Courier New" w:hAnsi="Courier New" w:cs="Courier New"/>
+          <w:sz w:val="20"/>
+          <w:szCs w:val="20"/>
+        </w:rPr>
+        <w:t xml:space="preserve">                 </w:t>
+      </w:r>
+      <w:r>
+        <w:rPr>
+          <w:rFonts w:ascii="Courier New" w:hAnsi="Courier New" w:cs="Courier New"/>
+          <w:sz w:val="20"/>
+          <w:szCs w:val="20"/>
+        </w:rPr>
+        <w:t xml:space="preserve"> |</w:t>
+      </w:r>
+    </w:p>
+    <w:p>
+      <w:pPr>
+        <w:spacing w:after="0" w:line="240" w:lineRule="auto"/>
+        <w:rPr>
+          <w:rFonts w:ascii="Courier New" w:hAnsi="Courier New" w:cs="Courier New"/>
+          <w:sz w:val="20"/>
+          <w:szCs w:val="20"/>
+        </w:rPr>
+      </w:pPr>
+      <w:r>
+        <w:rPr>
+          <w:rFonts w:ascii="Courier New" w:hAnsi="Courier New" w:cs="Courier New"/>
+          <w:sz w:val="20"/>
+          <w:szCs w:val="20"/>
+        </w:rPr>
+        <w:t>+------------------------------------------------------+</w:t>
+      </w:r>
+    </w:p>
+    <w:p>
+      <w:pPr>
+        <w:spacing w:after="0" w:line="240" w:lineRule="auto"/>
+        <w:rPr>
+          <w:rFonts w:ascii="Courier New" w:hAnsi="Courier New" w:cs="Courier New"/>
+          <w:sz w:val="20"/>
+          <w:szCs w:val="20"/>
+        </w:rPr>
+      </w:pPr>
+      <w:r>
+        <w:rPr>
+          <w:rFonts w:ascii="Courier New" w:hAnsi="Courier New" w:cs="Courier New"/>
+          <w:sz w:val="20"/>
+          <w:szCs w:val="20"/>
+        </w:rPr>
+        <w:t xml:space="preserve">| </w:t>
+      </w:r>
+      <w:r>
+        <w:rPr>
+          <w:rFonts w:ascii="Courier New" w:hAnsi="Courier New" w:cs="Courier New"/>
+          <w:sz w:val="20"/>
+          <w:szCs w:val="20"/>
+        </w:rPr>
+        <w:t xml:space="preserve">                      </w:t>
+      </w:r>
+      <w:r>
+        <w:rPr>
+          <w:rFonts w:ascii="Courier New" w:hAnsi="Courier New" w:cs="Courier New"/>
+          <w:sz w:val="20"/>
+          <w:szCs w:val="20"/>
+        </w:rPr>
+        <w:t>DESTAQUES</w:t>
+      </w:r>
+      <w:r>
+        <w:rPr>
+          <w:rFonts w:ascii="Courier New" w:hAnsi="Courier New" w:cs="Courier New"/>
+          <w:sz w:val="20"/>
+          <w:szCs w:val="20"/>
+        </w:rPr>
+        <w:t xml:space="preserve">                     </w:t>
+      </w:r>
+      <w:r>
+        <w:rPr>
+          <w:rFonts w:ascii="Courier New" w:hAnsi="Courier New" w:cs="Courier New"/>
+          <w:sz w:val="20"/>
+          <w:szCs w:val="20"/>
+        </w:rPr>
+        <w:t xml:space="preserve"> |</w:t>
+      </w:r>
+    </w:p>
+    <w:p>
+      <w:pPr>
+        <w:spacing w:after="0" w:line="240" w:lineRule="auto"/>
+        <w:rPr>
+          <w:rFonts w:ascii="Courier New" w:hAnsi="Courier New" w:cs="Courier New"/>
+          <w:sz w:val="20"/>
+          <w:szCs w:val="20"/>
+        </w:rPr>
+      </w:pPr>
+      <w:r>
+        <w:rPr>
+          <w:rFonts w:ascii="Courier New" w:hAnsi="Courier New" w:cs="Courier New"/>
+          <w:sz w:val="20"/>
+          <w:szCs w:val="20"/>
+        </w:rPr>
+        <w:t xml:space="preserve">| </w:t>
+      </w:r>
+      <w:r>
+        <w:rPr>
+          <w:rFonts w:ascii="Courier New" w:hAnsi="Courier New" w:cs="Courier New"/>
+          <w:sz w:val="20"/>
+          <w:szCs w:val="20"/>
+        </w:rPr>
+        <w:t xml:space="preserve">         </w:t>
+      </w:r>
+      <w:r>
+        <w:rPr>
+          <w:rFonts w:ascii="Courier New" w:hAnsi="Courier New" w:cs="Courier New"/>
+          <w:sz w:val="20"/>
+          <w:szCs w:val="20"/>
+        </w:rPr>
+        <w:t xml:space="preserve">[Serviço 1] [Serviço 2] [Serviço 3] </w:t>
       </w:r>
       <w:r>
         <w:rPr>
@@ -1893,31 +2894,67 @@
           <w:sz w:val="20"/>
           <w:szCs w:val="20"/>
         </w:rPr>
-        <w:t>HEADER</w:t>
-      </w:r>
-      <w:r>
-        <w:rPr>
-          <w:rFonts w:ascii="Courier New" w:hAnsi="Courier New" w:cs="Courier New"/>
-          <w:sz w:val="20"/>
-          <w:szCs w:val="20"/>
-        </w:rPr>
-        <w:t xml:space="preserve">     </w:t>
-      </w:r>
-      <w:r>
-        <w:rPr>
-          <w:rFonts w:ascii="Courier New" w:hAnsi="Courier New" w:cs="Courier New"/>
-          <w:sz w:val="20"/>
-          <w:szCs w:val="20"/>
-        </w:rPr>
-        <w:t xml:space="preserve">  </w:t>
-      </w:r>
-      <w:r>
-        <w:rPr>
-          <w:rFonts w:ascii="Courier New" w:hAnsi="Courier New" w:cs="Courier New"/>
-          <w:sz w:val="20"/>
-          <w:szCs w:val="20"/>
-        </w:rPr>
-        <w:t xml:space="preserve">       </w:t>
+        <w:t>|</w:t>
+      </w:r>
+    </w:p>
+    <w:p>
+      <w:pPr>
+        <w:spacing w:after="0" w:line="240" w:lineRule="auto"/>
+        <w:rPr>
+          <w:rFonts w:ascii="Courier New" w:hAnsi="Courier New" w:cs="Courier New"/>
+          <w:sz w:val="20"/>
+          <w:szCs w:val="20"/>
+        </w:rPr>
+      </w:pPr>
+      <w:r>
+        <w:rPr>
+          <w:rFonts w:ascii="Courier New" w:hAnsi="Courier New" w:cs="Courier New"/>
+          <w:sz w:val="20"/>
+          <w:szCs w:val="20"/>
+        </w:rPr>
+        <w:t>+------------------------------------------------------+</w:t>
+      </w:r>
+    </w:p>
+    <w:p>
+      <w:pPr>
+        <w:spacing w:after="0" w:line="240" w:lineRule="auto"/>
+        <w:rPr>
+          <w:rFonts w:ascii="Courier New" w:hAnsi="Courier New" w:cs="Courier New"/>
+          <w:sz w:val="20"/>
+          <w:szCs w:val="20"/>
+        </w:rPr>
+      </w:pPr>
+      <w:r>
+        <w:rPr>
+          <w:rFonts w:ascii="Courier New" w:hAnsi="Courier New" w:cs="Courier New"/>
+          <w:sz w:val="20"/>
+          <w:szCs w:val="20"/>
+        </w:rPr>
+        <w:t>|</w:t>
+      </w:r>
+      <w:r>
+        <w:rPr>
+          <w:rFonts w:ascii="Courier New" w:hAnsi="Courier New" w:cs="Courier New"/>
+          <w:sz w:val="20"/>
+          <w:szCs w:val="20"/>
+        </w:rPr>
+        <w:t xml:space="preserve">                  </w:t>
+      </w:r>
+      <w:r>
+        <w:rPr>
+          <w:rFonts w:ascii="Courier New" w:hAnsi="Courier New" w:cs="Courier New"/>
+          <w:sz w:val="20"/>
+          <w:szCs w:val="20"/>
+        </w:rPr>
+        <w:t xml:space="preserve"> CHAMADA PARA AÇÃO</w:t>
+      </w:r>
+      <w:r>
+        <w:rPr>
+          <w:rFonts w:ascii="Courier New" w:hAnsi="Courier New" w:cs="Courier New"/>
+          <w:sz w:val="20"/>
+          <w:szCs w:val="20"/>
+        </w:rPr>
+        <w:t xml:space="preserve">                 </w:t>
       </w:r>
       <w:r>
         <w:rPr>
@@ -1931,42 +2968,6 @@
     <w:p>
       <w:pPr>
         <w:spacing w:after="0" w:line="240" w:lineRule="auto"/>
-        <w:ind w:left="567"/>
-        <w:rPr>
-          <w:rFonts w:ascii="Courier New" w:hAnsi="Courier New" w:cs="Courier New"/>
-          <w:sz w:val="20"/>
-          <w:szCs w:val="20"/>
-        </w:rPr>
-      </w:pPr>
-      <w:r>
-        <w:rPr>
-          <w:rFonts w:ascii="Courier New" w:hAnsi="Courier New" w:cs="Courier New"/>
-          <w:sz w:val="20"/>
-          <w:szCs w:val="20"/>
-        </w:rPr>
-        <w:t>+------------------------</w:t>
-      </w:r>
-      <w:r>
-        <w:rPr>
-          <w:rFonts w:ascii="Courier New" w:hAnsi="Courier New" w:cs="Courier New"/>
-          <w:sz w:val="20"/>
-          <w:szCs w:val="20"/>
-        </w:rPr>
-        <w:t>---</w:t>
-      </w:r>
-      <w:r>
-        <w:rPr>
-          <w:rFonts w:ascii="Courier New" w:hAnsi="Courier New" w:cs="Courier New"/>
-          <w:sz w:val="20"/>
-          <w:szCs w:val="20"/>
-        </w:rPr>
-        <w:t>--------+</w:t>
-      </w:r>
-    </w:p>
-    <w:p>
-      <w:pPr>
-        <w:spacing w:after="0" w:line="240" w:lineRule="auto"/>
-        <w:ind w:left="567"/>
         <w:rPr>
           <w:rFonts w:ascii="Courier New" w:hAnsi="Courier New" w:cs="Courier New"/>
           <w:sz w:val="20"/>
@@ -1987,23 +2988,91 @@
           <w:sz w:val="20"/>
           <w:szCs w:val="20"/>
         </w:rPr>
-        <w:t xml:space="preserve"> </w:t>
-      </w:r>
-      <w:r>
-        <w:rPr>
-          <w:rFonts w:ascii="Courier New" w:hAnsi="Courier New" w:cs="Courier New"/>
-          <w:sz w:val="20"/>
-          <w:szCs w:val="20"/>
-        </w:rPr>
-        <w:t>MENU</w:t>
-      </w:r>
-      <w:r>
-        <w:rPr>
-          <w:rFonts w:ascii="Courier New" w:hAnsi="Courier New" w:cs="Courier New"/>
-          <w:sz w:val="20"/>
-          <w:szCs w:val="20"/>
-        </w:rPr>
-        <w:t xml:space="preserve"> </w:t>
+        <w:t xml:space="preserve">                    </w:t>
+      </w:r>
+      <w:r>
+        <w:rPr>
+          <w:rFonts w:ascii="Courier New" w:hAnsi="Courier New" w:cs="Courier New"/>
+          <w:sz w:val="20"/>
+          <w:szCs w:val="20"/>
+        </w:rPr>
+        <w:t xml:space="preserve">[Saiba Mais] </w:t>
+      </w:r>
+      <w:r>
+        <w:rPr>
+          <w:rFonts w:ascii="Courier New" w:hAnsi="Courier New" w:cs="Courier New"/>
+          <w:sz w:val="20"/>
+          <w:szCs w:val="20"/>
+        </w:rPr>
+        <w:t xml:space="preserve">                    </w:t>
+      </w:r>
+      <w:r>
+        <w:rPr>
+          <w:rFonts w:ascii="Courier New" w:hAnsi="Courier New" w:cs="Courier New"/>
+          <w:sz w:val="20"/>
+          <w:szCs w:val="20"/>
+        </w:rPr>
+        <w:t>|</w:t>
+      </w:r>
+    </w:p>
+    <w:p>
+      <w:pPr>
+        <w:spacing w:after="0" w:line="240" w:lineRule="auto"/>
+        <w:rPr>
+          <w:rFonts w:ascii="Courier New" w:hAnsi="Courier New" w:cs="Courier New"/>
+          <w:sz w:val="20"/>
+          <w:szCs w:val="20"/>
+        </w:rPr>
+      </w:pPr>
+      <w:r>
+        <w:rPr>
+          <w:rFonts w:ascii="Courier New" w:hAnsi="Courier New" w:cs="Courier New"/>
+          <w:sz w:val="20"/>
+          <w:szCs w:val="20"/>
+        </w:rPr>
+        <w:t>+------------------------------------------------------+</w:t>
+      </w:r>
+    </w:p>
+    <w:p>
+      <w:pPr>
+        <w:spacing w:after="0" w:line="240" w:lineRule="auto"/>
+        <w:rPr>
+          <w:rFonts w:ascii="Courier New" w:hAnsi="Courier New" w:cs="Courier New"/>
+          <w:sz w:val="20"/>
+          <w:szCs w:val="20"/>
+        </w:rPr>
+      </w:pPr>
+      <w:r>
+        <w:rPr>
+          <w:rFonts w:ascii="Courier New" w:hAnsi="Courier New" w:cs="Courier New"/>
+          <w:sz w:val="20"/>
+          <w:szCs w:val="20"/>
+        </w:rPr>
+        <w:t>|</w:t>
+      </w:r>
+      <w:r>
+        <w:rPr>
+          <w:rFonts w:ascii="Courier New" w:hAnsi="Courier New" w:cs="Courier New"/>
+          <w:sz w:val="20"/>
+          <w:szCs w:val="20"/>
+        </w:rPr>
+        <w:t xml:space="preserve">                      </w:t>
+      </w:r>
+      <w:r>
+        <w:rPr>
+          <w:rFonts w:ascii="Courier New" w:hAnsi="Courier New" w:cs="Courier New"/>
+          <w:sz w:val="20"/>
+          <w:szCs w:val="20"/>
+        </w:rPr>
+        <w:t xml:space="preserve"> FOOTER</w:t>
+      </w:r>
+      <w:r>
+        <w:rPr>
+          <w:rFonts w:ascii="Courier New" w:hAnsi="Courier New" w:cs="Courier New"/>
+          <w:sz w:val="20"/>
+          <w:szCs w:val="20"/>
+        </w:rPr>
+        <w:t xml:space="preserve">                        </w:t>
       </w:r>
       <w:r>
         <w:rPr>
@@ -2013,30 +3082,16 @@
         </w:rPr>
         <w:t xml:space="preserve"> |</w:t>
       </w:r>
-      <w:r>
-        <w:rPr>
-          <w:rFonts w:ascii="Courier New" w:hAnsi="Courier New" w:cs="Courier New"/>
-          <w:sz w:val="20"/>
-          <w:szCs w:val="20"/>
-        </w:rPr>
-        <w:t xml:space="preserve"> </w:t>
-      </w:r>
-      <w:r>
-        <w:rPr>
-          <w:rFonts w:ascii="Courier New" w:hAnsi="Courier New" w:cs="Courier New"/>
-          <w:sz w:val="20"/>
-          <w:szCs w:val="20"/>
-        </w:rPr>
-        <w:t xml:space="preserve"> MENU </w:t>
-      </w:r>
-      <w:r>
-        <w:rPr>
-          <w:rFonts w:ascii="Courier New" w:hAnsi="Courier New" w:cs="Courier New"/>
-          <w:sz w:val="20"/>
-          <w:szCs w:val="20"/>
-        </w:rPr>
-        <w:t xml:space="preserve"> </w:t>
-      </w:r>
+    </w:p>
+    <w:p>
+      <w:pPr>
+        <w:spacing w:after="0" w:line="240" w:lineRule="auto"/>
+        <w:rPr>
+          <w:rFonts w:ascii="Courier New" w:hAnsi="Courier New" w:cs="Courier New"/>
+          <w:sz w:val="20"/>
+          <w:szCs w:val="20"/>
+        </w:rPr>
+      </w:pPr>
       <w:r>
         <w:rPr>
           <w:rFonts w:ascii="Courier New" w:hAnsi="Courier New" w:cs="Courier New"/>
@@ -2051,24 +3106,101 @@
           <w:sz w:val="20"/>
           <w:szCs w:val="20"/>
         </w:rPr>
-        <w:t xml:space="preserve"> </w:t>
-      </w:r>
-      <w:r>
-        <w:rPr>
-          <w:rFonts w:ascii="Courier New" w:hAnsi="Courier New" w:cs="Courier New"/>
-          <w:sz w:val="20"/>
-          <w:szCs w:val="20"/>
-        </w:rPr>
-        <w:t xml:space="preserve">MENU </w:t>
-      </w:r>
-      <w:r>
-        <w:rPr>
-          <w:rFonts w:ascii="Courier New" w:hAnsi="Courier New" w:cs="Courier New"/>
-          <w:sz w:val="20"/>
-          <w:szCs w:val="20"/>
-        </w:rPr>
-        <w:t xml:space="preserve"> </w:t>
-      </w:r>
+        <w:t xml:space="preserve">               </w:t>
+      </w:r>
+      <w:r>
+        <w:rPr>
+          <w:rFonts w:ascii="Courier New" w:hAnsi="Courier New" w:cs="Courier New"/>
+          <w:sz w:val="20"/>
+          <w:szCs w:val="20"/>
+        </w:rPr>
+        <w:t xml:space="preserve">Redes Sociais | Contato </w:t>
+      </w:r>
+      <w:r>
+        <w:rPr>
+          <w:rFonts w:ascii="Courier New" w:hAnsi="Courier New" w:cs="Courier New"/>
+          <w:sz w:val="20"/>
+          <w:szCs w:val="20"/>
+        </w:rPr>
+        <w:t xml:space="preserve">              </w:t>
+      </w:r>
+      <w:r>
+        <w:rPr>
+          <w:rFonts w:ascii="Courier New" w:hAnsi="Courier New" w:cs="Courier New"/>
+          <w:sz w:val="20"/>
+          <w:szCs w:val="20"/>
+        </w:rPr>
+        <w:t>|</w:t>
+      </w:r>
+    </w:p>
+    <w:p>
+      <w:pPr>
+        <w:spacing w:after="0" w:line="240" w:lineRule="auto"/>
+        <w:rPr>
+          <w:rFonts w:ascii="Courier New" w:hAnsi="Courier New" w:cs="Courier New"/>
+          <w:sz w:val="20"/>
+          <w:szCs w:val="20"/>
+        </w:rPr>
+      </w:pPr>
+      <w:r>
+        <w:rPr>
+          <w:rFonts w:ascii="Courier New" w:hAnsi="Courier New" w:cs="Courier New"/>
+          <w:sz w:val="20"/>
+          <w:szCs w:val="20"/>
+        </w:rPr>
+        <w:t>+------------------------------------------------------+</w:t>
+      </w:r>
+    </w:p>
+    <w:p>
+      <w:pPr>
+        <w:rPr>
+          <w:rFonts w:ascii="Calibri" w:hAnsi="Calibri" w:cs="Calibri"/>
+        </w:rPr>
+      </w:pPr>
+    </w:p>
+    <w:p>
+      <w:pPr>
+        <w:spacing w:line="240" w:lineRule="auto"/>
+        <w:rPr>
+          <w:rFonts w:ascii="Calibri" w:hAnsi="Calibri" w:cs="Calibri"/>
+          <w:u w:val="single"/>
+        </w:rPr>
+      </w:pPr>
+      <w:r>
+        <w:rPr>
+          <w:rFonts w:ascii="Calibri" w:hAnsi="Calibri" w:cs="Calibri"/>
+          <w:u w:val="single"/>
+        </w:rPr>
+        <w:t>Exemplo de Esboço da Página "Sobre"</w:t>
+      </w:r>
+    </w:p>
+    <w:p>
+      <w:pPr>
+        <w:spacing w:after="0" w:line="240" w:lineRule="auto"/>
+        <w:rPr>
+          <w:rFonts w:ascii="Courier New" w:hAnsi="Courier New" w:cs="Courier New"/>
+          <w:sz w:val="20"/>
+          <w:szCs w:val="20"/>
+        </w:rPr>
+      </w:pPr>
+      <w:r>
+        <w:rPr>
+          <w:rFonts w:ascii="Courier New" w:hAnsi="Courier New" w:cs="Courier New"/>
+          <w:sz w:val="20"/>
+          <w:szCs w:val="20"/>
+        </w:rPr>
+        <w:t>+------------------------------------------------------+</w:t>
+      </w:r>
+    </w:p>
+    <w:p>
+      <w:pPr>
+        <w:spacing w:after="0" w:line="240" w:lineRule="auto"/>
+        <w:rPr>
+          <w:rFonts w:ascii="Courier New" w:hAnsi="Courier New" w:cs="Courier New"/>
+          <w:sz w:val="20"/>
+          <w:szCs w:val="20"/>
+        </w:rPr>
+      </w:pPr>
       <w:r>
         <w:rPr>
           <w:rFonts w:ascii="Courier New" w:hAnsi="Courier New" w:cs="Courier New"/>
@@ -2083,23 +3215,75 @@
           <w:sz w:val="20"/>
           <w:szCs w:val="20"/>
         </w:rPr>
-        <w:t xml:space="preserve"> </w:t>
-      </w:r>
-      <w:r>
-        <w:rPr>
-          <w:rFonts w:ascii="Courier New" w:hAnsi="Courier New" w:cs="Courier New"/>
-          <w:sz w:val="20"/>
-          <w:szCs w:val="20"/>
-        </w:rPr>
-        <w:t>MENU</w:t>
-      </w:r>
-      <w:r>
-        <w:rPr>
-          <w:rFonts w:ascii="Courier New" w:hAnsi="Courier New" w:cs="Courier New"/>
-          <w:sz w:val="20"/>
-          <w:szCs w:val="20"/>
-        </w:rPr>
-        <w:t xml:space="preserve"> </w:t>
+        <w:t xml:space="preserve">                      </w:t>
+      </w:r>
+      <w:r>
+        <w:rPr>
+          <w:rFonts w:ascii="Courier New" w:hAnsi="Courier New" w:cs="Courier New"/>
+          <w:sz w:val="20"/>
+          <w:szCs w:val="20"/>
+        </w:rPr>
+        <w:t xml:space="preserve">HEADER </w:t>
+      </w:r>
+      <w:r>
+        <w:rPr>
+          <w:rFonts w:ascii="Courier New" w:hAnsi="Courier New" w:cs="Courier New"/>
+          <w:sz w:val="20"/>
+          <w:szCs w:val="20"/>
+        </w:rPr>
+        <w:t xml:space="preserve">                        </w:t>
+      </w:r>
+      <w:r>
+        <w:rPr>
+          <w:rFonts w:ascii="Courier New" w:hAnsi="Courier New" w:cs="Courier New"/>
+          <w:sz w:val="20"/>
+          <w:szCs w:val="20"/>
+        </w:rPr>
+        <w:t>|</w:t>
+      </w:r>
+    </w:p>
+    <w:p>
+      <w:pPr>
+        <w:spacing w:after="0" w:line="240" w:lineRule="auto"/>
+        <w:rPr>
+          <w:rFonts w:ascii="Courier New" w:hAnsi="Courier New" w:cs="Courier New"/>
+          <w:sz w:val="20"/>
+          <w:szCs w:val="20"/>
+        </w:rPr>
+      </w:pPr>
+      <w:r>
+        <w:rPr>
+          <w:rFonts w:ascii="Courier New" w:hAnsi="Courier New" w:cs="Courier New"/>
+          <w:sz w:val="20"/>
+          <w:szCs w:val="20"/>
+        </w:rPr>
+        <w:t>+------------------------------------------------------+</w:t>
+      </w:r>
+    </w:p>
+    <w:p>
+      <w:pPr>
+        <w:spacing w:after="0" w:line="240" w:lineRule="auto"/>
+        <w:rPr>
+          <w:rFonts w:ascii="Courier New" w:hAnsi="Courier New" w:cs="Courier New"/>
+          <w:sz w:val="20"/>
+          <w:szCs w:val="20"/>
+        </w:rPr>
+      </w:pPr>
+      <w:r>
+        <w:rPr>
+          <w:rFonts w:ascii="Courier New" w:hAnsi="Courier New" w:cs="Courier New"/>
+          <w:sz w:val="20"/>
+          <w:szCs w:val="20"/>
+        </w:rPr>
+        <w:t>| HOME | SOBRE | SERVIÇOS | GALERIA | CONTATO</w:t>
+      </w:r>
+      <w:r>
+        <w:rPr>
+          <w:rFonts w:ascii="Courier New" w:hAnsi="Courier New" w:cs="Courier New"/>
+          <w:sz w:val="20"/>
+          <w:szCs w:val="20"/>
+        </w:rPr>
+        <w:t xml:space="preserve">         </w:t>
       </w:r>
       <w:r>
         <w:rPr>
@@ -2113,42 +3297,24 @@
     <w:p>
       <w:pPr>
         <w:spacing w:after="0" w:line="240" w:lineRule="auto"/>
-        <w:ind w:left="567"/>
-        <w:rPr>
-          <w:rFonts w:ascii="Courier New" w:hAnsi="Courier New" w:cs="Courier New"/>
-          <w:sz w:val="20"/>
-          <w:szCs w:val="20"/>
-        </w:rPr>
-      </w:pPr>
-      <w:r>
-        <w:rPr>
-          <w:rFonts w:ascii="Courier New" w:hAnsi="Courier New" w:cs="Courier New"/>
-          <w:sz w:val="20"/>
-          <w:szCs w:val="20"/>
-        </w:rPr>
-        <w:t>+-----------------</w:t>
-      </w:r>
-      <w:r>
-        <w:rPr>
-          <w:rFonts w:ascii="Courier New" w:hAnsi="Courier New" w:cs="Courier New"/>
-          <w:sz w:val="20"/>
-          <w:szCs w:val="20"/>
-        </w:rPr>
-        <w:t>---</w:t>
-      </w:r>
-      <w:r>
-        <w:rPr>
-          <w:rFonts w:ascii="Courier New" w:hAnsi="Courier New" w:cs="Courier New"/>
-          <w:sz w:val="20"/>
-          <w:szCs w:val="20"/>
-        </w:rPr>
-        <w:t>---------------+</w:t>
-      </w:r>
-    </w:p>
-    <w:p>
-      <w:pPr>
-        <w:spacing w:after="0" w:line="240" w:lineRule="auto"/>
-        <w:ind w:left="567"/>
+        <w:rPr>
+          <w:rFonts w:ascii="Courier New" w:hAnsi="Courier New" w:cs="Courier New"/>
+          <w:sz w:val="20"/>
+          <w:szCs w:val="20"/>
+        </w:rPr>
+      </w:pPr>
+      <w:r>
+        <w:rPr>
+          <w:rFonts w:ascii="Courier New" w:hAnsi="Courier New" w:cs="Courier New"/>
+          <w:sz w:val="20"/>
+          <w:szCs w:val="20"/>
+        </w:rPr>
+        <w:t>+------------------------------------------------------+</w:t>
+      </w:r>
+    </w:p>
+    <w:p>
+      <w:pPr>
+        <w:spacing w:after="0" w:line="240" w:lineRule="auto"/>
         <w:rPr>
           <w:rFonts w:ascii="Courier New" w:hAnsi="Courier New" w:cs="Courier New"/>
           <w:sz w:val="20"/>
@@ -2169,7 +3335,23 @@
           <w:sz w:val="20"/>
           <w:szCs w:val="20"/>
         </w:rPr>
-        <w:t xml:space="preserve">                                  </w:t>
+        <w:t xml:space="preserve">                 </w:t>
+      </w:r>
+      <w:r>
+        <w:rPr>
+          <w:rFonts w:ascii="Courier New" w:hAnsi="Courier New" w:cs="Courier New"/>
+          <w:sz w:val="20"/>
+          <w:szCs w:val="20"/>
+        </w:rPr>
+        <w:t xml:space="preserve">TÍTULO DA PÁGINA </w:t>
+      </w:r>
+      <w:r>
+        <w:rPr>
+          <w:rFonts w:ascii="Courier New" w:hAnsi="Courier New" w:cs="Courier New"/>
+          <w:sz w:val="20"/>
+          <w:szCs w:val="20"/>
+        </w:rPr>
+        <w:t xml:space="preserve">                   </w:t>
       </w:r>
       <w:r>
         <w:rPr>
@@ -2183,7 +3365,6 @@
     <w:p>
       <w:pPr>
         <w:spacing w:after="0" w:line="240" w:lineRule="auto"/>
-        <w:ind w:left="567"/>
         <w:rPr>
           <w:rFonts w:ascii="Courier New" w:hAnsi="Courier New" w:cs="Courier New"/>
           <w:sz w:val="20"/>
@@ -2204,23 +3385,277 @@
           <w:sz w:val="20"/>
           <w:szCs w:val="20"/>
         </w:rPr>
-        <w:t xml:space="preserve">        </w:t>
-      </w:r>
-      <w:r>
-        <w:rPr>
-          <w:rFonts w:ascii="Courier New" w:hAnsi="Courier New" w:cs="Courier New"/>
-          <w:sz w:val="20"/>
-          <w:szCs w:val="20"/>
-        </w:rPr>
-        <w:t>CONTEÚDO PRINCIPAL</w:t>
-      </w:r>
-      <w:r>
-        <w:rPr>
-          <w:rFonts w:ascii="Courier New" w:hAnsi="Courier New" w:cs="Courier New"/>
-          <w:sz w:val="20"/>
-          <w:szCs w:val="20"/>
-        </w:rPr>
-        <w:t xml:space="preserve">       </w:t>
+        <w:t xml:space="preserve">                       </w:t>
+      </w:r>
+      <w:r>
+        <w:rPr>
+          <w:rFonts w:ascii="Courier New" w:hAnsi="Courier New" w:cs="Courier New"/>
+          <w:sz w:val="20"/>
+          <w:szCs w:val="20"/>
+        </w:rPr>
+        <w:t xml:space="preserve">SOBRE </w:t>
+      </w:r>
+      <w:r>
+        <w:rPr>
+          <w:rFonts w:ascii="Courier New" w:hAnsi="Courier New" w:cs="Courier New"/>
+          <w:sz w:val="20"/>
+          <w:szCs w:val="20"/>
+        </w:rPr>
+        <w:t xml:space="preserve">                        </w:t>
+      </w:r>
+      <w:r>
+        <w:rPr>
+          <w:rFonts w:ascii="Courier New" w:hAnsi="Courier New" w:cs="Courier New"/>
+          <w:sz w:val="20"/>
+          <w:szCs w:val="20"/>
+        </w:rPr>
+        <w:t>|</w:t>
+      </w:r>
+    </w:p>
+    <w:p>
+      <w:pPr>
+        <w:spacing w:after="0" w:line="240" w:lineRule="auto"/>
+        <w:rPr>
+          <w:rFonts w:ascii="Courier New" w:hAnsi="Courier New" w:cs="Courier New"/>
+          <w:sz w:val="20"/>
+          <w:szCs w:val="20"/>
+        </w:rPr>
+      </w:pPr>
+      <w:r>
+        <w:rPr>
+          <w:rFonts w:ascii="Courier New" w:hAnsi="Courier New" w:cs="Courier New"/>
+          <w:sz w:val="20"/>
+          <w:szCs w:val="20"/>
+        </w:rPr>
+        <w:t>+------------------------------------------------------+</w:t>
+      </w:r>
+    </w:p>
+    <w:p>
+      <w:pPr>
+        <w:spacing w:after="0" w:line="240" w:lineRule="auto"/>
+        <w:rPr>
+          <w:rFonts w:ascii="Courier New" w:hAnsi="Courier New" w:cs="Courier New"/>
+          <w:sz w:val="20"/>
+          <w:szCs w:val="20"/>
+        </w:rPr>
+      </w:pPr>
+      <w:r>
+        <w:rPr>
+          <w:rFonts w:ascii="Courier New" w:hAnsi="Courier New" w:cs="Courier New"/>
+          <w:sz w:val="20"/>
+          <w:szCs w:val="20"/>
+        </w:rPr>
+        <w:t xml:space="preserve">| </w:t>
+      </w:r>
+      <w:r>
+        <w:rPr>
+          <w:rFonts w:ascii="Courier New" w:hAnsi="Courier New" w:cs="Courier New"/>
+          <w:sz w:val="20"/>
+          <w:szCs w:val="20"/>
+        </w:rPr>
+        <w:t xml:space="preserve">                      </w:t>
+      </w:r>
+      <w:r>
+        <w:rPr>
+          <w:rFonts w:ascii="Courier New" w:hAnsi="Courier New" w:cs="Courier New"/>
+          <w:sz w:val="20"/>
+          <w:szCs w:val="20"/>
+        </w:rPr>
+        <w:t xml:space="preserve">IMAGEM </w:t>
+      </w:r>
+      <w:r>
+        <w:rPr>
+          <w:rFonts w:ascii="Courier New" w:hAnsi="Courier New" w:cs="Courier New"/>
+          <w:sz w:val="20"/>
+          <w:szCs w:val="20"/>
+        </w:rPr>
+        <w:t xml:space="preserve">                        </w:t>
+      </w:r>
+      <w:r>
+        <w:rPr>
+          <w:rFonts w:ascii="Courier New" w:hAnsi="Courier New" w:cs="Courier New"/>
+          <w:sz w:val="20"/>
+          <w:szCs w:val="20"/>
+        </w:rPr>
+        <w:t>|</w:t>
+      </w:r>
+    </w:p>
+    <w:p>
+      <w:pPr>
+        <w:spacing w:after="0" w:line="240" w:lineRule="auto"/>
+        <w:rPr>
+          <w:rFonts w:ascii="Courier New" w:hAnsi="Courier New" w:cs="Courier New"/>
+          <w:sz w:val="20"/>
+          <w:szCs w:val="20"/>
+        </w:rPr>
+      </w:pPr>
+      <w:r>
+        <w:rPr>
+          <w:rFonts w:ascii="Courier New" w:hAnsi="Courier New" w:cs="Courier New"/>
+          <w:sz w:val="20"/>
+          <w:szCs w:val="20"/>
+        </w:rPr>
+        <w:t>+------------------------------------------------------+</w:t>
+      </w:r>
+    </w:p>
+    <w:p>
+      <w:pPr>
+        <w:spacing w:after="0" w:line="240" w:lineRule="auto"/>
+        <w:rPr>
+          <w:rFonts w:ascii="Courier New" w:hAnsi="Courier New" w:cs="Courier New"/>
+          <w:sz w:val="20"/>
+          <w:szCs w:val="20"/>
+        </w:rPr>
+      </w:pPr>
+      <w:r>
+        <w:rPr>
+          <w:rFonts w:ascii="Courier New" w:hAnsi="Courier New" w:cs="Courier New"/>
+          <w:sz w:val="20"/>
+          <w:szCs w:val="20"/>
+        </w:rPr>
+        <w:t xml:space="preserve">| </w:t>
+      </w:r>
+      <w:r>
+        <w:rPr>
+          <w:rFonts w:ascii="Courier New" w:hAnsi="Courier New" w:cs="Courier New"/>
+          <w:sz w:val="20"/>
+          <w:szCs w:val="20"/>
+        </w:rPr>
+        <w:t xml:space="preserve">                </w:t>
+      </w:r>
+      <w:r>
+        <w:rPr>
+          <w:rFonts w:ascii="Courier New" w:hAnsi="Courier New" w:cs="Courier New"/>
+          <w:sz w:val="20"/>
+          <w:szCs w:val="20"/>
+        </w:rPr>
+        <w:t xml:space="preserve">HISTÓRIA DA EMPRESA </w:t>
+      </w:r>
+      <w:r>
+        <w:rPr>
+          <w:rFonts w:ascii="Courier New" w:hAnsi="Courier New" w:cs="Courier New"/>
+          <w:sz w:val="20"/>
+          <w:szCs w:val="20"/>
+        </w:rPr>
+        <w:t xml:space="preserve">                 </w:t>
+      </w:r>
+      <w:r>
+        <w:rPr>
+          <w:rFonts w:ascii="Courier New" w:hAnsi="Courier New" w:cs="Courier New"/>
+          <w:sz w:val="20"/>
+          <w:szCs w:val="20"/>
+        </w:rPr>
+        <w:t>|</w:t>
+      </w:r>
+    </w:p>
+    <w:p>
+      <w:pPr>
+        <w:spacing w:after="0" w:line="240" w:lineRule="auto"/>
+        <w:rPr>
+          <w:rFonts w:ascii="Courier New" w:hAnsi="Courier New" w:cs="Courier New"/>
+          <w:sz w:val="20"/>
+          <w:szCs w:val="20"/>
+        </w:rPr>
+      </w:pPr>
+      <w:r>
+        <w:rPr>
+          <w:rFonts w:ascii="Courier New" w:hAnsi="Courier New" w:cs="Courier New"/>
+          <w:sz w:val="20"/>
+          <w:szCs w:val="20"/>
+        </w:rPr>
+        <w:t xml:space="preserve">| </w:t>
+      </w:r>
+      <w:r>
+        <w:rPr>
+          <w:rFonts w:ascii="Courier New" w:hAnsi="Courier New" w:cs="Courier New"/>
+          <w:sz w:val="20"/>
+          <w:szCs w:val="20"/>
+        </w:rPr>
+        <w:t xml:space="preserve">                       </w:t>
+      </w:r>
+      <w:r>
+        <w:rPr>
+          <w:rFonts w:ascii="Courier New" w:hAnsi="Courier New" w:cs="Courier New"/>
+          <w:sz w:val="20"/>
+          <w:szCs w:val="20"/>
+        </w:rPr>
+        <w:t xml:space="preserve">TEXTO </w:t>
+      </w:r>
+      <w:r>
+        <w:rPr>
+          <w:rFonts w:ascii="Courier New" w:hAnsi="Courier New" w:cs="Courier New"/>
+          <w:sz w:val="20"/>
+          <w:szCs w:val="20"/>
+        </w:rPr>
+        <w:t xml:space="preserve">                        </w:t>
+      </w:r>
+      <w:r>
+        <w:rPr>
+          <w:rFonts w:ascii="Courier New" w:hAnsi="Courier New" w:cs="Courier New"/>
+          <w:sz w:val="20"/>
+          <w:szCs w:val="20"/>
+        </w:rPr>
+        <w:t>|</w:t>
+      </w:r>
+    </w:p>
+    <w:p>
+      <w:pPr>
+        <w:spacing w:after="0" w:line="240" w:lineRule="auto"/>
+        <w:rPr>
+          <w:rFonts w:ascii="Courier New" w:hAnsi="Courier New" w:cs="Courier New"/>
+          <w:sz w:val="20"/>
+          <w:szCs w:val="20"/>
+        </w:rPr>
+      </w:pPr>
+      <w:r>
+        <w:rPr>
+          <w:rFonts w:ascii="Courier New" w:hAnsi="Courier New" w:cs="Courier New"/>
+          <w:sz w:val="20"/>
+          <w:szCs w:val="20"/>
+        </w:rPr>
+        <w:t>+------------------------------------------------------+</w:t>
+      </w:r>
+    </w:p>
+    <w:p>
+      <w:pPr>
+        <w:spacing w:after="0" w:line="240" w:lineRule="auto"/>
+        <w:rPr>
+          <w:rFonts w:ascii="Courier New" w:hAnsi="Courier New" w:cs="Courier New"/>
+          <w:sz w:val="20"/>
+          <w:szCs w:val="20"/>
+        </w:rPr>
+      </w:pPr>
+      <w:r>
+        <w:rPr>
+          <w:rFonts w:ascii="Courier New" w:hAnsi="Courier New" w:cs="Courier New"/>
+          <w:sz w:val="20"/>
+          <w:szCs w:val="20"/>
+        </w:rPr>
+        <w:t>|</w:t>
+      </w:r>
+      <w:r>
+        <w:rPr>
+          <w:rFonts w:ascii="Courier New" w:hAnsi="Courier New" w:cs="Courier New"/>
+          <w:sz w:val="20"/>
+          <w:szCs w:val="20"/>
+        </w:rPr>
+        <w:t xml:space="preserve">                      </w:t>
+      </w:r>
+      <w:r>
+        <w:rPr>
+          <w:rFonts w:ascii="Courier New" w:hAnsi="Courier New" w:cs="Courier New"/>
+          <w:sz w:val="20"/>
+          <w:szCs w:val="20"/>
+        </w:rPr>
+        <w:t xml:space="preserve"> FOOTER</w:t>
+      </w:r>
+      <w:r>
+        <w:rPr>
+          <w:rFonts w:ascii="Courier New" w:hAnsi="Courier New" w:cs="Courier New"/>
+          <w:sz w:val="20"/>
+          <w:szCs w:val="20"/>
+        </w:rPr>
+        <w:t xml:space="preserve">                        </w:t>
       </w:r>
       <w:r>
         <w:rPr>
@@ -2234,13 +3669,103 @@
     <w:p>
       <w:pPr>
         <w:spacing w:after="0" w:line="240" w:lineRule="auto"/>
-        <w:ind w:left="567"/>
-        <w:rPr>
-          <w:rFonts w:ascii="Courier New" w:hAnsi="Courier New" w:cs="Courier New"/>
-          <w:sz w:val="20"/>
-          <w:szCs w:val="20"/>
-        </w:rPr>
-      </w:pPr>
+        <w:rPr>
+          <w:rFonts w:ascii="Courier New" w:hAnsi="Courier New" w:cs="Courier New"/>
+          <w:sz w:val="20"/>
+          <w:szCs w:val="20"/>
+        </w:rPr>
+      </w:pPr>
+      <w:r>
+        <w:rPr>
+          <w:rFonts w:ascii="Courier New" w:hAnsi="Courier New" w:cs="Courier New"/>
+          <w:sz w:val="20"/>
+          <w:szCs w:val="20"/>
+        </w:rPr>
+        <w:t>+------------------------------------------------------+</w:t>
+      </w:r>
+    </w:p>
+    <w:p>
+      <w:pPr>
+        <w:rPr>
+          <w:rFonts w:ascii="Calibri" w:hAnsi="Calibri" w:cs="Calibri"/>
+        </w:rPr>
+      </w:pPr>
+    </w:p>
+    <w:p>
+      <w:pPr>
+        <w:spacing w:line="240" w:lineRule="auto"/>
+        <w:rPr>
+          <w:rFonts w:ascii="Calibri" w:hAnsi="Calibri" w:cs="Calibri"/>
+          <w:u w:val="single"/>
+        </w:rPr>
+      </w:pPr>
+      <w:r>
+        <w:rPr>
+          <w:rFonts w:ascii="Calibri" w:hAnsi="Calibri" w:cs="Calibri"/>
+          <w:u w:val="single"/>
+        </w:rPr>
+        <w:t>Exemplo de Esboço da Página "Contato"</w:t>
+      </w:r>
+    </w:p>
+    <w:p>
+      <w:pPr>
+        <w:spacing w:after="0" w:line="240" w:lineRule="auto"/>
+        <w:rPr>
+          <w:rFonts w:ascii="Courier New" w:hAnsi="Courier New" w:cs="Courier New"/>
+          <w:sz w:val="20"/>
+          <w:szCs w:val="20"/>
+        </w:rPr>
+      </w:pPr>
+      <w:r>
+        <w:rPr>
+          <w:rFonts w:ascii="Courier New" w:hAnsi="Courier New" w:cs="Courier New"/>
+          <w:sz w:val="20"/>
+          <w:szCs w:val="20"/>
+        </w:rPr>
+        <w:t>+------------------------------------------------------+</w:t>
+      </w:r>
+    </w:p>
+    <w:p>
+      <w:pPr>
+        <w:spacing w:after="0" w:line="240" w:lineRule="auto"/>
+        <w:rPr>
+          <w:rFonts w:ascii="Courier New" w:hAnsi="Courier New" w:cs="Courier New"/>
+          <w:sz w:val="20"/>
+          <w:szCs w:val="20"/>
+        </w:rPr>
+      </w:pPr>
+      <w:r>
+        <w:rPr>
+          <w:rFonts w:ascii="Courier New" w:hAnsi="Courier New" w:cs="Courier New"/>
+          <w:sz w:val="20"/>
+          <w:szCs w:val="20"/>
+        </w:rPr>
+        <w:t xml:space="preserve">| </w:t>
+      </w:r>
+      <w:r>
+        <w:rPr>
+          <w:rFonts w:ascii="Courier New" w:hAnsi="Courier New" w:cs="Courier New"/>
+          <w:sz w:val="20"/>
+          <w:szCs w:val="20"/>
+        </w:rPr>
+        <w:t xml:space="preserve">                      </w:t>
+      </w:r>
+      <w:r>
+        <w:rPr>
+          <w:rFonts w:ascii="Courier New" w:hAnsi="Courier New" w:cs="Courier New"/>
+          <w:sz w:val="20"/>
+          <w:szCs w:val="20"/>
+        </w:rPr>
+        <w:t xml:space="preserve">HEADER </w:t>
+      </w:r>
+      <w:r>
+        <w:rPr>
+          <w:rFonts w:ascii="Courier New" w:hAnsi="Courier New" w:cs="Courier New"/>
+          <w:sz w:val="20"/>
+          <w:szCs w:val="20"/>
+        </w:rPr>
+        <w:t xml:space="preserve">                        </w:t>
+      </w:r>
       <w:r>
         <w:rPr>
           <w:rFonts w:ascii="Courier New" w:hAnsi="Courier New" w:cs="Courier New"/>
@@ -2249,13 +3774,493 @@
         </w:rPr>
         <w:t>|</w:t>
       </w:r>
-      <w:r>
-        <w:rPr>
-          <w:rFonts w:ascii="Courier New" w:hAnsi="Courier New" w:cs="Courier New"/>
-          <w:sz w:val="20"/>
-          <w:szCs w:val="20"/>
-        </w:rPr>
-        <w:t xml:space="preserve">                                  </w:t>
+    </w:p>
+    <w:p>
+      <w:pPr>
+        <w:spacing w:after="0" w:line="240" w:lineRule="auto"/>
+        <w:rPr>
+          <w:rFonts w:ascii="Courier New" w:hAnsi="Courier New" w:cs="Courier New"/>
+          <w:sz w:val="20"/>
+          <w:szCs w:val="20"/>
+        </w:rPr>
+      </w:pPr>
+      <w:r>
+        <w:rPr>
+          <w:rFonts w:ascii="Courier New" w:hAnsi="Courier New" w:cs="Courier New"/>
+          <w:sz w:val="20"/>
+          <w:szCs w:val="20"/>
+        </w:rPr>
+        <w:t>+------------------------------------------------------+</w:t>
+      </w:r>
+    </w:p>
+    <w:p>
+      <w:pPr>
+        <w:spacing w:after="0" w:line="240" w:lineRule="auto"/>
+        <w:rPr>
+          <w:rFonts w:ascii="Courier New" w:hAnsi="Courier New" w:cs="Courier New"/>
+          <w:sz w:val="20"/>
+          <w:szCs w:val="20"/>
+        </w:rPr>
+      </w:pPr>
+      <w:r>
+        <w:rPr>
+          <w:rFonts w:ascii="Courier New" w:hAnsi="Courier New" w:cs="Courier New"/>
+          <w:sz w:val="20"/>
+          <w:szCs w:val="20"/>
+        </w:rPr>
+        <w:t>| HOME | SOBRE | SERVIÇOS | GALERIA | CONTATO |</w:t>
+      </w:r>
+    </w:p>
+    <w:p>
+      <w:pPr>
+        <w:spacing w:after="0" w:line="240" w:lineRule="auto"/>
+        <w:rPr>
+          <w:rFonts w:ascii="Courier New" w:hAnsi="Courier New" w:cs="Courier New"/>
+          <w:sz w:val="20"/>
+          <w:szCs w:val="20"/>
+        </w:rPr>
+      </w:pPr>
+      <w:r>
+        <w:rPr>
+          <w:rFonts w:ascii="Courier New" w:hAnsi="Courier New" w:cs="Courier New"/>
+          <w:sz w:val="20"/>
+          <w:szCs w:val="20"/>
+        </w:rPr>
+        <w:t>+------------------------------------------------------+</w:t>
+      </w:r>
+    </w:p>
+    <w:p>
+      <w:pPr>
+        <w:spacing w:after="0" w:line="240" w:lineRule="auto"/>
+        <w:rPr>
+          <w:rFonts w:ascii="Courier New" w:hAnsi="Courier New" w:cs="Courier New"/>
+          <w:sz w:val="20"/>
+          <w:szCs w:val="20"/>
+        </w:rPr>
+      </w:pPr>
+      <w:r>
+        <w:rPr>
+          <w:rFonts w:ascii="Courier New" w:hAnsi="Courier New" w:cs="Courier New"/>
+          <w:sz w:val="20"/>
+          <w:szCs w:val="20"/>
+        </w:rPr>
+        <w:t xml:space="preserve">| </w:t>
+      </w:r>
+      <w:r>
+        <w:rPr>
+          <w:rFonts w:ascii="Courier New" w:hAnsi="Courier New" w:cs="Courier New"/>
+          <w:sz w:val="20"/>
+          <w:szCs w:val="20"/>
+        </w:rPr>
+        <w:t xml:space="preserve">                     </w:t>
+      </w:r>
+      <w:r>
+        <w:rPr>
+          <w:rFonts w:ascii="Courier New" w:hAnsi="Courier New" w:cs="Courier New"/>
+          <w:sz w:val="20"/>
+          <w:szCs w:val="20"/>
+        </w:rPr>
+        <w:t xml:space="preserve">CONTATO </w:t>
+      </w:r>
+      <w:r>
+        <w:rPr>
+          <w:rFonts w:ascii="Courier New" w:hAnsi="Courier New" w:cs="Courier New"/>
+          <w:sz w:val="20"/>
+          <w:szCs w:val="20"/>
+        </w:rPr>
+        <w:t xml:space="preserve">                        </w:t>
+      </w:r>
+      <w:r>
+        <w:rPr>
+          <w:rFonts w:ascii="Courier New" w:hAnsi="Courier New" w:cs="Courier New"/>
+          <w:sz w:val="20"/>
+          <w:szCs w:val="20"/>
+        </w:rPr>
+        <w:t>|</w:t>
+      </w:r>
+    </w:p>
+    <w:p>
+      <w:pPr>
+        <w:spacing w:after="0" w:line="240" w:lineRule="auto"/>
+        <w:rPr>
+          <w:rFonts w:ascii="Courier New" w:hAnsi="Courier New" w:cs="Courier New"/>
+          <w:sz w:val="20"/>
+          <w:szCs w:val="20"/>
+        </w:rPr>
+      </w:pPr>
+      <w:r>
+        <w:rPr>
+          <w:rFonts w:ascii="Courier New" w:hAnsi="Courier New" w:cs="Courier New"/>
+          <w:sz w:val="20"/>
+          <w:szCs w:val="20"/>
+        </w:rPr>
+        <w:t>+------------------------------------------------------+</w:t>
+      </w:r>
+    </w:p>
+    <w:p>
+      <w:pPr>
+        <w:spacing w:after="0" w:line="240" w:lineRule="auto"/>
+        <w:rPr>
+          <w:rFonts w:ascii="Courier New" w:hAnsi="Courier New" w:cs="Courier New"/>
+          <w:sz w:val="20"/>
+          <w:szCs w:val="20"/>
+        </w:rPr>
+      </w:pPr>
+      <w:r>
+        <w:rPr>
+          <w:rFonts w:ascii="Courier New" w:hAnsi="Courier New" w:cs="Courier New"/>
+          <w:sz w:val="20"/>
+          <w:szCs w:val="20"/>
+        </w:rPr>
+        <w:t xml:space="preserve">| Nome: ____________________________ </w:t>
+      </w:r>
+      <w:r>
+        <w:rPr>
+          <w:rFonts w:ascii="Courier New" w:hAnsi="Courier New" w:cs="Courier New"/>
+          <w:sz w:val="20"/>
+          <w:szCs w:val="20"/>
+        </w:rPr>
+        <w:t xml:space="preserve">                  </w:t>
+      </w:r>
+      <w:r>
+        <w:rPr>
+          <w:rFonts w:ascii="Courier New" w:hAnsi="Courier New" w:cs="Courier New"/>
+          <w:sz w:val="20"/>
+          <w:szCs w:val="20"/>
+        </w:rPr>
+        <w:t>|</w:t>
+      </w:r>
+    </w:p>
+    <w:p>
+      <w:pPr>
+        <w:spacing w:after="0" w:line="240" w:lineRule="auto"/>
+        <w:rPr>
+          <w:rFonts w:ascii="Courier New" w:hAnsi="Courier New" w:cs="Courier New"/>
+          <w:sz w:val="20"/>
+          <w:szCs w:val="20"/>
+        </w:rPr>
+      </w:pPr>
+      <w:r>
+        <w:rPr>
+          <w:rFonts w:ascii="Courier New" w:hAnsi="Courier New" w:cs="Courier New"/>
+          <w:sz w:val="20"/>
+          <w:szCs w:val="20"/>
+        </w:rPr>
+        <w:t xml:space="preserve">| E-mail: ____________________________ </w:t>
+      </w:r>
+      <w:r>
+        <w:rPr>
+          <w:rFonts w:ascii="Courier New" w:hAnsi="Courier New" w:cs="Courier New"/>
+          <w:sz w:val="20"/>
+          <w:szCs w:val="20"/>
+        </w:rPr>
+        <w:t xml:space="preserve">                </w:t>
+      </w:r>
+      <w:r>
+        <w:rPr>
+          <w:rFonts w:ascii="Courier New" w:hAnsi="Courier New" w:cs="Courier New"/>
+          <w:sz w:val="20"/>
+          <w:szCs w:val="20"/>
+        </w:rPr>
+        <w:t>|</w:t>
+      </w:r>
+    </w:p>
+    <w:p>
+      <w:pPr>
+        <w:spacing w:after="0" w:line="240" w:lineRule="auto"/>
+        <w:rPr>
+          <w:rFonts w:ascii="Courier New" w:hAnsi="Courier New" w:cs="Courier New"/>
+          <w:sz w:val="20"/>
+          <w:szCs w:val="20"/>
+        </w:rPr>
+      </w:pPr>
+      <w:r>
+        <w:rPr>
+          <w:rFonts w:ascii="Courier New" w:hAnsi="Courier New" w:cs="Courier New"/>
+          <w:sz w:val="20"/>
+          <w:szCs w:val="20"/>
+        </w:rPr>
+        <w:t xml:space="preserve">| Assunto: ____________________________ </w:t>
+      </w:r>
+      <w:r>
+        <w:rPr>
+          <w:rFonts w:ascii="Courier New" w:hAnsi="Courier New" w:cs="Courier New"/>
+          <w:sz w:val="20"/>
+          <w:szCs w:val="20"/>
+        </w:rPr>
+        <w:t xml:space="preserve">               </w:t>
+      </w:r>
+      <w:r>
+        <w:rPr>
+          <w:rFonts w:ascii="Courier New" w:hAnsi="Courier New" w:cs="Courier New"/>
+          <w:sz w:val="20"/>
+          <w:szCs w:val="20"/>
+        </w:rPr>
+        <w:t>|</w:t>
+      </w:r>
+    </w:p>
+    <w:p>
+      <w:pPr>
+        <w:spacing w:after="0" w:line="240" w:lineRule="auto"/>
+        <w:rPr>
+          <w:rFonts w:ascii="Courier New" w:hAnsi="Courier New" w:cs="Courier New"/>
+          <w:sz w:val="20"/>
+          <w:szCs w:val="20"/>
+        </w:rPr>
+      </w:pPr>
+      <w:r>
+        <w:rPr>
+          <w:rFonts w:ascii="Courier New" w:hAnsi="Courier New" w:cs="Courier New"/>
+          <w:sz w:val="20"/>
+          <w:szCs w:val="20"/>
+        </w:rPr>
+        <w:t xml:space="preserve">| </w:t>
+      </w:r>
+      <w:r>
+        <w:rPr>
+          <w:rFonts w:ascii="Courier New" w:hAnsi="Courier New" w:cs="Courier New"/>
+          <w:sz w:val="20"/>
+          <w:szCs w:val="20"/>
+        </w:rPr>
+        <w:t xml:space="preserve">                                                     </w:t>
+      </w:r>
+      <w:r>
+        <w:rPr>
+          <w:rFonts w:ascii="Courier New" w:hAnsi="Courier New" w:cs="Courier New"/>
+          <w:sz w:val="20"/>
+          <w:szCs w:val="20"/>
+        </w:rPr>
+        <w:t>|</w:t>
+      </w:r>
+    </w:p>
+    <w:p>
+      <w:pPr>
+        <w:spacing w:after="0" w:line="240" w:lineRule="auto"/>
+        <w:rPr>
+          <w:rFonts w:ascii="Courier New" w:hAnsi="Courier New" w:cs="Courier New"/>
+          <w:sz w:val="20"/>
+          <w:szCs w:val="20"/>
+        </w:rPr>
+      </w:pPr>
+      <w:r>
+        <w:rPr>
+          <w:rFonts w:ascii="Courier New" w:hAnsi="Courier New" w:cs="Courier New"/>
+          <w:sz w:val="20"/>
+          <w:szCs w:val="20"/>
+        </w:rPr>
+        <w:t xml:space="preserve">| Mensagem: </w:t>
+      </w:r>
+      <w:r>
+        <w:rPr>
+          <w:rFonts w:ascii="Courier New" w:hAnsi="Courier New" w:cs="Courier New"/>
+          <w:sz w:val="20"/>
+          <w:szCs w:val="20"/>
+        </w:rPr>
+        <w:t xml:space="preserve">                                           </w:t>
+      </w:r>
+      <w:r>
+        <w:rPr>
+          <w:rFonts w:ascii="Courier New" w:hAnsi="Courier New" w:cs="Courier New"/>
+          <w:sz w:val="20"/>
+          <w:szCs w:val="20"/>
+        </w:rPr>
+        <w:t>|</w:t>
+      </w:r>
+    </w:p>
+    <w:p>
+      <w:pPr>
+        <w:spacing w:after="0" w:line="240" w:lineRule="auto"/>
+        <w:rPr>
+          <w:rFonts w:ascii="Courier New" w:hAnsi="Courier New" w:cs="Courier New"/>
+          <w:sz w:val="20"/>
+          <w:szCs w:val="20"/>
+        </w:rPr>
+      </w:pPr>
+      <w:r>
+        <w:rPr>
+          <w:rFonts w:ascii="Courier New" w:hAnsi="Courier New" w:cs="Courier New"/>
+          <w:sz w:val="20"/>
+          <w:szCs w:val="20"/>
+        </w:rPr>
+        <w:t xml:space="preserve">| ________________________________________ </w:t>
+      </w:r>
+      <w:r>
+        <w:rPr>
+          <w:rFonts w:ascii="Courier New" w:hAnsi="Courier New" w:cs="Courier New"/>
+          <w:sz w:val="20"/>
+          <w:szCs w:val="20"/>
+        </w:rPr>
+        <w:t xml:space="preserve">            </w:t>
+      </w:r>
+      <w:r>
+        <w:rPr>
+          <w:rFonts w:ascii="Courier New" w:hAnsi="Courier New" w:cs="Courier New"/>
+          <w:sz w:val="20"/>
+          <w:szCs w:val="20"/>
+        </w:rPr>
+        <w:t>|</w:t>
+      </w:r>
+    </w:p>
+    <w:p>
+      <w:pPr>
+        <w:spacing w:after="0" w:line="240" w:lineRule="auto"/>
+        <w:rPr>
+          <w:rFonts w:ascii="Courier New" w:hAnsi="Courier New" w:cs="Courier New"/>
+          <w:sz w:val="20"/>
+          <w:szCs w:val="20"/>
+        </w:rPr>
+      </w:pPr>
+      <w:r>
+        <w:rPr>
+          <w:rFonts w:ascii="Courier New" w:hAnsi="Courier New" w:cs="Courier New"/>
+          <w:sz w:val="20"/>
+          <w:szCs w:val="20"/>
+        </w:rPr>
+        <w:t xml:space="preserve">| ________________________________________ </w:t>
+      </w:r>
+      <w:r>
+        <w:rPr>
+          <w:rFonts w:ascii="Courier New" w:hAnsi="Courier New" w:cs="Courier New"/>
+          <w:sz w:val="20"/>
+          <w:szCs w:val="20"/>
+        </w:rPr>
+        <w:t xml:space="preserve">            </w:t>
+      </w:r>
+      <w:r>
+        <w:rPr>
+          <w:rFonts w:ascii="Courier New" w:hAnsi="Courier New" w:cs="Courier New"/>
+          <w:sz w:val="20"/>
+          <w:szCs w:val="20"/>
+        </w:rPr>
+        <w:t>|</w:t>
+      </w:r>
+    </w:p>
+    <w:p>
+      <w:pPr>
+        <w:spacing w:after="0" w:line="240" w:lineRule="auto"/>
+        <w:rPr>
+          <w:rFonts w:ascii="Courier New" w:hAnsi="Courier New" w:cs="Courier New"/>
+          <w:sz w:val="20"/>
+          <w:szCs w:val="20"/>
+        </w:rPr>
+      </w:pPr>
+      <w:r>
+        <w:rPr>
+          <w:rFonts w:ascii="Courier New" w:hAnsi="Courier New" w:cs="Courier New"/>
+          <w:sz w:val="20"/>
+          <w:szCs w:val="20"/>
+        </w:rPr>
+        <w:t xml:space="preserve">| </w:t>
+      </w:r>
+      <w:r>
+        <w:rPr>
+          <w:rFonts w:ascii="Courier New" w:hAnsi="Courier New" w:cs="Courier New"/>
+          <w:sz w:val="20"/>
+          <w:szCs w:val="20"/>
+        </w:rPr>
+        <w:t xml:space="preserve">                                                     </w:t>
+      </w:r>
+      <w:r>
+        <w:rPr>
+          <w:rFonts w:ascii="Courier New" w:hAnsi="Courier New" w:cs="Courier New"/>
+          <w:sz w:val="20"/>
+          <w:szCs w:val="20"/>
+        </w:rPr>
+        <w:t>|</w:t>
+      </w:r>
+    </w:p>
+    <w:p>
+      <w:pPr>
+        <w:spacing w:after="0" w:line="240" w:lineRule="auto"/>
+        <w:rPr>
+          <w:rFonts w:ascii="Courier New" w:hAnsi="Courier New" w:cs="Courier New"/>
+          <w:sz w:val="20"/>
+          <w:szCs w:val="20"/>
+        </w:rPr>
+      </w:pPr>
+      <w:r>
+        <w:rPr>
+          <w:rFonts w:ascii="Courier New" w:hAnsi="Courier New" w:cs="Courier New"/>
+          <w:sz w:val="20"/>
+          <w:szCs w:val="20"/>
+        </w:rPr>
+        <w:t xml:space="preserve">| [ ENVIAR ] </w:t>
+      </w:r>
+      <w:r>
+        <w:rPr>
+          <w:rFonts w:ascii="Courier New" w:hAnsi="Courier New" w:cs="Courier New"/>
+          <w:sz w:val="20"/>
+          <w:szCs w:val="20"/>
+        </w:rPr>
+        <w:t xml:space="preserve">                                          </w:t>
+      </w:r>
+      <w:r>
+        <w:rPr>
+          <w:rFonts w:ascii="Courier New" w:hAnsi="Courier New" w:cs="Courier New"/>
+          <w:sz w:val="20"/>
+          <w:szCs w:val="20"/>
+        </w:rPr>
+        <w:t>|</w:t>
+      </w:r>
+    </w:p>
+    <w:p>
+      <w:pPr>
+        <w:spacing w:after="0" w:line="240" w:lineRule="auto"/>
+        <w:rPr>
+          <w:rFonts w:ascii="Courier New" w:hAnsi="Courier New" w:cs="Courier New"/>
+          <w:sz w:val="20"/>
+          <w:szCs w:val="20"/>
+        </w:rPr>
+      </w:pPr>
+      <w:r>
+        <w:rPr>
+          <w:rFonts w:ascii="Courier New" w:hAnsi="Courier New" w:cs="Courier New"/>
+          <w:sz w:val="20"/>
+          <w:szCs w:val="20"/>
+        </w:rPr>
+        <w:t>+------------------------------------------------------+</w:t>
+      </w:r>
+    </w:p>
+    <w:p>
+      <w:pPr>
+        <w:spacing w:after="0" w:line="240" w:lineRule="auto"/>
+        <w:rPr>
+          <w:rFonts w:ascii="Courier New" w:hAnsi="Courier New" w:cs="Courier New"/>
+          <w:sz w:val="20"/>
+          <w:szCs w:val="20"/>
+        </w:rPr>
+      </w:pPr>
+      <w:r>
+        <w:rPr>
+          <w:rFonts w:ascii="Courier New" w:hAnsi="Courier New" w:cs="Courier New"/>
+          <w:sz w:val="20"/>
+          <w:szCs w:val="20"/>
+        </w:rPr>
+        <w:t>|</w:t>
+      </w:r>
+      <w:r>
+        <w:rPr>
+          <w:rFonts w:ascii="Courier New" w:hAnsi="Courier New" w:cs="Courier New"/>
+          <w:sz w:val="20"/>
+          <w:szCs w:val="20"/>
+        </w:rPr>
+        <w:t xml:space="preserve">                      </w:t>
+      </w:r>
+      <w:r>
+        <w:rPr>
+          <w:rFonts w:ascii="Courier New" w:hAnsi="Courier New" w:cs="Courier New"/>
+          <w:sz w:val="20"/>
+          <w:szCs w:val="20"/>
+        </w:rPr>
+        <w:t xml:space="preserve"> FOOTER</w:t>
+      </w:r>
+      <w:r>
+        <w:rPr>
+          <w:rFonts w:ascii="Courier New" w:hAnsi="Courier New" w:cs="Courier New"/>
+          <w:sz w:val="20"/>
+          <w:szCs w:val="20"/>
+        </w:rPr>
+        <w:t xml:space="preserve">                        </w:t>
       </w:r>
       <w:r>
         <w:rPr>
@@ -2269,470 +4274,6 @@
     <w:p>
       <w:pPr>
         <w:spacing w:after="0" w:line="240" w:lineRule="auto"/>
-        <w:ind w:left="567"/>
-        <w:rPr>
-          <w:rFonts w:ascii="Courier New" w:hAnsi="Courier New" w:cs="Courier New"/>
-          <w:sz w:val="20"/>
-          <w:szCs w:val="20"/>
-        </w:rPr>
-      </w:pPr>
-      <w:r>
-        <w:rPr>
-          <w:rFonts w:ascii="Courier New" w:hAnsi="Courier New" w:cs="Courier New"/>
-          <w:sz w:val="20"/>
-          <w:szCs w:val="20"/>
-        </w:rPr>
-        <w:t>+--------</w:t>
-      </w:r>
-      <w:r>
-        <w:rPr>
-          <w:rFonts w:ascii="Courier New" w:hAnsi="Courier New" w:cs="Courier New"/>
-          <w:sz w:val="20"/>
-          <w:szCs w:val="20"/>
-        </w:rPr>
-        <w:t>---</w:t>
-      </w:r>
-      <w:r>
-        <w:rPr>
-          <w:rFonts w:ascii="Courier New" w:hAnsi="Courier New" w:cs="Courier New"/>
-          <w:sz w:val="20"/>
-          <w:szCs w:val="20"/>
-        </w:rPr>
-        <w:t>------------------------+</w:t>
-      </w:r>
-    </w:p>
-    <w:p>
-      <w:pPr>
-        <w:spacing w:after="0" w:line="240" w:lineRule="auto"/>
-        <w:ind w:left="567"/>
-        <w:rPr>
-          <w:rFonts w:ascii="Courier New" w:hAnsi="Courier New" w:cs="Courier New"/>
-          <w:sz w:val="20"/>
-          <w:szCs w:val="20"/>
-        </w:rPr>
-      </w:pPr>
-      <w:r>
-        <w:rPr>
-          <w:rFonts w:ascii="Courier New" w:hAnsi="Courier New" w:cs="Courier New"/>
-          <w:sz w:val="20"/>
-          <w:szCs w:val="20"/>
-        </w:rPr>
-        <w:t xml:space="preserve">| </w:t>
-      </w:r>
-      <w:r>
-        <w:rPr>
-          <w:rFonts w:ascii="Courier New" w:hAnsi="Courier New" w:cs="Courier New"/>
-          <w:sz w:val="20"/>
-          <w:szCs w:val="20"/>
-        </w:rPr>
-        <w:t xml:space="preserve">           </w:t>
-      </w:r>
-      <w:r>
-        <w:rPr>
-          <w:rFonts w:ascii="Courier New" w:hAnsi="Courier New" w:cs="Courier New"/>
-          <w:sz w:val="20"/>
-          <w:szCs w:val="20"/>
-        </w:rPr>
-        <w:t xml:space="preserve"> </w:t>
-      </w:r>
-      <w:r>
-        <w:rPr>
-          <w:rFonts w:ascii="Courier New" w:hAnsi="Courier New" w:cs="Courier New"/>
-          <w:sz w:val="20"/>
-          <w:szCs w:val="20"/>
-        </w:rPr>
-        <w:t xml:space="preserve"> </w:t>
-      </w:r>
-      <w:r>
-        <w:rPr>
-          <w:rFonts w:ascii="Courier New" w:hAnsi="Courier New" w:cs="Courier New"/>
-          <w:sz w:val="20"/>
-          <w:szCs w:val="20"/>
-        </w:rPr>
-        <w:t>FOOTER</w:t>
-      </w:r>
-      <w:r>
-        <w:rPr>
-          <w:rFonts w:ascii="Courier New" w:hAnsi="Courier New" w:cs="Courier New"/>
-          <w:sz w:val="20"/>
-          <w:szCs w:val="20"/>
-        </w:rPr>
-        <w:t xml:space="preserve">              </w:t>
-      </w:r>
-      <w:r>
-        <w:rPr>
-          <w:rFonts w:ascii="Courier New" w:hAnsi="Courier New" w:cs="Courier New"/>
-          <w:sz w:val="20"/>
-          <w:szCs w:val="20"/>
-        </w:rPr>
-        <w:t xml:space="preserve"> |</w:t>
-      </w:r>
-    </w:p>
-    <w:p>
-      <w:pPr>
-        <w:spacing w:after="0" w:line="240" w:lineRule="auto"/>
-        <w:ind w:left="567"/>
-        <w:rPr>
-          <w:rFonts w:ascii="Courier New" w:hAnsi="Courier New" w:cs="Courier New"/>
-          <w:sz w:val="20"/>
-          <w:szCs w:val="20"/>
-        </w:rPr>
-      </w:pPr>
-      <w:r>
-        <w:rPr>
-          <w:rFonts w:ascii="Courier New" w:hAnsi="Courier New" w:cs="Courier New"/>
-          <w:sz w:val="20"/>
-          <w:szCs w:val="20"/>
-        </w:rPr>
-        <w:t>+---------------</w:t>
-      </w:r>
-      <w:r>
-        <w:rPr>
-          <w:rFonts w:ascii="Courier New" w:hAnsi="Courier New" w:cs="Courier New"/>
-          <w:sz w:val="20"/>
-          <w:szCs w:val="20"/>
-        </w:rPr>
-        <w:t>---</w:t>
-      </w:r>
-      <w:r>
-        <w:rPr>
-          <w:rFonts w:ascii="Courier New" w:hAnsi="Courier New" w:cs="Courier New"/>
-          <w:sz w:val="20"/>
-          <w:szCs w:val="20"/>
-        </w:rPr>
-        <w:t>-----------------+</w:t>
-      </w:r>
-    </w:p>
-    <w:p>
-      <w:pPr>
-        <w:spacing w:after="0" w:line="240" w:lineRule="auto"/>
-        <w:ind w:left="567"/>
-        <w:rPr>
-          <w:rFonts w:ascii="Courier New" w:hAnsi="Courier New" w:cs="Courier New"/>
-        </w:rPr>
-      </w:pPr>
-    </w:p>
-    <w:p>
-      <w:pPr>
-        <w:spacing w:after="0" w:line="240" w:lineRule="auto"/>
-        <w:rPr>
-          <w:rFonts w:ascii="Calibri" w:hAnsi="Calibri" w:cs="Calibri"/>
-        </w:rPr>
-      </w:pPr>
-      <w:r>
-        <w:rPr>
-          <w:rFonts w:ascii="Calibri" w:hAnsi="Calibri" w:cs="Calibri"/>
-          <w:b/>
-          <w:bCs/>
-        </w:rPr>
-        <w:t>Consistência entre as Páginas</w:t>
-      </w:r>
-      <w:r>
-        <w:rPr>
-          <w:rFonts w:ascii="Calibri" w:hAnsi="Calibri" w:cs="Calibri"/>
-          <w:b/>
-          <w:bCs/>
-        </w:rPr>
-        <w:t xml:space="preserve"> </w:t>
-      </w:r>
-      <w:r>
-        <w:rPr>
-          <w:rFonts w:ascii="Calibri" w:hAnsi="Calibri" w:cs="Calibri"/>
-        </w:rPr>
-        <w:t>(</w:t>
-      </w:r>
-      <w:r>
-        <w:rPr>
-          <w:rFonts w:ascii="Calibri" w:hAnsi="Calibri" w:cs="Calibri"/>
-        </w:rPr>
-        <w:t>Responda às questões abaixo</w:t>
-      </w:r>
-      <w:r>
-        <w:rPr>
-          <w:rFonts w:ascii="Calibri" w:hAnsi="Calibri" w:cs="Calibri"/>
-        </w:rPr>
-        <w:t>)</w:t>
-      </w:r>
-    </w:p>
-    <w:p>
-      <w:pPr>
-        <w:spacing w:after="0" w:line="240" w:lineRule="auto"/>
-        <w:rPr>
-          <w:rFonts w:ascii="Calibri" w:hAnsi="Calibri" w:cs="Calibri"/>
-          <w:b/>
-          <w:bCs/>
-        </w:rPr>
-      </w:pPr>
-    </w:p>
-    <w:p>
-      <w:pPr>
-        <w:spacing w:after="0" w:line="240" w:lineRule="auto"/>
-        <w:rPr>
-          <w:rFonts w:ascii="Calibri" w:hAnsi="Calibri" w:cs="Calibri"/>
-        </w:rPr>
-      </w:pPr>
-      <w:r>
-        <w:rPr>
-          <w:rFonts w:ascii="Calibri" w:hAnsi="Calibri" w:cs="Calibri"/>
-          <w:b/>
-          <w:bCs/>
-        </w:rPr>
-        <w:t>O menu de navegação será o mesmo em todas as páginas?</w:t>
-      </w:r>
-    </w:p>
-    <w:p>
-      <w:pPr>
-        <w:spacing w:after="0" w:line="240" w:lineRule="auto"/>
-        <w:rPr>
-          <w:rFonts w:ascii="Calibri" w:hAnsi="Calibri" w:cs="Calibri"/>
-        </w:rPr>
-      </w:pPr>
-      <w:r>
-        <w:rPr>
-          <w:rFonts w:ascii="Calibri" w:hAnsi="Calibri" w:cs="Calibri"/>
-        </w:rPr>
-        <w:t>(</w:t>
-      </w:r>
-      <w:r>
-        <w:rPr>
-          <w:rFonts w:ascii="Calibri" w:hAnsi="Calibri" w:cs="Calibri"/>
-        </w:rPr>
-        <w:t xml:space="preserve"> </w:t>
-      </w:r>
-      <w:r>
-        <w:rPr>
-          <w:rFonts w:ascii="Calibri" w:hAnsi="Calibri" w:cs="Calibri"/>
-        </w:rPr>
-        <w:t xml:space="preserve"> ) Sim</w:t>
-      </w:r>
-      <w:r>
-        <w:rPr>
-          <w:rFonts w:ascii="Calibri" w:hAnsi="Calibri" w:cs="Calibri"/>
-        </w:rPr>
-        <w:t xml:space="preserve"> </w:t>
-      </w:r>
-      <w:r>
-        <w:rPr>
-          <w:rFonts w:ascii="Calibri" w:hAnsi="Calibri" w:cs="Calibri"/>
-        </w:rPr>
-        <w:t>(</w:t>
-      </w:r>
-      <w:r>
-        <w:rPr>
-          <w:rFonts w:ascii="Calibri" w:hAnsi="Calibri" w:cs="Calibri"/>
-        </w:rPr>
-        <w:t xml:space="preserve"> </w:t>
-      </w:r>
-      <w:r>
-        <w:rPr>
-          <w:rFonts w:ascii="Calibri" w:hAnsi="Calibri" w:cs="Calibri"/>
-        </w:rPr>
-        <w:t xml:space="preserve"> ) Não</w:t>
-      </w:r>
-    </w:p>
-    <w:p>
-      <w:pPr>
-        <w:spacing w:after="0" w:line="240" w:lineRule="auto"/>
-        <w:rPr>
-          <w:rFonts w:ascii="Calibri" w:hAnsi="Calibri" w:cs="Calibri"/>
-          <w:b/>
-          <w:bCs/>
-        </w:rPr>
-      </w:pPr>
-    </w:p>
-    <w:p>
-      <w:pPr>
-        <w:spacing w:after="0" w:line="240" w:lineRule="auto"/>
-        <w:rPr>
-          <w:rFonts w:ascii="Calibri" w:hAnsi="Calibri" w:cs="Calibri"/>
-        </w:rPr>
-      </w:pPr>
-      <w:r>
-        <w:rPr>
-          <w:rFonts w:ascii="Calibri" w:hAnsi="Calibri" w:cs="Calibri"/>
-          <w:b/>
-          <w:bCs/>
-        </w:rPr>
-        <w:t>O cabeçalho será o mesmo em todas as páginas?</w:t>
-      </w:r>
-    </w:p>
-    <w:p>
-      <w:pPr>
-        <w:spacing w:after="0" w:line="240" w:lineRule="auto"/>
-        <w:rPr>
-          <w:rFonts w:ascii="Calibri" w:hAnsi="Calibri" w:cs="Calibri"/>
-        </w:rPr>
-      </w:pPr>
-      <w:r>
-        <w:rPr>
-          <w:rFonts w:ascii="Calibri" w:hAnsi="Calibri" w:cs="Calibri"/>
-        </w:rPr>
-        <w:t xml:space="preserve">( </w:t>
-      </w:r>
-      <w:r>
-        <w:rPr>
-          <w:rFonts w:ascii="Calibri" w:hAnsi="Calibri" w:cs="Calibri"/>
-        </w:rPr>
-        <w:t xml:space="preserve"> </w:t>
-      </w:r>
-      <w:r>
-        <w:rPr>
-          <w:rFonts w:ascii="Calibri" w:hAnsi="Calibri" w:cs="Calibri"/>
-        </w:rPr>
-        <w:t>) Sim</w:t>
-      </w:r>
-      <w:r>
-        <w:rPr>
-          <w:rFonts w:ascii="Calibri" w:hAnsi="Calibri" w:cs="Calibri"/>
-        </w:rPr>
-        <w:t xml:space="preserve"> </w:t>
-      </w:r>
-      <w:r>
-        <w:rPr>
-          <w:rFonts w:ascii="Calibri" w:hAnsi="Calibri" w:cs="Calibri"/>
-        </w:rPr>
-        <w:t>(</w:t>
-      </w:r>
-      <w:r>
-        <w:rPr>
-          <w:rFonts w:ascii="Calibri" w:hAnsi="Calibri" w:cs="Calibri"/>
-        </w:rPr>
-        <w:t xml:space="preserve"> </w:t>
-      </w:r>
-      <w:r>
-        <w:rPr>
-          <w:rFonts w:ascii="Calibri" w:hAnsi="Calibri" w:cs="Calibri"/>
-        </w:rPr>
-        <w:t xml:space="preserve"> ) Não</w:t>
-      </w:r>
-    </w:p>
-    <w:p>
-      <w:pPr>
-        <w:spacing w:after="0" w:line="240" w:lineRule="auto"/>
-        <w:rPr>
-          <w:rFonts w:ascii="Calibri" w:hAnsi="Calibri" w:cs="Calibri"/>
-          <w:b/>
-          <w:bCs/>
-        </w:rPr>
-      </w:pPr>
-    </w:p>
-    <w:p>
-      <w:pPr>
-        <w:spacing w:after="0" w:line="240" w:lineRule="auto"/>
-        <w:rPr>
-          <w:rFonts w:ascii="Calibri" w:hAnsi="Calibri" w:cs="Calibri"/>
-        </w:rPr>
-      </w:pPr>
-      <w:r>
-        <w:rPr>
-          <w:rFonts w:ascii="Calibri" w:hAnsi="Calibri" w:cs="Calibri"/>
-          <w:b/>
-          <w:bCs/>
-        </w:rPr>
-        <w:t>O rodapé será o mesmo em todas as páginas?</w:t>
-      </w:r>
-    </w:p>
-    <w:p>
-      <w:pPr>
-        <w:spacing w:after="0" w:line="240" w:lineRule="auto"/>
-        <w:rPr>
-          <w:rFonts w:ascii="Calibri" w:hAnsi="Calibri" w:cs="Calibri"/>
-        </w:rPr>
-      </w:pPr>
-      <w:r>
-        <w:rPr>
-          <w:rFonts w:ascii="Calibri" w:hAnsi="Calibri" w:cs="Calibri"/>
-        </w:rPr>
-        <w:t xml:space="preserve">( </w:t>
-      </w:r>
-      <w:r>
-        <w:rPr>
-          <w:rFonts w:ascii="Calibri" w:hAnsi="Calibri" w:cs="Calibri"/>
-        </w:rPr>
-        <w:t xml:space="preserve"> </w:t>
-      </w:r>
-      <w:r>
-        <w:rPr>
-          <w:rFonts w:ascii="Calibri" w:hAnsi="Calibri" w:cs="Calibri"/>
-        </w:rPr>
-        <w:t>) Sim</w:t>
-      </w:r>
-      <w:r>
-        <w:rPr>
-          <w:rFonts w:ascii="Calibri" w:hAnsi="Calibri" w:cs="Calibri"/>
-        </w:rPr>
-        <w:t xml:space="preserve"> </w:t>
-      </w:r>
-      <w:r>
-        <w:rPr>
-          <w:rFonts w:ascii="Calibri" w:hAnsi="Calibri" w:cs="Calibri"/>
-        </w:rPr>
-        <w:t>(</w:t>
-      </w:r>
-      <w:r>
-        <w:rPr>
-          <w:rFonts w:ascii="Calibri" w:hAnsi="Calibri" w:cs="Calibri"/>
-        </w:rPr>
-        <w:t xml:space="preserve"> </w:t>
-      </w:r>
-      <w:r>
-        <w:rPr>
-          <w:rFonts w:ascii="Calibri" w:hAnsi="Calibri" w:cs="Calibri"/>
-        </w:rPr>
-        <w:t xml:space="preserve"> ) Não</w:t>
-      </w:r>
-    </w:p>
-    <w:p>
-      <w:pPr>
-        <w:spacing w:after="0" w:line="240" w:lineRule="auto"/>
-        <w:rPr>
-          <w:rFonts w:ascii="Calibri" w:hAnsi="Calibri" w:cs="Calibri"/>
-        </w:rPr>
-      </w:pPr>
-    </w:p>
-    <w:p>
-      <w:pPr>
-        <w:spacing w:after="0" w:line="240" w:lineRule="auto"/>
-        <w:rPr>
-          <w:rFonts w:ascii="Calibri" w:hAnsi="Calibri" w:cs="Calibri"/>
-        </w:rPr>
-      </w:pPr>
-      <w:r>
-        <w:rPr>
-          <w:rFonts w:ascii="Calibri" w:hAnsi="Calibri" w:cs="Calibri"/>
-          <w:b/>
-          <w:bCs/>
-        </w:rPr>
-        <w:t>Quais elementos serão reutilizados em todas as páginas?</w:t>
-      </w:r>
-    </w:p>
-    <w:p>
-      <w:pPr>
-        <w:spacing w:after="0" w:line="240" w:lineRule="auto"/>
-        <w:rPr>
-          <w:rFonts w:ascii="Calibri" w:hAnsi="Calibri" w:cs="Calibri"/>
-        </w:rPr>
-      </w:pPr>
-    </w:p>
-    <w:p>
-      <w:pPr>
-        <w:spacing w:line="240" w:lineRule="auto"/>
-        <w:rPr>
-          <w:rFonts w:ascii="Calibri" w:hAnsi="Calibri" w:cs="Calibri"/>
-          <w:u w:val="single"/>
-        </w:rPr>
-      </w:pPr>
-      <w:r>
-        <w:rPr>
-          <w:rFonts w:ascii="Calibri" w:hAnsi="Calibri" w:cs="Calibri"/>
-          <w:u w:val="single"/>
-        </w:rPr>
-        <w:t>Exemplo de Esboço da Página Inicial (Home)</w:t>
-      </w:r>
-    </w:p>
-    <w:p>
-      <w:pPr>
-        <w:spacing w:after="0" w:line="240" w:lineRule="auto"/>
         <w:rPr>
           <w:rFonts w:ascii="Courier New" w:hAnsi="Courier New" w:cs="Courier New"/>
           <w:sz w:val="20"/>
@@ -2750,1948 +4291,41 @@
     </w:p>
     <w:p>
       <w:pPr>
-        <w:spacing w:after="0" w:line="240" w:lineRule="auto"/>
-        <w:rPr>
-          <w:rFonts w:ascii="Courier New" w:hAnsi="Courier New" w:cs="Courier New"/>
-          <w:sz w:val="20"/>
-          <w:szCs w:val="20"/>
-        </w:rPr>
-      </w:pPr>
-      <w:r>
-        <w:rPr>
-          <w:rFonts w:ascii="Courier New" w:hAnsi="Courier New" w:cs="Courier New"/>
-          <w:sz w:val="20"/>
-          <w:szCs w:val="20"/>
-        </w:rPr>
-        <w:t xml:space="preserve">| </w:t>
-      </w:r>
-      <w:r>
-        <w:rPr>
-          <w:rFonts w:ascii="Courier New" w:hAnsi="Courier New" w:cs="Courier New"/>
-          <w:sz w:val="20"/>
-          <w:szCs w:val="20"/>
-        </w:rPr>
-        <w:t xml:space="preserve">                      </w:t>
-      </w:r>
-      <w:r>
-        <w:rPr>
-          <w:rFonts w:ascii="Courier New" w:hAnsi="Courier New" w:cs="Courier New"/>
-          <w:sz w:val="20"/>
-          <w:szCs w:val="20"/>
-        </w:rPr>
-        <w:t xml:space="preserve">HEADER </w:t>
-      </w:r>
-      <w:r>
-        <w:rPr>
-          <w:rFonts w:ascii="Courier New" w:hAnsi="Courier New" w:cs="Courier New"/>
-          <w:sz w:val="20"/>
-          <w:szCs w:val="20"/>
-        </w:rPr>
-        <w:t xml:space="preserve">                        </w:t>
-      </w:r>
-      <w:r>
-        <w:rPr>
-          <w:rFonts w:ascii="Courier New" w:hAnsi="Courier New" w:cs="Courier New"/>
-          <w:sz w:val="20"/>
-          <w:szCs w:val="20"/>
-        </w:rPr>
-        <w:t>|</w:t>
-      </w:r>
-    </w:p>
-    <w:p>
-      <w:pPr>
-        <w:spacing w:after="0" w:line="240" w:lineRule="auto"/>
-        <w:rPr>
-          <w:rFonts w:ascii="Courier New" w:hAnsi="Courier New" w:cs="Courier New"/>
-          <w:sz w:val="20"/>
-          <w:szCs w:val="20"/>
-        </w:rPr>
-      </w:pPr>
-      <w:r>
-        <w:rPr>
-          <w:rFonts w:ascii="Courier New" w:hAnsi="Courier New" w:cs="Courier New"/>
-          <w:sz w:val="20"/>
-          <w:szCs w:val="20"/>
-        </w:rPr>
-        <w:t xml:space="preserve">| </w:t>
-      </w:r>
-      <w:r>
-        <w:rPr>
-          <w:rFonts w:ascii="Courier New" w:hAnsi="Courier New" w:cs="Courier New"/>
-          <w:sz w:val="20"/>
-          <w:szCs w:val="20"/>
-        </w:rPr>
-        <w:t xml:space="preserve">                 </w:t>
-      </w:r>
-      <w:r>
-        <w:rPr>
-          <w:rFonts w:ascii="Courier New" w:hAnsi="Courier New" w:cs="Courier New"/>
-          <w:sz w:val="20"/>
-          <w:szCs w:val="20"/>
-        </w:rPr>
-        <w:t xml:space="preserve">Logo + Nome do Site </w:t>
-      </w:r>
-      <w:r>
-        <w:rPr>
-          <w:rFonts w:ascii="Courier New" w:hAnsi="Courier New" w:cs="Courier New"/>
-          <w:sz w:val="20"/>
-          <w:szCs w:val="20"/>
-        </w:rPr>
-        <w:t xml:space="preserve">                </w:t>
-      </w:r>
-      <w:r>
-        <w:rPr>
-          <w:rFonts w:ascii="Courier New" w:hAnsi="Courier New" w:cs="Courier New"/>
-          <w:sz w:val="20"/>
-          <w:szCs w:val="20"/>
-        </w:rPr>
-        <w:t>|</w:t>
-      </w:r>
-    </w:p>
-    <w:p>
-      <w:pPr>
-        <w:spacing w:after="0" w:line="240" w:lineRule="auto"/>
-        <w:rPr>
-          <w:rFonts w:ascii="Courier New" w:hAnsi="Courier New" w:cs="Courier New"/>
-          <w:sz w:val="20"/>
-          <w:szCs w:val="20"/>
-        </w:rPr>
-      </w:pPr>
-      <w:r>
-        <w:rPr>
-          <w:rFonts w:ascii="Courier New" w:hAnsi="Courier New" w:cs="Courier New"/>
-          <w:sz w:val="20"/>
-          <w:szCs w:val="20"/>
-        </w:rPr>
-        <w:t>+------------------------------------------------------+</w:t>
-      </w:r>
-    </w:p>
-    <w:p>
-      <w:pPr>
-        <w:spacing w:after="0" w:line="240" w:lineRule="auto"/>
-        <w:rPr>
-          <w:rFonts w:ascii="Courier New" w:hAnsi="Courier New" w:cs="Courier New"/>
-          <w:sz w:val="20"/>
-          <w:szCs w:val="20"/>
-        </w:rPr>
-      </w:pPr>
-      <w:r>
-        <w:rPr>
-          <w:rFonts w:ascii="Courier New" w:hAnsi="Courier New" w:cs="Courier New"/>
-          <w:sz w:val="20"/>
-          <w:szCs w:val="20"/>
-        </w:rPr>
-        <w:t xml:space="preserve">| HOME | SOBRE | SERVIÇOS | GALERIA | CONTATO </w:t>
-      </w:r>
-      <w:r>
-        <w:rPr>
-          <w:rFonts w:ascii="Courier New" w:hAnsi="Courier New" w:cs="Courier New"/>
-          <w:sz w:val="20"/>
-          <w:szCs w:val="20"/>
-        </w:rPr>
-        <w:t xml:space="preserve">         </w:t>
-      </w:r>
-      <w:r>
-        <w:rPr>
-          <w:rFonts w:ascii="Courier New" w:hAnsi="Courier New" w:cs="Courier New"/>
-          <w:sz w:val="20"/>
-          <w:szCs w:val="20"/>
-        </w:rPr>
-        <w:t>|</w:t>
-      </w:r>
-    </w:p>
-    <w:p>
-      <w:pPr>
-        <w:spacing w:after="0" w:line="240" w:lineRule="auto"/>
-        <w:rPr>
-          <w:rFonts w:ascii="Courier New" w:hAnsi="Courier New" w:cs="Courier New"/>
-          <w:sz w:val="20"/>
-          <w:szCs w:val="20"/>
-        </w:rPr>
-      </w:pPr>
-      <w:r>
-        <w:rPr>
-          <w:rFonts w:ascii="Courier New" w:hAnsi="Courier New" w:cs="Courier New"/>
-          <w:sz w:val="20"/>
-          <w:szCs w:val="20"/>
-        </w:rPr>
-        <w:t>+------------------------------------------------------+</w:t>
-      </w:r>
-    </w:p>
-    <w:p>
-      <w:pPr>
-        <w:spacing w:after="0" w:line="240" w:lineRule="auto"/>
-        <w:rPr>
-          <w:rFonts w:ascii="Courier New" w:hAnsi="Courier New" w:cs="Courier New"/>
-          <w:sz w:val="20"/>
-          <w:szCs w:val="20"/>
-        </w:rPr>
-      </w:pPr>
-      <w:r>
-        <w:rPr>
-          <w:rFonts w:ascii="Courier New" w:hAnsi="Courier New" w:cs="Courier New"/>
-          <w:sz w:val="20"/>
-          <w:szCs w:val="20"/>
-        </w:rPr>
-        <w:t xml:space="preserve">| </w:t>
-      </w:r>
-      <w:r>
-        <w:rPr>
-          <w:rFonts w:ascii="Courier New" w:hAnsi="Courier New" w:cs="Courier New"/>
-          <w:sz w:val="20"/>
-          <w:szCs w:val="20"/>
-        </w:rPr>
-        <w:t xml:space="preserve">                 </w:t>
-      </w:r>
-      <w:r>
-        <w:rPr>
-          <w:rFonts w:ascii="Courier New" w:hAnsi="Courier New" w:cs="Courier New"/>
-          <w:sz w:val="20"/>
-          <w:szCs w:val="20"/>
-        </w:rPr>
-        <w:t xml:space="preserve">BANNER PRINCIPAL </w:t>
-      </w:r>
-      <w:r>
-        <w:rPr>
-          <w:rFonts w:ascii="Courier New" w:hAnsi="Courier New" w:cs="Courier New"/>
-          <w:sz w:val="20"/>
-          <w:szCs w:val="20"/>
-        </w:rPr>
-        <w:t xml:space="preserve">                   </w:t>
-      </w:r>
-      <w:r>
-        <w:rPr>
-          <w:rFonts w:ascii="Courier New" w:hAnsi="Courier New" w:cs="Courier New"/>
-          <w:sz w:val="20"/>
-          <w:szCs w:val="20"/>
-        </w:rPr>
-        <w:t>|</w:t>
-      </w:r>
-    </w:p>
-    <w:p>
-      <w:pPr>
-        <w:spacing w:after="0" w:line="240" w:lineRule="auto"/>
-        <w:rPr>
-          <w:rFonts w:ascii="Courier New" w:hAnsi="Courier New" w:cs="Courier New"/>
-          <w:sz w:val="20"/>
-          <w:szCs w:val="20"/>
-        </w:rPr>
-      </w:pPr>
-      <w:r>
-        <w:rPr>
-          <w:rFonts w:ascii="Courier New" w:hAnsi="Courier New" w:cs="Courier New"/>
-          <w:sz w:val="20"/>
-          <w:szCs w:val="20"/>
-        </w:rPr>
-        <w:t xml:space="preserve">| </w:t>
-      </w:r>
-      <w:r>
-        <w:rPr>
-          <w:rFonts w:ascii="Courier New" w:hAnsi="Courier New" w:cs="Courier New"/>
-          <w:sz w:val="20"/>
-          <w:szCs w:val="20"/>
-        </w:rPr>
-        <w:t xml:space="preserve">                      </w:t>
-      </w:r>
-      <w:r>
-        <w:rPr>
-          <w:rFonts w:ascii="Courier New" w:hAnsi="Courier New" w:cs="Courier New"/>
-          <w:sz w:val="20"/>
-          <w:szCs w:val="20"/>
-        </w:rPr>
-        <w:t>(Imagem)</w:t>
-      </w:r>
-      <w:r>
-        <w:rPr>
-          <w:rFonts w:ascii="Courier New" w:hAnsi="Courier New" w:cs="Courier New"/>
-          <w:sz w:val="20"/>
-          <w:szCs w:val="20"/>
-        </w:rPr>
-        <w:t xml:space="preserve">                      </w:t>
-      </w:r>
-      <w:r>
-        <w:rPr>
-          <w:rFonts w:ascii="Courier New" w:hAnsi="Courier New" w:cs="Courier New"/>
-          <w:sz w:val="20"/>
-          <w:szCs w:val="20"/>
-        </w:rPr>
-        <w:t xml:space="preserve"> |</w:t>
-      </w:r>
-    </w:p>
-    <w:p>
-      <w:pPr>
-        <w:spacing w:after="0" w:line="240" w:lineRule="auto"/>
-        <w:rPr>
-          <w:rFonts w:ascii="Courier New" w:hAnsi="Courier New" w:cs="Courier New"/>
-          <w:sz w:val="20"/>
-          <w:szCs w:val="20"/>
-        </w:rPr>
-      </w:pPr>
-      <w:r>
-        <w:rPr>
-          <w:rFonts w:ascii="Courier New" w:hAnsi="Courier New" w:cs="Courier New"/>
-          <w:sz w:val="20"/>
-          <w:szCs w:val="20"/>
-        </w:rPr>
-        <w:t>+------------------------------------------------------+</w:t>
-      </w:r>
-    </w:p>
-    <w:p>
-      <w:pPr>
-        <w:spacing w:after="0" w:line="240" w:lineRule="auto"/>
-        <w:rPr>
-          <w:rFonts w:ascii="Courier New" w:hAnsi="Courier New" w:cs="Courier New"/>
-          <w:sz w:val="20"/>
-          <w:szCs w:val="20"/>
-        </w:rPr>
-      </w:pPr>
-      <w:r>
-        <w:rPr>
-          <w:rFonts w:ascii="Courier New" w:hAnsi="Courier New" w:cs="Courier New"/>
-          <w:sz w:val="20"/>
-          <w:szCs w:val="20"/>
-        </w:rPr>
-        <w:t xml:space="preserve">| </w:t>
-      </w:r>
-      <w:r>
-        <w:rPr>
-          <w:rFonts w:ascii="Courier New" w:hAnsi="Courier New" w:cs="Courier New"/>
-          <w:sz w:val="20"/>
-          <w:szCs w:val="20"/>
-        </w:rPr>
-        <w:t xml:space="preserve">                    </w:t>
-      </w:r>
-      <w:r>
-        <w:rPr>
-          <w:rFonts w:ascii="Courier New" w:hAnsi="Courier New" w:cs="Courier New"/>
-          <w:sz w:val="20"/>
-          <w:szCs w:val="20"/>
-        </w:rPr>
-        <w:t>APRESENTAÇÃO</w:t>
-      </w:r>
-      <w:r>
-        <w:rPr>
-          <w:rFonts w:ascii="Courier New" w:hAnsi="Courier New" w:cs="Courier New"/>
-          <w:sz w:val="20"/>
-          <w:szCs w:val="20"/>
-        </w:rPr>
-        <w:t xml:space="preserve">                    </w:t>
-      </w:r>
-      <w:r>
-        <w:rPr>
-          <w:rFonts w:ascii="Courier New" w:hAnsi="Courier New" w:cs="Courier New"/>
-          <w:sz w:val="20"/>
-          <w:szCs w:val="20"/>
-        </w:rPr>
-        <w:t xml:space="preserve"> |</w:t>
-      </w:r>
-    </w:p>
-    <w:p>
-      <w:pPr>
-        <w:spacing w:after="0" w:line="240" w:lineRule="auto"/>
-        <w:rPr>
-          <w:rFonts w:ascii="Courier New" w:hAnsi="Courier New" w:cs="Courier New"/>
-          <w:sz w:val="20"/>
-          <w:szCs w:val="20"/>
-        </w:rPr>
-      </w:pPr>
-      <w:r>
-        <w:rPr>
-          <w:rFonts w:ascii="Courier New" w:hAnsi="Courier New" w:cs="Courier New"/>
-          <w:sz w:val="20"/>
-          <w:szCs w:val="20"/>
-        </w:rPr>
-        <w:t xml:space="preserve">| </w:t>
-      </w:r>
-      <w:r>
-        <w:rPr>
-          <w:rFonts w:ascii="Courier New" w:hAnsi="Courier New" w:cs="Courier New"/>
-          <w:sz w:val="20"/>
-          <w:szCs w:val="20"/>
-        </w:rPr>
-        <w:t xml:space="preserve">              </w:t>
-      </w:r>
-      <w:r>
-        <w:rPr>
-          <w:rFonts w:ascii="Courier New" w:hAnsi="Courier New" w:cs="Courier New"/>
-          <w:sz w:val="20"/>
-          <w:szCs w:val="20"/>
-        </w:rPr>
-        <w:t>Texto sobre o website</w:t>
-      </w:r>
-      <w:r>
-        <w:rPr>
-          <w:rFonts w:ascii="Courier New" w:hAnsi="Courier New" w:cs="Courier New"/>
-          <w:sz w:val="20"/>
-          <w:szCs w:val="20"/>
-        </w:rPr>
-        <w:t xml:space="preserve">                 </w:t>
-      </w:r>
-      <w:r>
-        <w:rPr>
-          <w:rFonts w:ascii="Courier New" w:hAnsi="Courier New" w:cs="Courier New"/>
-          <w:sz w:val="20"/>
-          <w:szCs w:val="20"/>
-        </w:rPr>
-        <w:t xml:space="preserve"> |</w:t>
-      </w:r>
-    </w:p>
-    <w:p>
-      <w:pPr>
-        <w:spacing w:after="0" w:line="240" w:lineRule="auto"/>
-        <w:rPr>
-          <w:rFonts w:ascii="Courier New" w:hAnsi="Courier New" w:cs="Courier New"/>
-          <w:sz w:val="20"/>
-          <w:szCs w:val="20"/>
-        </w:rPr>
-      </w:pPr>
-      <w:r>
-        <w:rPr>
-          <w:rFonts w:ascii="Courier New" w:hAnsi="Courier New" w:cs="Courier New"/>
-          <w:sz w:val="20"/>
-          <w:szCs w:val="20"/>
-        </w:rPr>
-        <w:t>+------------------------------------------------------+</w:t>
-      </w:r>
-    </w:p>
-    <w:p>
-      <w:pPr>
-        <w:spacing w:after="0" w:line="240" w:lineRule="auto"/>
-        <w:rPr>
-          <w:rFonts w:ascii="Courier New" w:hAnsi="Courier New" w:cs="Courier New"/>
-          <w:sz w:val="20"/>
-          <w:szCs w:val="20"/>
-        </w:rPr>
-      </w:pPr>
-      <w:r>
-        <w:rPr>
-          <w:rFonts w:ascii="Courier New" w:hAnsi="Courier New" w:cs="Courier New"/>
-          <w:sz w:val="20"/>
-          <w:szCs w:val="20"/>
-        </w:rPr>
-        <w:t xml:space="preserve">| </w:t>
-      </w:r>
-      <w:r>
-        <w:rPr>
-          <w:rFonts w:ascii="Courier New" w:hAnsi="Courier New" w:cs="Courier New"/>
-          <w:sz w:val="20"/>
-          <w:szCs w:val="20"/>
-        </w:rPr>
-        <w:t xml:space="preserve">                      </w:t>
-      </w:r>
-      <w:r>
-        <w:rPr>
-          <w:rFonts w:ascii="Courier New" w:hAnsi="Courier New" w:cs="Courier New"/>
-          <w:sz w:val="20"/>
-          <w:szCs w:val="20"/>
-        </w:rPr>
-        <w:t>DESTAQUES</w:t>
-      </w:r>
-      <w:r>
-        <w:rPr>
-          <w:rFonts w:ascii="Courier New" w:hAnsi="Courier New" w:cs="Courier New"/>
-          <w:sz w:val="20"/>
-          <w:szCs w:val="20"/>
-        </w:rPr>
-        <w:t xml:space="preserve">                     </w:t>
-      </w:r>
-      <w:r>
-        <w:rPr>
-          <w:rFonts w:ascii="Courier New" w:hAnsi="Courier New" w:cs="Courier New"/>
-          <w:sz w:val="20"/>
-          <w:szCs w:val="20"/>
-        </w:rPr>
-        <w:t xml:space="preserve"> |</w:t>
-      </w:r>
-    </w:p>
-    <w:p>
-      <w:pPr>
-        <w:spacing w:after="0" w:line="240" w:lineRule="auto"/>
-        <w:rPr>
-          <w:rFonts w:ascii="Courier New" w:hAnsi="Courier New" w:cs="Courier New"/>
-          <w:sz w:val="20"/>
-          <w:szCs w:val="20"/>
-        </w:rPr>
-      </w:pPr>
-      <w:r>
-        <w:rPr>
-          <w:rFonts w:ascii="Courier New" w:hAnsi="Courier New" w:cs="Courier New"/>
-          <w:sz w:val="20"/>
-          <w:szCs w:val="20"/>
-        </w:rPr>
-        <w:t xml:space="preserve">| </w:t>
-      </w:r>
-      <w:r>
-        <w:rPr>
-          <w:rFonts w:ascii="Courier New" w:hAnsi="Courier New" w:cs="Courier New"/>
-          <w:sz w:val="20"/>
-          <w:szCs w:val="20"/>
-        </w:rPr>
-        <w:t xml:space="preserve">         </w:t>
-      </w:r>
-      <w:r>
-        <w:rPr>
-          <w:rFonts w:ascii="Courier New" w:hAnsi="Courier New" w:cs="Courier New"/>
-          <w:sz w:val="20"/>
-          <w:szCs w:val="20"/>
-        </w:rPr>
-        <w:t xml:space="preserve">[Serviço 1] [Serviço 2] [Serviço 3] </w:t>
-      </w:r>
-      <w:r>
-        <w:rPr>
-          <w:rFonts w:ascii="Courier New" w:hAnsi="Courier New" w:cs="Courier New"/>
-          <w:sz w:val="20"/>
-          <w:szCs w:val="20"/>
-        </w:rPr>
-        <w:t xml:space="preserve">        </w:t>
-      </w:r>
-      <w:r>
-        <w:rPr>
-          <w:rFonts w:ascii="Courier New" w:hAnsi="Courier New" w:cs="Courier New"/>
-          <w:sz w:val="20"/>
-          <w:szCs w:val="20"/>
-        </w:rPr>
-        <w:t>|</w:t>
-      </w:r>
-    </w:p>
-    <w:p>
-      <w:pPr>
-        <w:spacing w:after="0" w:line="240" w:lineRule="auto"/>
-        <w:rPr>
-          <w:rFonts w:ascii="Courier New" w:hAnsi="Courier New" w:cs="Courier New"/>
-          <w:sz w:val="20"/>
-          <w:szCs w:val="20"/>
-        </w:rPr>
-      </w:pPr>
-      <w:r>
-        <w:rPr>
-          <w:rFonts w:ascii="Courier New" w:hAnsi="Courier New" w:cs="Courier New"/>
-          <w:sz w:val="20"/>
-          <w:szCs w:val="20"/>
-        </w:rPr>
-        <w:t>+------------------------------------------------------+</w:t>
-      </w:r>
-    </w:p>
-    <w:p>
-      <w:pPr>
-        <w:spacing w:after="0" w:line="240" w:lineRule="auto"/>
-        <w:rPr>
-          <w:rFonts w:ascii="Courier New" w:hAnsi="Courier New" w:cs="Courier New"/>
-          <w:sz w:val="20"/>
-          <w:szCs w:val="20"/>
-        </w:rPr>
-      </w:pPr>
-      <w:r>
-        <w:rPr>
-          <w:rFonts w:ascii="Courier New" w:hAnsi="Courier New" w:cs="Courier New"/>
-          <w:sz w:val="20"/>
-          <w:szCs w:val="20"/>
-        </w:rPr>
-        <w:t>|</w:t>
-      </w:r>
-      <w:r>
-        <w:rPr>
-          <w:rFonts w:ascii="Courier New" w:hAnsi="Courier New" w:cs="Courier New"/>
-          <w:sz w:val="20"/>
-          <w:szCs w:val="20"/>
-        </w:rPr>
-        <w:t xml:space="preserve">                  </w:t>
-      </w:r>
-      <w:r>
-        <w:rPr>
-          <w:rFonts w:ascii="Courier New" w:hAnsi="Courier New" w:cs="Courier New"/>
-          <w:sz w:val="20"/>
-          <w:szCs w:val="20"/>
-        </w:rPr>
-        <w:t xml:space="preserve"> CHAMADA PARA AÇÃO</w:t>
-      </w:r>
-      <w:r>
-        <w:rPr>
-          <w:rFonts w:ascii="Courier New" w:hAnsi="Courier New" w:cs="Courier New"/>
-          <w:sz w:val="20"/>
-          <w:szCs w:val="20"/>
-        </w:rPr>
-        <w:t xml:space="preserve">                 </w:t>
-      </w:r>
-      <w:r>
-        <w:rPr>
-          <w:rFonts w:ascii="Courier New" w:hAnsi="Courier New" w:cs="Courier New"/>
-          <w:sz w:val="20"/>
-          <w:szCs w:val="20"/>
-        </w:rPr>
-        <w:t xml:space="preserve"> |</w:t>
-      </w:r>
-    </w:p>
-    <w:p>
-      <w:pPr>
-        <w:spacing w:after="0" w:line="240" w:lineRule="auto"/>
-        <w:rPr>
-          <w:rFonts w:ascii="Courier New" w:hAnsi="Courier New" w:cs="Courier New"/>
-          <w:sz w:val="20"/>
-          <w:szCs w:val="20"/>
-        </w:rPr>
-      </w:pPr>
-      <w:r>
-        <w:rPr>
-          <w:rFonts w:ascii="Courier New" w:hAnsi="Courier New" w:cs="Courier New"/>
-          <w:sz w:val="20"/>
-          <w:szCs w:val="20"/>
-        </w:rPr>
-        <w:t xml:space="preserve">| </w:t>
-      </w:r>
-      <w:r>
-        <w:rPr>
-          <w:rFonts w:ascii="Courier New" w:hAnsi="Courier New" w:cs="Courier New"/>
-          <w:sz w:val="20"/>
-          <w:szCs w:val="20"/>
-        </w:rPr>
-        <w:t xml:space="preserve">                    </w:t>
-      </w:r>
-      <w:r>
-        <w:rPr>
-          <w:rFonts w:ascii="Courier New" w:hAnsi="Courier New" w:cs="Courier New"/>
-          <w:sz w:val="20"/>
-          <w:szCs w:val="20"/>
-        </w:rPr>
-        <w:t xml:space="preserve">[Saiba Mais] </w:t>
-      </w:r>
-      <w:r>
-        <w:rPr>
-          <w:rFonts w:ascii="Courier New" w:hAnsi="Courier New" w:cs="Courier New"/>
-          <w:sz w:val="20"/>
-          <w:szCs w:val="20"/>
-        </w:rPr>
-        <w:t xml:space="preserve">                    </w:t>
-      </w:r>
-      <w:r>
-        <w:rPr>
-          <w:rFonts w:ascii="Courier New" w:hAnsi="Courier New" w:cs="Courier New"/>
-          <w:sz w:val="20"/>
-          <w:szCs w:val="20"/>
-        </w:rPr>
-        <w:t>|</w:t>
-      </w:r>
-    </w:p>
-    <w:p>
-      <w:pPr>
-        <w:spacing w:after="0" w:line="240" w:lineRule="auto"/>
-        <w:rPr>
-          <w:rFonts w:ascii="Courier New" w:hAnsi="Courier New" w:cs="Courier New"/>
-          <w:sz w:val="20"/>
-          <w:szCs w:val="20"/>
-        </w:rPr>
-      </w:pPr>
-      <w:r>
-        <w:rPr>
-          <w:rFonts w:ascii="Courier New" w:hAnsi="Courier New" w:cs="Courier New"/>
-          <w:sz w:val="20"/>
-          <w:szCs w:val="20"/>
-        </w:rPr>
-        <w:t>+------------------------------------------------------+</w:t>
-      </w:r>
-    </w:p>
-    <w:p>
-      <w:pPr>
-        <w:spacing w:after="0" w:line="240" w:lineRule="auto"/>
-        <w:rPr>
-          <w:rFonts w:ascii="Courier New" w:hAnsi="Courier New" w:cs="Courier New"/>
-          <w:sz w:val="20"/>
-          <w:szCs w:val="20"/>
-        </w:rPr>
-      </w:pPr>
-      <w:r>
-        <w:rPr>
-          <w:rFonts w:ascii="Courier New" w:hAnsi="Courier New" w:cs="Courier New"/>
-          <w:sz w:val="20"/>
-          <w:szCs w:val="20"/>
+        <w:rPr>
+          <w:rFonts w:ascii="Calibri" w:hAnsi="Calibri" w:cs="Calibri"/>
+        </w:rPr>
+      </w:pPr>
+      <w:r>
+        <w:rPr>
+          <w:rFonts w:ascii="Calibri" w:hAnsi="Calibri" w:cs="Calibri"/>
+        </w:rPr>
+        <w:pict w14:anchorId="1BC4BDCD">
+          <v:rect id="_x0000_i1033" style="width:0;height:1.5pt" o:hralign="center" o:hrstd="t" o:hr="t" fillcolor="#a0a0a0" stroked="f"/>
+        </w:pict>
+      </w:r>
+    </w:p>
+    <w:p>
+      <w:pPr>
+        <w:rPr>
+          <w:rFonts w:ascii="Calibri" w:hAnsi="Calibri" w:cs="Calibri"/>
+        </w:rPr>
+      </w:pPr>
+    </w:p>
+    <w:p>
+      <w:pPr>
+        <w:rPr>
+          <w:rFonts w:ascii="Calibri" w:hAnsi="Calibri" w:cs="Calibri"/>
+          <w:b/>
+          <w:bCs/>
+        </w:rPr>
+      </w:pPr>
+      <w:r>
+        <w:rPr>
+          <w:rFonts w:ascii="Calibri" w:hAnsi="Calibri" w:cs="Calibri"/>
+          <w:b/>
+          <w:bCs/>
         </w:rPr>
         <w:lastRenderedPageBreak/>
-        <w:t>|</w:t>
-      </w:r>
-      <w:r>
-        <w:rPr>
-          <w:rFonts w:ascii="Courier New" w:hAnsi="Courier New" w:cs="Courier New"/>
-          <w:sz w:val="20"/>
-          <w:szCs w:val="20"/>
-        </w:rPr>
-        <w:t xml:space="preserve">                      </w:t>
-      </w:r>
-      <w:r>
-        <w:rPr>
-          <w:rFonts w:ascii="Courier New" w:hAnsi="Courier New" w:cs="Courier New"/>
-          <w:sz w:val="20"/>
-          <w:szCs w:val="20"/>
-        </w:rPr>
-        <w:t xml:space="preserve"> FOOTER</w:t>
-      </w:r>
-      <w:r>
-        <w:rPr>
-          <w:rFonts w:ascii="Courier New" w:hAnsi="Courier New" w:cs="Courier New"/>
-          <w:sz w:val="20"/>
-          <w:szCs w:val="20"/>
-        </w:rPr>
-        <w:t xml:space="preserve">                        </w:t>
-      </w:r>
-      <w:r>
-        <w:rPr>
-          <w:rFonts w:ascii="Courier New" w:hAnsi="Courier New" w:cs="Courier New"/>
-          <w:sz w:val="20"/>
-          <w:szCs w:val="20"/>
-        </w:rPr>
-        <w:t xml:space="preserve"> |</w:t>
-      </w:r>
-    </w:p>
-    <w:p>
-      <w:pPr>
-        <w:spacing w:after="0" w:line="240" w:lineRule="auto"/>
-        <w:rPr>
-          <w:rFonts w:ascii="Courier New" w:hAnsi="Courier New" w:cs="Courier New"/>
-          <w:sz w:val="20"/>
-          <w:szCs w:val="20"/>
-        </w:rPr>
-      </w:pPr>
-      <w:r>
-        <w:rPr>
-          <w:rFonts w:ascii="Courier New" w:hAnsi="Courier New" w:cs="Courier New"/>
-          <w:sz w:val="20"/>
-          <w:szCs w:val="20"/>
-        </w:rPr>
-        <w:t xml:space="preserve">| </w:t>
-      </w:r>
-      <w:r>
-        <w:rPr>
-          <w:rFonts w:ascii="Courier New" w:hAnsi="Courier New" w:cs="Courier New"/>
-          <w:sz w:val="20"/>
-          <w:szCs w:val="20"/>
-        </w:rPr>
-        <w:t xml:space="preserve">               </w:t>
-      </w:r>
-      <w:r>
-        <w:rPr>
-          <w:rFonts w:ascii="Courier New" w:hAnsi="Courier New" w:cs="Courier New"/>
-          <w:sz w:val="20"/>
-          <w:szCs w:val="20"/>
-        </w:rPr>
-        <w:t xml:space="preserve">Redes Sociais | Contato </w:t>
-      </w:r>
-      <w:r>
-        <w:rPr>
-          <w:rFonts w:ascii="Courier New" w:hAnsi="Courier New" w:cs="Courier New"/>
-          <w:sz w:val="20"/>
-          <w:szCs w:val="20"/>
-        </w:rPr>
-        <w:t xml:space="preserve">              </w:t>
-      </w:r>
-      <w:r>
-        <w:rPr>
-          <w:rFonts w:ascii="Courier New" w:hAnsi="Courier New" w:cs="Courier New"/>
-          <w:sz w:val="20"/>
-          <w:szCs w:val="20"/>
-        </w:rPr>
-        <w:t>|</w:t>
-      </w:r>
-    </w:p>
-    <w:p>
-      <w:pPr>
-        <w:spacing w:after="0" w:line="240" w:lineRule="auto"/>
-        <w:rPr>
-          <w:rFonts w:ascii="Courier New" w:hAnsi="Courier New" w:cs="Courier New"/>
-          <w:sz w:val="20"/>
-          <w:szCs w:val="20"/>
-        </w:rPr>
-      </w:pPr>
-      <w:r>
-        <w:rPr>
-          <w:rFonts w:ascii="Courier New" w:hAnsi="Courier New" w:cs="Courier New"/>
-          <w:sz w:val="20"/>
-          <w:szCs w:val="20"/>
-        </w:rPr>
-        <w:t>+------------------------------------------------------+</w:t>
-      </w:r>
-    </w:p>
-    <w:p>
-      <w:pPr>
-        <w:rPr>
-          <w:rFonts w:ascii="Calibri" w:hAnsi="Calibri" w:cs="Calibri"/>
-        </w:rPr>
-      </w:pPr>
-    </w:p>
-    <w:p>
-      <w:pPr>
-        <w:spacing w:line="240" w:lineRule="auto"/>
-        <w:rPr>
-          <w:rFonts w:ascii="Calibri" w:hAnsi="Calibri" w:cs="Calibri"/>
-          <w:u w:val="single"/>
-        </w:rPr>
-      </w:pPr>
-      <w:r>
-        <w:rPr>
-          <w:rFonts w:ascii="Calibri" w:hAnsi="Calibri" w:cs="Calibri"/>
-          <w:u w:val="single"/>
-        </w:rPr>
-        <w:t>Exemplo de Esboço da Página "Sobre"</w:t>
-      </w:r>
-    </w:p>
-    <w:p>
-      <w:pPr>
-        <w:spacing w:after="0" w:line="240" w:lineRule="auto"/>
-        <w:rPr>
-          <w:rFonts w:ascii="Courier New" w:hAnsi="Courier New" w:cs="Courier New"/>
-          <w:sz w:val="20"/>
-          <w:szCs w:val="20"/>
-        </w:rPr>
-      </w:pPr>
-      <w:r>
-        <w:rPr>
-          <w:rFonts w:ascii="Courier New" w:hAnsi="Courier New" w:cs="Courier New"/>
-          <w:sz w:val="20"/>
-          <w:szCs w:val="20"/>
-        </w:rPr>
-        <w:t>+------------------------------------------------------+</w:t>
-      </w:r>
-    </w:p>
-    <w:p>
-      <w:pPr>
-        <w:spacing w:after="0" w:line="240" w:lineRule="auto"/>
-        <w:rPr>
-          <w:rFonts w:ascii="Courier New" w:hAnsi="Courier New" w:cs="Courier New"/>
-          <w:sz w:val="20"/>
-          <w:szCs w:val="20"/>
-        </w:rPr>
-      </w:pPr>
-      <w:r>
-        <w:rPr>
-          <w:rFonts w:ascii="Courier New" w:hAnsi="Courier New" w:cs="Courier New"/>
-          <w:sz w:val="20"/>
-          <w:szCs w:val="20"/>
-        </w:rPr>
-        <w:t xml:space="preserve">| </w:t>
-      </w:r>
-      <w:r>
-        <w:rPr>
-          <w:rFonts w:ascii="Courier New" w:hAnsi="Courier New" w:cs="Courier New"/>
-          <w:sz w:val="20"/>
-          <w:szCs w:val="20"/>
-        </w:rPr>
-        <w:t xml:space="preserve">                      </w:t>
-      </w:r>
-      <w:r>
-        <w:rPr>
-          <w:rFonts w:ascii="Courier New" w:hAnsi="Courier New" w:cs="Courier New"/>
-          <w:sz w:val="20"/>
-          <w:szCs w:val="20"/>
-        </w:rPr>
-        <w:t xml:space="preserve">HEADER </w:t>
-      </w:r>
-      <w:r>
-        <w:rPr>
-          <w:rFonts w:ascii="Courier New" w:hAnsi="Courier New" w:cs="Courier New"/>
-          <w:sz w:val="20"/>
-          <w:szCs w:val="20"/>
-        </w:rPr>
-        <w:t xml:space="preserve">                        </w:t>
-      </w:r>
-      <w:r>
-        <w:rPr>
-          <w:rFonts w:ascii="Courier New" w:hAnsi="Courier New" w:cs="Courier New"/>
-          <w:sz w:val="20"/>
-          <w:szCs w:val="20"/>
-        </w:rPr>
-        <w:t>|</w:t>
-      </w:r>
-    </w:p>
-    <w:p>
-      <w:pPr>
-        <w:spacing w:after="0" w:line="240" w:lineRule="auto"/>
-        <w:rPr>
-          <w:rFonts w:ascii="Courier New" w:hAnsi="Courier New" w:cs="Courier New"/>
-          <w:sz w:val="20"/>
-          <w:szCs w:val="20"/>
-        </w:rPr>
-      </w:pPr>
-      <w:r>
-        <w:rPr>
-          <w:rFonts w:ascii="Courier New" w:hAnsi="Courier New" w:cs="Courier New"/>
-          <w:sz w:val="20"/>
-          <w:szCs w:val="20"/>
-        </w:rPr>
-        <w:t>+------------------------------------------------------+</w:t>
-      </w:r>
-    </w:p>
-    <w:p>
-      <w:pPr>
-        <w:spacing w:after="0" w:line="240" w:lineRule="auto"/>
-        <w:rPr>
-          <w:rFonts w:ascii="Courier New" w:hAnsi="Courier New" w:cs="Courier New"/>
-          <w:sz w:val="20"/>
-          <w:szCs w:val="20"/>
-        </w:rPr>
-      </w:pPr>
-      <w:r>
-        <w:rPr>
-          <w:rFonts w:ascii="Courier New" w:hAnsi="Courier New" w:cs="Courier New"/>
-          <w:sz w:val="20"/>
-          <w:szCs w:val="20"/>
-        </w:rPr>
-        <w:t>| HOME | SOBRE | SERVIÇOS | GALERIA | CONTATO</w:t>
-      </w:r>
-      <w:r>
-        <w:rPr>
-          <w:rFonts w:ascii="Courier New" w:hAnsi="Courier New" w:cs="Courier New"/>
-          <w:sz w:val="20"/>
-          <w:szCs w:val="20"/>
-        </w:rPr>
-        <w:t xml:space="preserve">         </w:t>
-      </w:r>
-      <w:r>
-        <w:rPr>
-          <w:rFonts w:ascii="Courier New" w:hAnsi="Courier New" w:cs="Courier New"/>
-          <w:sz w:val="20"/>
-          <w:szCs w:val="20"/>
-        </w:rPr>
-        <w:t xml:space="preserve"> |</w:t>
-      </w:r>
-    </w:p>
-    <w:p>
-      <w:pPr>
-        <w:spacing w:after="0" w:line="240" w:lineRule="auto"/>
-        <w:rPr>
-          <w:rFonts w:ascii="Courier New" w:hAnsi="Courier New" w:cs="Courier New"/>
-          <w:sz w:val="20"/>
-          <w:szCs w:val="20"/>
-        </w:rPr>
-      </w:pPr>
-      <w:r>
-        <w:rPr>
-          <w:rFonts w:ascii="Courier New" w:hAnsi="Courier New" w:cs="Courier New"/>
-          <w:sz w:val="20"/>
-          <w:szCs w:val="20"/>
-        </w:rPr>
-        <w:t>+------------------------------------------------------+</w:t>
-      </w:r>
-    </w:p>
-    <w:p>
-      <w:pPr>
-        <w:spacing w:after="0" w:line="240" w:lineRule="auto"/>
-        <w:rPr>
-          <w:rFonts w:ascii="Courier New" w:hAnsi="Courier New" w:cs="Courier New"/>
-          <w:sz w:val="20"/>
-          <w:szCs w:val="20"/>
-        </w:rPr>
-      </w:pPr>
-      <w:r>
-        <w:rPr>
-          <w:rFonts w:ascii="Courier New" w:hAnsi="Courier New" w:cs="Courier New"/>
-          <w:sz w:val="20"/>
-          <w:szCs w:val="20"/>
-        </w:rPr>
-        <w:t xml:space="preserve">| </w:t>
-      </w:r>
-      <w:r>
-        <w:rPr>
-          <w:rFonts w:ascii="Courier New" w:hAnsi="Courier New" w:cs="Courier New"/>
-          <w:sz w:val="20"/>
-          <w:szCs w:val="20"/>
-        </w:rPr>
-        <w:t xml:space="preserve">                 </w:t>
-      </w:r>
-      <w:r>
-        <w:rPr>
-          <w:rFonts w:ascii="Courier New" w:hAnsi="Courier New" w:cs="Courier New"/>
-          <w:sz w:val="20"/>
-          <w:szCs w:val="20"/>
-        </w:rPr>
-        <w:t xml:space="preserve">TÍTULO DA PÁGINA </w:t>
-      </w:r>
-      <w:r>
-        <w:rPr>
-          <w:rFonts w:ascii="Courier New" w:hAnsi="Courier New" w:cs="Courier New"/>
-          <w:sz w:val="20"/>
-          <w:szCs w:val="20"/>
-        </w:rPr>
-        <w:t xml:space="preserve">                   </w:t>
-      </w:r>
-      <w:r>
-        <w:rPr>
-          <w:rFonts w:ascii="Courier New" w:hAnsi="Courier New" w:cs="Courier New"/>
-          <w:sz w:val="20"/>
-          <w:szCs w:val="20"/>
-        </w:rPr>
-        <w:t>|</w:t>
-      </w:r>
-    </w:p>
-    <w:p>
-      <w:pPr>
-        <w:spacing w:after="0" w:line="240" w:lineRule="auto"/>
-        <w:rPr>
-          <w:rFonts w:ascii="Courier New" w:hAnsi="Courier New" w:cs="Courier New"/>
-          <w:sz w:val="20"/>
-          <w:szCs w:val="20"/>
-        </w:rPr>
-      </w:pPr>
-      <w:r>
-        <w:rPr>
-          <w:rFonts w:ascii="Courier New" w:hAnsi="Courier New" w:cs="Courier New"/>
-          <w:sz w:val="20"/>
-          <w:szCs w:val="20"/>
-        </w:rPr>
-        <w:t xml:space="preserve">| </w:t>
-      </w:r>
-      <w:r>
-        <w:rPr>
-          <w:rFonts w:ascii="Courier New" w:hAnsi="Courier New" w:cs="Courier New"/>
-          <w:sz w:val="20"/>
-          <w:szCs w:val="20"/>
-        </w:rPr>
-        <w:t xml:space="preserve">                       </w:t>
-      </w:r>
-      <w:r>
-        <w:rPr>
-          <w:rFonts w:ascii="Courier New" w:hAnsi="Courier New" w:cs="Courier New"/>
-          <w:sz w:val="20"/>
-          <w:szCs w:val="20"/>
-        </w:rPr>
-        <w:t xml:space="preserve">SOBRE </w:t>
-      </w:r>
-      <w:r>
-        <w:rPr>
-          <w:rFonts w:ascii="Courier New" w:hAnsi="Courier New" w:cs="Courier New"/>
-          <w:sz w:val="20"/>
-          <w:szCs w:val="20"/>
-        </w:rPr>
-        <w:t xml:space="preserve">                        </w:t>
-      </w:r>
-      <w:r>
-        <w:rPr>
-          <w:rFonts w:ascii="Courier New" w:hAnsi="Courier New" w:cs="Courier New"/>
-          <w:sz w:val="20"/>
-          <w:szCs w:val="20"/>
-        </w:rPr>
-        <w:t>|</w:t>
-      </w:r>
-    </w:p>
-    <w:p>
-      <w:pPr>
-        <w:spacing w:after="0" w:line="240" w:lineRule="auto"/>
-        <w:rPr>
-          <w:rFonts w:ascii="Courier New" w:hAnsi="Courier New" w:cs="Courier New"/>
-          <w:sz w:val="20"/>
-          <w:szCs w:val="20"/>
-        </w:rPr>
-      </w:pPr>
-      <w:r>
-        <w:rPr>
-          <w:rFonts w:ascii="Courier New" w:hAnsi="Courier New" w:cs="Courier New"/>
-          <w:sz w:val="20"/>
-          <w:szCs w:val="20"/>
-        </w:rPr>
-        <w:t>+------------------------------------------------------+</w:t>
-      </w:r>
-    </w:p>
-    <w:p>
-      <w:pPr>
-        <w:spacing w:after="0" w:line="240" w:lineRule="auto"/>
-        <w:rPr>
-          <w:rFonts w:ascii="Courier New" w:hAnsi="Courier New" w:cs="Courier New"/>
-          <w:sz w:val="20"/>
-          <w:szCs w:val="20"/>
-        </w:rPr>
-      </w:pPr>
-      <w:r>
-        <w:rPr>
-          <w:rFonts w:ascii="Courier New" w:hAnsi="Courier New" w:cs="Courier New"/>
-          <w:sz w:val="20"/>
-          <w:szCs w:val="20"/>
-        </w:rPr>
-        <w:t xml:space="preserve">| </w:t>
-      </w:r>
-      <w:r>
-        <w:rPr>
-          <w:rFonts w:ascii="Courier New" w:hAnsi="Courier New" w:cs="Courier New"/>
-          <w:sz w:val="20"/>
-          <w:szCs w:val="20"/>
-        </w:rPr>
-        <w:t xml:space="preserve">                      </w:t>
-      </w:r>
-      <w:r>
-        <w:rPr>
-          <w:rFonts w:ascii="Courier New" w:hAnsi="Courier New" w:cs="Courier New"/>
-          <w:sz w:val="20"/>
-          <w:szCs w:val="20"/>
-        </w:rPr>
-        <w:t xml:space="preserve">IMAGEM </w:t>
-      </w:r>
-      <w:r>
-        <w:rPr>
-          <w:rFonts w:ascii="Courier New" w:hAnsi="Courier New" w:cs="Courier New"/>
-          <w:sz w:val="20"/>
-          <w:szCs w:val="20"/>
-        </w:rPr>
-        <w:t xml:space="preserve">                        </w:t>
-      </w:r>
-      <w:r>
-        <w:rPr>
-          <w:rFonts w:ascii="Courier New" w:hAnsi="Courier New" w:cs="Courier New"/>
-          <w:sz w:val="20"/>
-          <w:szCs w:val="20"/>
-        </w:rPr>
-        <w:t>|</w:t>
-      </w:r>
-    </w:p>
-    <w:p>
-      <w:pPr>
-        <w:spacing w:after="0" w:line="240" w:lineRule="auto"/>
-        <w:rPr>
-          <w:rFonts w:ascii="Courier New" w:hAnsi="Courier New" w:cs="Courier New"/>
-          <w:sz w:val="20"/>
-          <w:szCs w:val="20"/>
-        </w:rPr>
-      </w:pPr>
-      <w:r>
-        <w:rPr>
-          <w:rFonts w:ascii="Courier New" w:hAnsi="Courier New" w:cs="Courier New"/>
-          <w:sz w:val="20"/>
-          <w:szCs w:val="20"/>
-        </w:rPr>
-        <w:t>+------------------------------------------------------+</w:t>
-      </w:r>
-    </w:p>
-    <w:p>
-      <w:pPr>
-        <w:spacing w:after="0" w:line="240" w:lineRule="auto"/>
-        <w:rPr>
-          <w:rFonts w:ascii="Courier New" w:hAnsi="Courier New" w:cs="Courier New"/>
-          <w:sz w:val="20"/>
-          <w:szCs w:val="20"/>
-        </w:rPr>
-      </w:pPr>
-      <w:r>
-        <w:rPr>
-          <w:rFonts w:ascii="Courier New" w:hAnsi="Courier New" w:cs="Courier New"/>
-          <w:sz w:val="20"/>
-          <w:szCs w:val="20"/>
-        </w:rPr>
-        <w:t xml:space="preserve">| </w:t>
-      </w:r>
-      <w:r>
-        <w:rPr>
-          <w:rFonts w:ascii="Courier New" w:hAnsi="Courier New" w:cs="Courier New"/>
-          <w:sz w:val="20"/>
-          <w:szCs w:val="20"/>
-        </w:rPr>
-        <w:t xml:space="preserve">                </w:t>
-      </w:r>
-      <w:r>
-        <w:rPr>
-          <w:rFonts w:ascii="Courier New" w:hAnsi="Courier New" w:cs="Courier New"/>
-          <w:sz w:val="20"/>
-          <w:szCs w:val="20"/>
-        </w:rPr>
-        <w:t xml:space="preserve">HISTÓRIA DA EMPRESA </w:t>
-      </w:r>
-      <w:r>
-        <w:rPr>
-          <w:rFonts w:ascii="Courier New" w:hAnsi="Courier New" w:cs="Courier New"/>
-          <w:sz w:val="20"/>
-          <w:szCs w:val="20"/>
-        </w:rPr>
-        <w:t xml:space="preserve">                 </w:t>
-      </w:r>
-      <w:r>
-        <w:rPr>
-          <w:rFonts w:ascii="Courier New" w:hAnsi="Courier New" w:cs="Courier New"/>
-          <w:sz w:val="20"/>
-          <w:szCs w:val="20"/>
-        </w:rPr>
-        <w:t>|</w:t>
-      </w:r>
-    </w:p>
-    <w:p>
-      <w:pPr>
-        <w:spacing w:after="0" w:line="240" w:lineRule="auto"/>
-        <w:rPr>
-          <w:rFonts w:ascii="Courier New" w:hAnsi="Courier New" w:cs="Courier New"/>
-          <w:sz w:val="20"/>
-          <w:szCs w:val="20"/>
-        </w:rPr>
-      </w:pPr>
-      <w:r>
-        <w:rPr>
-          <w:rFonts w:ascii="Courier New" w:hAnsi="Courier New" w:cs="Courier New"/>
-          <w:sz w:val="20"/>
-          <w:szCs w:val="20"/>
-        </w:rPr>
-        <w:t xml:space="preserve">| </w:t>
-      </w:r>
-      <w:r>
-        <w:rPr>
-          <w:rFonts w:ascii="Courier New" w:hAnsi="Courier New" w:cs="Courier New"/>
-          <w:sz w:val="20"/>
-          <w:szCs w:val="20"/>
-        </w:rPr>
-        <w:t xml:space="preserve">                       </w:t>
-      </w:r>
-      <w:r>
-        <w:rPr>
-          <w:rFonts w:ascii="Courier New" w:hAnsi="Courier New" w:cs="Courier New"/>
-          <w:sz w:val="20"/>
-          <w:szCs w:val="20"/>
-        </w:rPr>
-        <w:t xml:space="preserve">TEXTO </w:t>
-      </w:r>
-      <w:r>
-        <w:rPr>
-          <w:rFonts w:ascii="Courier New" w:hAnsi="Courier New" w:cs="Courier New"/>
-          <w:sz w:val="20"/>
-          <w:szCs w:val="20"/>
-        </w:rPr>
-        <w:t xml:space="preserve">                        </w:t>
-      </w:r>
-      <w:r>
-        <w:rPr>
-          <w:rFonts w:ascii="Courier New" w:hAnsi="Courier New" w:cs="Courier New"/>
-          <w:sz w:val="20"/>
-          <w:szCs w:val="20"/>
-        </w:rPr>
-        <w:t>|</w:t>
-      </w:r>
-    </w:p>
-    <w:p>
-      <w:pPr>
-        <w:spacing w:after="0" w:line="240" w:lineRule="auto"/>
-        <w:rPr>
-          <w:rFonts w:ascii="Courier New" w:hAnsi="Courier New" w:cs="Courier New"/>
-          <w:sz w:val="20"/>
-          <w:szCs w:val="20"/>
-        </w:rPr>
-      </w:pPr>
-      <w:r>
-        <w:rPr>
-          <w:rFonts w:ascii="Courier New" w:hAnsi="Courier New" w:cs="Courier New"/>
-          <w:sz w:val="20"/>
-          <w:szCs w:val="20"/>
-        </w:rPr>
-        <w:t>+------------------------------------------------------+</w:t>
-      </w:r>
-    </w:p>
-    <w:p>
-      <w:pPr>
-        <w:spacing w:after="0" w:line="240" w:lineRule="auto"/>
-        <w:rPr>
-          <w:rFonts w:ascii="Courier New" w:hAnsi="Courier New" w:cs="Courier New"/>
-          <w:sz w:val="20"/>
-          <w:szCs w:val="20"/>
-        </w:rPr>
-      </w:pPr>
-      <w:r>
-        <w:rPr>
-          <w:rFonts w:ascii="Courier New" w:hAnsi="Courier New" w:cs="Courier New"/>
-          <w:sz w:val="20"/>
-          <w:szCs w:val="20"/>
-        </w:rPr>
-        <w:t>|</w:t>
-      </w:r>
-      <w:r>
-        <w:rPr>
-          <w:rFonts w:ascii="Courier New" w:hAnsi="Courier New" w:cs="Courier New"/>
-          <w:sz w:val="20"/>
-          <w:szCs w:val="20"/>
-        </w:rPr>
-        <w:t xml:space="preserve">                      </w:t>
-      </w:r>
-      <w:r>
-        <w:rPr>
-          <w:rFonts w:ascii="Courier New" w:hAnsi="Courier New" w:cs="Courier New"/>
-          <w:sz w:val="20"/>
-          <w:szCs w:val="20"/>
-        </w:rPr>
-        <w:t xml:space="preserve"> FOOTER</w:t>
-      </w:r>
-      <w:r>
-        <w:rPr>
-          <w:rFonts w:ascii="Courier New" w:hAnsi="Courier New" w:cs="Courier New"/>
-          <w:sz w:val="20"/>
-          <w:szCs w:val="20"/>
-        </w:rPr>
-        <w:t xml:space="preserve">    </w:t>
-      </w:r>
-      <w:r>
-        <w:rPr>
-          <w:rFonts w:ascii="Courier New" w:hAnsi="Courier New" w:cs="Courier New"/>
-          <w:sz w:val="20"/>
-          <w:szCs w:val="20"/>
-        </w:rPr>
-        <w:t xml:space="preserve">  </w:t>
-      </w:r>
-      <w:r>
-        <w:rPr>
-          <w:rFonts w:ascii="Courier New" w:hAnsi="Courier New" w:cs="Courier New"/>
-          <w:sz w:val="20"/>
-          <w:szCs w:val="20"/>
-        </w:rPr>
-        <w:t xml:space="preserve">                  </w:t>
-      </w:r>
-      <w:r>
-        <w:rPr>
-          <w:rFonts w:ascii="Courier New" w:hAnsi="Courier New" w:cs="Courier New"/>
-          <w:sz w:val="20"/>
-          <w:szCs w:val="20"/>
-        </w:rPr>
-        <w:t xml:space="preserve"> |</w:t>
-      </w:r>
-    </w:p>
-    <w:p>
-      <w:pPr>
-        <w:spacing w:after="0" w:line="240" w:lineRule="auto"/>
-        <w:rPr>
-          <w:rFonts w:ascii="Courier New" w:hAnsi="Courier New" w:cs="Courier New"/>
-          <w:sz w:val="20"/>
-          <w:szCs w:val="20"/>
-        </w:rPr>
-      </w:pPr>
-      <w:r>
-        <w:rPr>
-          <w:rFonts w:ascii="Courier New" w:hAnsi="Courier New" w:cs="Courier New"/>
-          <w:sz w:val="20"/>
-          <w:szCs w:val="20"/>
-        </w:rPr>
-        <w:t>+------------------------------------------------------+</w:t>
-      </w:r>
-    </w:p>
-    <w:p>
-      <w:pPr>
-        <w:rPr>
-          <w:rFonts w:ascii="Calibri" w:hAnsi="Calibri" w:cs="Calibri"/>
-        </w:rPr>
-      </w:pPr>
-    </w:p>
-    <w:p>
-      <w:pPr>
-        <w:spacing w:line="240" w:lineRule="auto"/>
-        <w:rPr>
-          <w:rFonts w:ascii="Calibri" w:hAnsi="Calibri" w:cs="Calibri"/>
-          <w:u w:val="single"/>
-        </w:rPr>
-      </w:pPr>
-      <w:r>
-        <w:rPr>
-          <w:rFonts w:ascii="Calibri" w:hAnsi="Calibri" w:cs="Calibri"/>
-          <w:u w:val="single"/>
-        </w:rPr>
-        <w:t>Exemplo de Esboço da Página "Contato"</w:t>
-      </w:r>
-    </w:p>
-    <w:p>
-      <w:pPr>
-        <w:spacing w:after="0" w:line="240" w:lineRule="auto"/>
-        <w:rPr>
-          <w:rFonts w:ascii="Courier New" w:hAnsi="Courier New" w:cs="Courier New"/>
-          <w:sz w:val="20"/>
-          <w:szCs w:val="20"/>
-        </w:rPr>
-      </w:pPr>
-      <w:r>
-        <w:rPr>
-          <w:rFonts w:ascii="Courier New" w:hAnsi="Courier New" w:cs="Courier New"/>
-          <w:sz w:val="20"/>
-          <w:szCs w:val="20"/>
-        </w:rPr>
-        <w:t>+------------------------------------------------------+</w:t>
-      </w:r>
-    </w:p>
-    <w:p>
-      <w:pPr>
-        <w:spacing w:after="0" w:line="240" w:lineRule="auto"/>
-        <w:rPr>
-          <w:rFonts w:ascii="Courier New" w:hAnsi="Courier New" w:cs="Courier New"/>
-          <w:sz w:val="20"/>
-          <w:szCs w:val="20"/>
-        </w:rPr>
-      </w:pPr>
-      <w:r>
-        <w:rPr>
-          <w:rFonts w:ascii="Courier New" w:hAnsi="Courier New" w:cs="Courier New"/>
-          <w:sz w:val="20"/>
-          <w:szCs w:val="20"/>
-        </w:rPr>
-        <w:t xml:space="preserve">| </w:t>
-      </w:r>
-      <w:r>
-        <w:rPr>
-          <w:rFonts w:ascii="Courier New" w:hAnsi="Courier New" w:cs="Courier New"/>
-          <w:sz w:val="20"/>
-          <w:szCs w:val="20"/>
-        </w:rPr>
-        <w:t xml:space="preserve">                      </w:t>
-      </w:r>
-      <w:r>
-        <w:rPr>
-          <w:rFonts w:ascii="Courier New" w:hAnsi="Courier New" w:cs="Courier New"/>
-          <w:sz w:val="20"/>
-          <w:szCs w:val="20"/>
-        </w:rPr>
-        <w:t xml:space="preserve">HEADER </w:t>
-      </w:r>
-      <w:r>
-        <w:rPr>
-          <w:rFonts w:ascii="Courier New" w:hAnsi="Courier New" w:cs="Courier New"/>
-          <w:sz w:val="20"/>
-          <w:szCs w:val="20"/>
-        </w:rPr>
-        <w:t xml:space="preserve">                        </w:t>
-      </w:r>
-      <w:r>
-        <w:rPr>
-          <w:rFonts w:ascii="Courier New" w:hAnsi="Courier New" w:cs="Courier New"/>
-          <w:sz w:val="20"/>
-          <w:szCs w:val="20"/>
-        </w:rPr>
-        <w:t>|</w:t>
-      </w:r>
-    </w:p>
-    <w:p>
-      <w:pPr>
-        <w:spacing w:after="0" w:line="240" w:lineRule="auto"/>
-        <w:rPr>
-          <w:rFonts w:ascii="Courier New" w:hAnsi="Courier New" w:cs="Courier New"/>
-          <w:sz w:val="20"/>
-          <w:szCs w:val="20"/>
-        </w:rPr>
-      </w:pPr>
-      <w:r>
-        <w:rPr>
-          <w:rFonts w:ascii="Courier New" w:hAnsi="Courier New" w:cs="Courier New"/>
-          <w:sz w:val="20"/>
-          <w:szCs w:val="20"/>
-        </w:rPr>
-        <w:t>+------------------------------------------------------+</w:t>
-      </w:r>
-    </w:p>
-    <w:p>
-      <w:pPr>
-        <w:spacing w:after="0" w:line="240" w:lineRule="auto"/>
-        <w:rPr>
-          <w:rFonts w:ascii="Courier New" w:hAnsi="Courier New" w:cs="Courier New"/>
-          <w:sz w:val="20"/>
-          <w:szCs w:val="20"/>
-        </w:rPr>
-      </w:pPr>
-      <w:r>
-        <w:rPr>
-          <w:rFonts w:ascii="Courier New" w:hAnsi="Courier New" w:cs="Courier New"/>
-          <w:sz w:val="20"/>
-          <w:szCs w:val="20"/>
-        </w:rPr>
-        <w:t>| HOME | SOBRE | SERVIÇOS | GALERIA | CONTATO |</w:t>
-      </w:r>
-    </w:p>
-    <w:p>
-      <w:pPr>
-        <w:spacing w:after="0" w:line="240" w:lineRule="auto"/>
-        <w:rPr>
-          <w:rFonts w:ascii="Courier New" w:hAnsi="Courier New" w:cs="Courier New"/>
-          <w:sz w:val="20"/>
-          <w:szCs w:val="20"/>
-        </w:rPr>
-      </w:pPr>
-      <w:r>
-        <w:rPr>
-          <w:rFonts w:ascii="Courier New" w:hAnsi="Courier New" w:cs="Courier New"/>
-          <w:sz w:val="20"/>
-          <w:szCs w:val="20"/>
-        </w:rPr>
-        <w:t>+------------------------------------------------------+</w:t>
-      </w:r>
-    </w:p>
-    <w:p>
-      <w:pPr>
-        <w:spacing w:after="0" w:line="240" w:lineRule="auto"/>
-        <w:rPr>
-          <w:rFonts w:ascii="Courier New" w:hAnsi="Courier New" w:cs="Courier New"/>
-          <w:sz w:val="20"/>
-          <w:szCs w:val="20"/>
-        </w:rPr>
-      </w:pPr>
-      <w:r>
-        <w:rPr>
-          <w:rFonts w:ascii="Courier New" w:hAnsi="Courier New" w:cs="Courier New"/>
-          <w:sz w:val="20"/>
-          <w:szCs w:val="20"/>
-        </w:rPr>
-        <w:t xml:space="preserve">| </w:t>
-      </w:r>
-      <w:r>
-        <w:rPr>
-          <w:rFonts w:ascii="Courier New" w:hAnsi="Courier New" w:cs="Courier New"/>
-          <w:sz w:val="20"/>
-          <w:szCs w:val="20"/>
-        </w:rPr>
-        <w:t xml:space="preserve">                     </w:t>
-      </w:r>
-      <w:r>
-        <w:rPr>
-          <w:rFonts w:ascii="Courier New" w:hAnsi="Courier New" w:cs="Courier New"/>
-          <w:sz w:val="20"/>
-          <w:szCs w:val="20"/>
-        </w:rPr>
-        <w:t xml:space="preserve">CONTATO </w:t>
-      </w:r>
-      <w:r>
-        <w:rPr>
-          <w:rFonts w:ascii="Courier New" w:hAnsi="Courier New" w:cs="Courier New"/>
-          <w:sz w:val="20"/>
-          <w:szCs w:val="20"/>
-        </w:rPr>
-        <w:t xml:space="preserve">                        </w:t>
-      </w:r>
-      <w:r>
-        <w:rPr>
-          <w:rFonts w:ascii="Courier New" w:hAnsi="Courier New" w:cs="Courier New"/>
-          <w:sz w:val="20"/>
-          <w:szCs w:val="20"/>
-        </w:rPr>
-        <w:t>|</w:t>
-      </w:r>
-    </w:p>
-    <w:p>
-      <w:pPr>
-        <w:spacing w:after="0" w:line="240" w:lineRule="auto"/>
-        <w:rPr>
-          <w:rFonts w:ascii="Courier New" w:hAnsi="Courier New" w:cs="Courier New"/>
-          <w:sz w:val="20"/>
-          <w:szCs w:val="20"/>
-        </w:rPr>
-      </w:pPr>
-      <w:r>
-        <w:rPr>
-          <w:rFonts w:ascii="Courier New" w:hAnsi="Courier New" w:cs="Courier New"/>
-          <w:sz w:val="20"/>
-          <w:szCs w:val="20"/>
-        </w:rPr>
-        <w:t>+------------------------------------------------------+</w:t>
-      </w:r>
-    </w:p>
-    <w:p>
-      <w:pPr>
-        <w:spacing w:after="0" w:line="240" w:lineRule="auto"/>
-        <w:rPr>
-          <w:rFonts w:ascii="Courier New" w:hAnsi="Courier New" w:cs="Courier New"/>
-          <w:sz w:val="20"/>
-          <w:szCs w:val="20"/>
-        </w:rPr>
-      </w:pPr>
-      <w:r>
-        <w:rPr>
-          <w:rFonts w:ascii="Courier New" w:hAnsi="Courier New" w:cs="Courier New"/>
-          <w:sz w:val="20"/>
-          <w:szCs w:val="20"/>
-        </w:rPr>
-        <w:t xml:space="preserve">| Nome: ____________________________ </w:t>
-      </w:r>
-      <w:r>
-        <w:rPr>
-          <w:rFonts w:ascii="Courier New" w:hAnsi="Courier New" w:cs="Courier New"/>
-          <w:sz w:val="20"/>
-          <w:szCs w:val="20"/>
-        </w:rPr>
-        <w:t xml:space="preserve">                  </w:t>
-      </w:r>
-      <w:r>
-        <w:rPr>
-          <w:rFonts w:ascii="Courier New" w:hAnsi="Courier New" w:cs="Courier New"/>
-          <w:sz w:val="20"/>
-          <w:szCs w:val="20"/>
-        </w:rPr>
-        <w:t>|</w:t>
-      </w:r>
-    </w:p>
-    <w:p>
-      <w:pPr>
-        <w:spacing w:after="0" w:line="240" w:lineRule="auto"/>
-        <w:rPr>
-          <w:rFonts w:ascii="Courier New" w:hAnsi="Courier New" w:cs="Courier New"/>
-          <w:sz w:val="20"/>
-          <w:szCs w:val="20"/>
-        </w:rPr>
-      </w:pPr>
-      <w:r>
-        <w:rPr>
-          <w:rFonts w:ascii="Courier New" w:hAnsi="Courier New" w:cs="Courier New"/>
-          <w:sz w:val="20"/>
-          <w:szCs w:val="20"/>
-        </w:rPr>
-        <w:t xml:space="preserve">| E-mail: ____________________________ </w:t>
-      </w:r>
-      <w:r>
-        <w:rPr>
-          <w:rFonts w:ascii="Courier New" w:hAnsi="Courier New" w:cs="Courier New"/>
-          <w:sz w:val="20"/>
-          <w:szCs w:val="20"/>
-        </w:rPr>
-        <w:t xml:space="preserve">                </w:t>
-      </w:r>
-      <w:r>
-        <w:rPr>
-          <w:rFonts w:ascii="Courier New" w:hAnsi="Courier New" w:cs="Courier New"/>
-          <w:sz w:val="20"/>
-          <w:szCs w:val="20"/>
-        </w:rPr>
-        <w:t>|</w:t>
-      </w:r>
-    </w:p>
-    <w:p>
-      <w:pPr>
-        <w:spacing w:after="0" w:line="240" w:lineRule="auto"/>
-        <w:rPr>
-          <w:rFonts w:ascii="Courier New" w:hAnsi="Courier New" w:cs="Courier New"/>
-          <w:sz w:val="20"/>
-          <w:szCs w:val="20"/>
-        </w:rPr>
-      </w:pPr>
-      <w:r>
-        <w:rPr>
-          <w:rFonts w:ascii="Courier New" w:hAnsi="Courier New" w:cs="Courier New"/>
-          <w:sz w:val="20"/>
-          <w:szCs w:val="20"/>
-        </w:rPr>
-        <w:t xml:space="preserve">| Assunto: ____________________________ </w:t>
-      </w:r>
-      <w:r>
-        <w:rPr>
-          <w:rFonts w:ascii="Courier New" w:hAnsi="Courier New" w:cs="Courier New"/>
-          <w:sz w:val="20"/>
-          <w:szCs w:val="20"/>
-        </w:rPr>
-        <w:t xml:space="preserve">               </w:t>
-      </w:r>
-      <w:r>
-        <w:rPr>
-          <w:rFonts w:ascii="Courier New" w:hAnsi="Courier New" w:cs="Courier New"/>
-          <w:sz w:val="20"/>
-          <w:szCs w:val="20"/>
-        </w:rPr>
-        <w:t>|</w:t>
-      </w:r>
-    </w:p>
-    <w:p>
-      <w:pPr>
-        <w:spacing w:after="0" w:line="240" w:lineRule="auto"/>
-        <w:rPr>
-          <w:rFonts w:ascii="Courier New" w:hAnsi="Courier New" w:cs="Courier New"/>
-          <w:sz w:val="20"/>
-          <w:szCs w:val="20"/>
-        </w:rPr>
-      </w:pPr>
-      <w:r>
-        <w:rPr>
-          <w:rFonts w:ascii="Courier New" w:hAnsi="Courier New" w:cs="Courier New"/>
-          <w:sz w:val="20"/>
-          <w:szCs w:val="20"/>
-        </w:rPr>
-        <w:t xml:space="preserve">| </w:t>
-      </w:r>
-      <w:r>
-        <w:rPr>
-          <w:rFonts w:ascii="Courier New" w:hAnsi="Courier New" w:cs="Courier New"/>
-          <w:sz w:val="20"/>
-          <w:szCs w:val="20"/>
-        </w:rPr>
-        <w:t xml:space="preserve">                                                     </w:t>
-      </w:r>
-      <w:r>
-        <w:rPr>
-          <w:rFonts w:ascii="Courier New" w:hAnsi="Courier New" w:cs="Courier New"/>
-          <w:sz w:val="20"/>
-          <w:szCs w:val="20"/>
-        </w:rPr>
-        <w:t>|</w:t>
-      </w:r>
-    </w:p>
-    <w:p>
-      <w:pPr>
-        <w:spacing w:after="0" w:line="240" w:lineRule="auto"/>
-        <w:rPr>
-          <w:rFonts w:ascii="Courier New" w:hAnsi="Courier New" w:cs="Courier New"/>
-          <w:sz w:val="20"/>
-          <w:szCs w:val="20"/>
-        </w:rPr>
-      </w:pPr>
-      <w:r>
-        <w:rPr>
-          <w:rFonts w:ascii="Courier New" w:hAnsi="Courier New" w:cs="Courier New"/>
-          <w:sz w:val="20"/>
-          <w:szCs w:val="20"/>
-        </w:rPr>
-        <w:t xml:space="preserve">| Mensagem: </w:t>
-      </w:r>
-      <w:r>
-        <w:rPr>
-          <w:rFonts w:ascii="Courier New" w:hAnsi="Courier New" w:cs="Courier New"/>
-          <w:sz w:val="20"/>
-          <w:szCs w:val="20"/>
-        </w:rPr>
-        <w:t xml:space="preserve">                                           </w:t>
-      </w:r>
-      <w:r>
-        <w:rPr>
-          <w:rFonts w:ascii="Courier New" w:hAnsi="Courier New" w:cs="Courier New"/>
-          <w:sz w:val="20"/>
-          <w:szCs w:val="20"/>
-        </w:rPr>
-        <w:t>|</w:t>
-      </w:r>
-    </w:p>
-    <w:p>
-      <w:pPr>
-        <w:spacing w:after="0" w:line="240" w:lineRule="auto"/>
-        <w:rPr>
-          <w:rFonts w:ascii="Courier New" w:hAnsi="Courier New" w:cs="Courier New"/>
-          <w:sz w:val="20"/>
-          <w:szCs w:val="20"/>
-        </w:rPr>
-      </w:pPr>
-      <w:r>
-        <w:rPr>
-          <w:rFonts w:ascii="Courier New" w:hAnsi="Courier New" w:cs="Courier New"/>
-          <w:sz w:val="20"/>
-          <w:szCs w:val="20"/>
-        </w:rPr>
-        <w:t xml:space="preserve">| ________________________________________ </w:t>
-      </w:r>
-      <w:r>
-        <w:rPr>
-          <w:rFonts w:ascii="Courier New" w:hAnsi="Courier New" w:cs="Courier New"/>
-          <w:sz w:val="20"/>
-          <w:szCs w:val="20"/>
-        </w:rPr>
-        <w:t xml:space="preserve">            </w:t>
-      </w:r>
-      <w:r>
-        <w:rPr>
-          <w:rFonts w:ascii="Courier New" w:hAnsi="Courier New" w:cs="Courier New"/>
-          <w:sz w:val="20"/>
-          <w:szCs w:val="20"/>
-        </w:rPr>
-        <w:t>|</w:t>
-      </w:r>
-    </w:p>
-    <w:p>
-      <w:pPr>
-        <w:spacing w:after="0" w:line="240" w:lineRule="auto"/>
-        <w:rPr>
-          <w:rFonts w:ascii="Courier New" w:hAnsi="Courier New" w:cs="Courier New"/>
-          <w:sz w:val="20"/>
-          <w:szCs w:val="20"/>
-        </w:rPr>
-      </w:pPr>
-      <w:r>
-        <w:rPr>
-          <w:rFonts w:ascii="Courier New" w:hAnsi="Courier New" w:cs="Courier New"/>
-          <w:sz w:val="20"/>
-          <w:szCs w:val="20"/>
-        </w:rPr>
-        <w:t xml:space="preserve">| ________________________________________ </w:t>
-      </w:r>
-      <w:r>
-        <w:rPr>
-          <w:rFonts w:ascii="Courier New" w:hAnsi="Courier New" w:cs="Courier New"/>
-          <w:sz w:val="20"/>
-          <w:szCs w:val="20"/>
-        </w:rPr>
-        <w:t xml:space="preserve">            </w:t>
-      </w:r>
-      <w:r>
-        <w:rPr>
-          <w:rFonts w:ascii="Courier New" w:hAnsi="Courier New" w:cs="Courier New"/>
-          <w:sz w:val="20"/>
-          <w:szCs w:val="20"/>
-        </w:rPr>
-        <w:t>|</w:t>
-      </w:r>
-    </w:p>
-    <w:p>
-      <w:pPr>
-        <w:spacing w:after="0" w:line="240" w:lineRule="auto"/>
-        <w:rPr>
-          <w:rFonts w:ascii="Courier New" w:hAnsi="Courier New" w:cs="Courier New"/>
-          <w:sz w:val="20"/>
-          <w:szCs w:val="20"/>
-        </w:rPr>
-      </w:pPr>
-      <w:r>
-        <w:rPr>
-          <w:rFonts w:ascii="Courier New" w:hAnsi="Courier New" w:cs="Courier New"/>
-          <w:sz w:val="20"/>
-          <w:szCs w:val="20"/>
-        </w:rPr>
-        <w:t xml:space="preserve">| </w:t>
-      </w:r>
-      <w:r>
-        <w:rPr>
-          <w:rFonts w:ascii="Courier New" w:hAnsi="Courier New" w:cs="Courier New"/>
-          <w:sz w:val="20"/>
-          <w:szCs w:val="20"/>
-        </w:rPr>
-        <w:t xml:space="preserve">                                                     </w:t>
-      </w:r>
-      <w:r>
-        <w:rPr>
-          <w:rFonts w:ascii="Courier New" w:hAnsi="Courier New" w:cs="Courier New"/>
-          <w:sz w:val="20"/>
-          <w:szCs w:val="20"/>
-        </w:rPr>
-        <w:t>|</w:t>
-      </w:r>
-    </w:p>
-    <w:p>
-      <w:pPr>
-        <w:spacing w:after="0" w:line="240" w:lineRule="auto"/>
-        <w:rPr>
-          <w:rFonts w:ascii="Courier New" w:hAnsi="Courier New" w:cs="Courier New"/>
-          <w:sz w:val="20"/>
-          <w:szCs w:val="20"/>
-        </w:rPr>
-      </w:pPr>
-      <w:r>
-        <w:rPr>
-          <w:rFonts w:ascii="Courier New" w:hAnsi="Courier New" w:cs="Courier New"/>
-          <w:sz w:val="20"/>
-          <w:szCs w:val="20"/>
-        </w:rPr>
-        <w:t xml:space="preserve">| [ ENVIAR ] </w:t>
-      </w:r>
-      <w:r>
-        <w:rPr>
-          <w:rFonts w:ascii="Courier New" w:hAnsi="Courier New" w:cs="Courier New"/>
-          <w:sz w:val="20"/>
-          <w:szCs w:val="20"/>
-        </w:rPr>
-        <w:t xml:space="preserve">                                          </w:t>
-      </w:r>
-      <w:r>
-        <w:rPr>
-          <w:rFonts w:ascii="Courier New" w:hAnsi="Courier New" w:cs="Courier New"/>
-          <w:sz w:val="20"/>
-          <w:szCs w:val="20"/>
-        </w:rPr>
-        <w:t>|</w:t>
-      </w:r>
-    </w:p>
-    <w:p>
-      <w:pPr>
-        <w:spacing w:after="0" w:line="240" w:lineRule="auto"/>
-        <w:rPr>
-          <w:rFonts w:ascii="Courier New" w:hAnsi="Courier New" w:cs="Courier New"/>
-          <w:sz w:val="20"/>
-          <w:szCs w:val="20"/>
-        </w:rPr>
-      </w:pPr>
-      <w:r>
-        <w:rPr>
-          <w:rFonts w:ascii="Courier New" w:hAnsi="Courier New" w:cs="Courier New"/>
-          <w:sz w:val="20"/>
-          <w:szCs w:val="20"/>
-        </w:rPr>
-        <w:t>+------------------------------------------------------+</w:t>
-      </w:r>
-    </w:p>
-    <w:p>
-      <w:pPr>
-        <w:spacing w:after="0" w:line="240" w:lineRule="auto"/>
-        <w:rPr>
-          <w:rFonts w:ascii="Courier New" w:hAnsi="Courier New" w:cs="Courier New"/>
-          <w:sz w:val="20"/>
-          <w:szCs w:val="20"/>
-        </w:rPr>
-      </w:pPr>
-      <w:r>
-        <w:rPr>
-          <w:rFonts w:ascii="Courier New" w:hAnsi="Courier New" w:cs="Courier New"/>
-          <w:sz w:val="20"/>
-          <w:szCs w:val="20"/>
-        </w:rPr>
-        <w:t>|</w:t>
-      </w:r>
-      <w:r>
-        <w:rPr>
-          <w:rFonts w:ascii="Courier New" w:hAnsi="Courier New" w:cs="Courier New"/>
-          <w:sz w:val="20"/>
-          <w:szCs w:val="20"/>
-        </w:rPr>
-        <w:t xml:space="preserve">                      </w:t>
-      </w:r>
-      <w:r>
-        <w:rPr>
-          <w:rFonts w:ascii="Courier New" w:hAnsi="Courier New" w:cs="Courier New"/>
-          <w:sz w:val="20"/>
-          <w:szCs w:val="20"/>
-        </w:rPr>
-        <w:t xml:space="preserve"> FOOTER</w:t>
-      </w:r>
-      <w:r>
-        <w:rPr>
-          <w:rFonts w:ascii="Courier New" w:hAnsi="Courier New" w:cs="Courier New"/>
-          <w:sz w:val="20"/>
-          <w:szCs w:val="20"/>
-        </w:rPr>
-        <w:t xml:space="preserve">                        </w:t>
-      </w:r>
-      <w:r>
-        <w:rPr>
-          <w:rFonts w:ascii="Courier New" w:hAnsi="Courier New" w:cs="Courier New"/>
-          <w:sz w:val="20"/>
-          <w:szCs w:val="20"/>
-        </w:rPr>
-        <w:t xml:space="preserve"> |</w:t>
-      </w:r>
-    </w:p>
-    <w:p>
-      <w:pPr>
-        <w:spacing w:after="0" w:line="240" w:lineRule="auto"/>
-        <w:rPr>
-          <w:rFonts w:ascii="Courier New" w:hAnsi="Courier New" w:cs="Courier New"/>
-          <w:sz w:val="20"/>
-          <w:szCs w:val="20"/>
-        </w:rPr>
-      </w:pPr>
-      <w:r>
-        <w:rPr>
-          <w:rFonts w:ascii="Courier New" w:hAnsi="Courier New" w:cs="Courier New"/>
-          <w:sz w:val="20"/>
-          <w:szCs w:val="20"/>
-        </w:rPr>
-        <w:t>+------------------------------------------------------+</w:t>
-      </w:r>
-    </w:p>
-    <w:p>
-      <w:pPr>
-        <w:rPr>
-          <w:rFonts w:ascii="Calibri" w:hAnsi="Calibri" w:cs="Calibri"/>
-        </w:rPr>
-      </w:pPr>
-      <w:r>
-        <w:rPr>
-          <w:rFonts w:ascii="Calibri" w:hAnsi="Calibri" w:cs="Calibri"/>
-        </w:rPr>
-        <w:pict w14:anchorId="1BC4BDCD">
-          <v:rect id="_x0000_i1104" style="width:0;height:1.5pt" o:hralign="center" o:hrstd="t" o:hr="t" fillcolor="#a0a0a0" stroked="f"/>
-        </w:pict>
-      </w:r>
-    </w:p>
-    <w:p>
-      <w:pPr>
-        <w:rPr>
-          <w:rFonts w:ascii="Calibri" w:hAnsi="Calibri" w:cs="Calibri"/>
-          <w:b/>
-          <w:bCs/>
-        </w:rPr>
-      </w:pPr>
-      <w:r>
-        <w:rPr>
-          <w:rFonts w:ascii="Calibri" w:hAnsi="Calibri" w:cs="Calibri"/>
-          <w:b/>
-          <w:bCs/>
-        </w:rPr>
         <w:t>9. Identidade Visual</w:t>
       </w:r>
     </w:p>
@@ -4916,9 +4550,8 @@
         <w:rPr>
           <w:rFonts w:ascii="Calibri" w:hAnsi="Calibri" w:cs="Calibri"/>
         </w:rPr>
-        <w:lastRenderedPageBreak/>
         <w:pict w14:anchorId="65B22BF3">
-          <v:rect id="_x0000_i1105" style="width:0;height:1.5pt" o:hralign="center" o:hrstd="t" o:hr="t" fillcolor="#a0a0a0" stroked="f"/>
+          <v:rect id="_x0000_i1034" style="width:0;height:1.5pt" o:hralign="center" o:hrstd="t" o:hr="t" fillcolor="#a0a0a0" stroked="f"/>
         </w:pict>
       </w:r>
     </w:p>
@@ -5317,7 +4950,7 @@
           <w:rFonts w:ascii="Calibri" w:hAnsi="Calibri" w:cs="Calibri"/>
         </w:rPr>
         <w:pict w14:anchorId="7F4CF83E">
-          <v:rect id="_x0000_i1106" style="width:0;height:1.5pt" o:hralign="center" o:hrstd="t" o:hr="t" fillcolor="#a0a0a0" stroked="f"/>
+          <v:rect id="_x0000_i1035" style="width:0;height:1.5pt" o:hralign="center" o:hrstd="t" o:hr="t" fillcolor="#a0a0a0" stroked="f"/>
         </w:pict>
       </w:r>
     </w:p>
@@ -5335,6 +4968,24 @@
           <w:b/>
           <w:bCs/>
         </w:rPr>
+        <w:br w:type="page"/>
+      </w:r>
+    </w:p>
+    <w:p>
+      <w:pPr>
+        <w:rPr>
+          <w:rFonts w:ascii="Calibri" w:hAnsi="Calibri" w:cs="Calibri"/>
+          <w:b/>
+          <w:bCs/>
+        </w:rPr>
+      </w:pPr>
+      <w:r>
+        <w:rPr>
+          <w:rFonts w:ascii="Calibri" w:hAnsi="Calibri" w:cs="Calibri"/>
+          <w:b/>
+          <w:bCs/>
+        </w:rPr>
+        <w:lastRenderedPageBreak/>
         <w:t>11. Estrutura de Pastas</w:t>
       </w:r>
     </w:p>
@@ -5780,15 +5431,7 @@
           <w:sz w:val="20"/>
           <w:szCs w:val="20"/>
         </w:rPr>
-        <w:t xml:space="preserve">  </w:t>
-      </w:r>
-      <w:r>
-        <w:rPr>
-          <w:rFonts w:ascii="Courier New" w:hAnsi="Courier New" w:cs="Courier New"/>
-          <w:sz w:val="20"/>
-          <w:szCs w:val="20"/>
-        </w:rPr>
-        <w:t>├──</w:t>
+        <w:t xml:space="preserve">  ├──</w:t>
       </w:r>
       <w:r>
         <w:rPr>
@@ -5814,15 +5457,7 @@
           <w:sz w:val="20"/>
           <w:szCs w:val="20"/>
         </w:rPr>
-        <w:t xml:space="preserve">  </w:t>
-      </w:r>
-      <w:r>
-        <w:rPr>
-          <w:rFonts w:ascii="Courier New" w:hAnsi="Courier New" w:cs="Courier New"/>
-          <w:sz w:val="20"/>
-          <w:szCs w:val="20"/>
-        </w:rPr>
-        <w:t>└──</w:t>
+        <w:t xml:space="preserve">  └──</w:t>
       </w:r>
       <w:r>
         <w:rPr>
@@ -5836,7 +5471,7 @@
     <w:p>
       <w:r>
         <w:pict w14:anchorId="46DC631A">
-          <v:rect id="_x0000_i1107" style="width:0;height:1.5pt" o:hralign="center" o:hrstd="t" o:hr="t" fillcolor="#a0a0a0" stroked="f"/>
+          <v:rect id="_x0000_i1036" style="width:0;height:1.5pt" o:hralign="center" o:hrstd="t" o:hr="t" fillcolor="#a0a0a0" stroked="f"/>
         </w:pict>
       </w:r>
     </w:p>
@@ -6115,7 +5750,6 @@
           </w:tcPr>
           <w:p>
             <w:r>
-              <w:lastRenderedPageBreak/>
               <w:t>5</w:t>
             </w:r>
           </w:p>
@@ -6232,7 +5866,7 @@
     <w:p>
       <w:r>
         <w:pict w14:anchorId="0FD2AA99">
-          <v:rect id="_x0000_i1108" style="width:0;height:1.5pt" o:hralign="center" o:hrstd="t" o:hr="t" fillcolor="#a0a0a0" stroked="f"/>
+          <v:rect id="_x0000_i1037" style="width:0;height:1.5pt" o:hralign="center" o:hrstd="t" o:hr="t" fillcolor="#a0a0a0" stroked="f"/>
         </w:pict>
       </w:r>
     </w:p>
@@ -6339,7 +5973,7 @@
     <w:p>
       <w:r>
         <w:pict w14:anchorId="4A997E32">
-          <v:rect id="_x0000_i1189" style="width:0;height:1.5pt" o:hralign="center" o:hrstd="t" o:hr="t" fillcolor="#a0a0a0" stroked="f"/>
+          <v:rect id="_x0000_i1038" style="width:0;height:1.5pt" o:hralign="center" o:hrstd="t" o:hr="t" fillcolor="#a0a0a0" stroked="f"/>
         </w:pict>
       </w:r>
     </w:p>
@@ -6366,7 +6000,7 @@
     <w:p>
       <w:r>
         <w:pict w14:anchorId="097FDDBA">
-          <v:rect id="_x0000_i1192" style="width:0;height:1.5pt" o:hralign="center" o:hrstd="t" o:hr="t" fillcolor="#a0a0a0" stroked="f"/>
+          <v:rect id="_x0000_i1039" style="width:0;height:1.5pt" o:hralign="center" o:hrstd="t" o:hr="t" fillcolor="#a0a0a0" stroked="f"/>
         </w:pict>
       </w:r>
     </w:p>
@@ -6393,22 +6027,24 @@
     <w:p>
       <w:r>
         <w:pict w14:anchorId="78B50380">
-          <v:rect id="_x0000_i1194" style="width:0;height:1.5pt" o:hralign="center" o:hrstd="t" o:hr="t" fillcolor="#a0a0a0" stroked="f"/>
+          <v:rect id="_x0000_i1040" style="width:0;height:1.5pt" o:hralign="center" o:hrstd="t" o:hr="t" fillcolor="#a0a0a0" stroked="f"/>
         </w:pict>
       </w:r>
     </w:p>
-    <w:p>
-      <w:pPr>
-        <w:rPr>
-          <w:b/>
-          <w:bCs/>
-        </w:rPr>
-      </w:pPr>
-      <w:r>
-        <w:rPr>
-          <w:b/>
-          <w:bCs/>
-        </w:rPr>
+    <w:p/>
+    <w:p>
+      <w:pPr>
+        <w:rPr>
+          <w:b/>
+          <w:bCs/>
+        </w:rPr>
+      </w:pPr>
+      <w:r>
+        <w:rPr>
+          <w:b/>
+          <w:bCs/>
+        </w:rPr>
+        <w:lastRenderedPageBreak/>
         <w:t>Checklist Final</w:t>
       </w:r>
     </w:p>
@@ -6662,7 +6298,6 @@
         </w:rPr>
         <w:t xml:space="preserve">Um </w:t>
       </w:r>
-      <w:proofErr w:type="spellStart"/>
       <w:r>
         <w:rPr>
           <w:rFonts w:ascii="Calibri" w:hAnsi="Calibri" w:cs="Calibri"/>
@@ -6671,7 +6306,6 @@
         </w:rPr>
         <w:t>wireframe</w:t>
       </w:r>
-      <w:proofErr w:type="spellEnd"/>
       <w:r>
         <w:rPr>
           <w:rFonts w:ascii="Calibri" w:hAnsi="Calibri" w:cs="Calibri"/>
